--- a/downloads/student/ai-6-week-06.docx
+++ b/downloads/student/ai-6-week-06.docx
@@ -772,6 +772,16 @@
     <w:p>
       <w:r>
         <w:t>A narrowly scoped credential can still be misused within its scope; protect it and inspect permitted actions.</w:t>
+      </w:r>
+    </w:p>
+    <w:p>
+      <w:r>
+        <w:t>Read the labelled picture: Classify read S2, write S2 and read S5 as permitted or denied. Identify the operation or station mismatch for each denial, then reconsider after read S5 is added to trusted scope.</w:t>
+      </w:r>
+    </w:p>
+    <w:p>
+      <w:r>
+        <w:t>Change one thing: Add read S5 explicitly to the trusted scope. Predict the result before checking the explanation. What remains the same?</w:t>
       </w:r>
     </w:p>
     <w:p>
@@ -1870,6 +1880,187 @@
         <w:t>Attempt the independent case before hints. Record whether you worked alone, used a hint or followed a model. After feedback, fix the first unsupported step and explain why it changed. A later check uses a changed case, not a copied answer.</w:t>
       </w:r>
     </w:p>
+    <w:p>
+      <w:pPr>
+        <w:pStyle w:val="Heading1"/>
+      </w:pPr>
+      <w:r>
+        <w:t>15. Your lesson route</w:t>
+      </w:r>
+    </w:p>
+    <w:p>
+      <w:r>
+        <w:t>Start with this question: A narrowly scoped weather tool. A school bot holds a token allowing only reading station S2.</w:t>
+      </w:r>
+    </w:p>
+    <w:tbl>
+      <w:tblPr>
+        <w:tblStyle w:val="LightShading-Accent1"/>
+        <w:tblW w:type="auto" w:w="0"/>
+        <w:tblLook w:firstColumn="1" w:firstRow="1" w:lastColumn="0" w:lastRow="0" w:noHBand="0" w:noVBand="1" w:val="04A0"/>
+      </w:tblPr>
+      <w:tblGrid>
+        <w:gridCol w:w="5112"/>
+        <w:gridCol w:w="5112"/>
+      </w:tblGrid>
+      <w:tr>
+        <w:trPr>
+          <w:tblHeader/>
+        </w:trPr>
+        <w:tc>
+          <w:tcPr>
+            <w:tcW w:type="dxa" w:w="5112"/>
+          </w:tcPr>
+          <w:p>
+            <w:r>
+              <w:t>By the end, I can</w:t>
+            </w:r>
+          </w:p>
+        </w:tc>
+        <w:tc>
+          <w:tcPr>
+            <w:tcW w:type="dxa" w:w="5112"/>
+          </w:tcPr>
+          <w:p>
+            <w:r>
+              <w:t>How I will show it</w:t>
+            </w:r>
+          </w:p>
+        </w:tc>
+      </w:tr>
+      <w:tr>
+        <w:tc>
+          <w:tcPr>
+            <w:tcW w:type="dxa" w:w="5112"/>
+          </w:tcPr>
+          <w:p>
+            <w:r>
+              <w:t>Explain the mechanism and terminology of least privilege and tool scopes</w:t>
+            </w:r>
+          </w:p>
+        </w:tc>
+        <w:tc>
+          <w:tcPr>
+            <w:tcW w:type="dxa" w:w="5112"/>
+          </w:tcPr>
+          <w:p>
+            <w:r>
+              <w:t>Explain the deciding step, show a trace or test, and state one limit.</w:t>
+            </w:r>
+          </w:p>
+        </w:tc>
+      </w:tr>
+      <w:tr>
+        <w:tc>
+          <w:tcPr>
+            <w:tcW w:type="dxa" w:w="5112"/>
+          </w:tcPr>
+          <w:p>
+            <w:r>
+              <w:t>Apply the stated procedure to a new case with a traceable result</w:t>
+            </w:r>
+          </w:p>
+        </w:tc>
+        <w:tc>
+          <w:tcPr>
+            <w:tcW w:type="dxa" w:w="5112"/>
+          </w:tcPr>
+          <w:p>
+            <w:r>
+              <w:t>Explain the deciding step, show a trace or test, and state one limit.</w:t>
+            </w:r>
+          </w:p>
+        </w:tc>
+      </w:tr>
+      <w:tr>
+        <w:tc>
+          <w:tcPr>
+            <w:tcW w:type="dxa" w:w="5112"/>
+          </w:tcPr>
+          <w:p>
+            <w:r>
+              <w:t>Identify an assumption or limitation and design a revealing follow-up</w:t>
+            </w:r>
+          </w:p>
+        </w:tc>
+        <w:tc>
+          <w:tcPr>
+            <w:tcW w:type="dxa" w:w="5112"/>
+          </w:tcPr>
+          <w:p>
+            <w:r>
+              <w:t>Explain the deciding step, show a trace or test, and state one limit.</w:t>
+            </w:r>
+          </w:p>
+        </w:tc>
+      </w:tr>
+    </w:tbl>
+    <w:p>
+      <w:r>
+        <w:t>Remember → watch and explain → try with help → investigate → try independently → keep project evidence. Your teacher may spread this lesson across several classes.</w:t>
+      </w:r>
+    </w:p>
+    <w:p>
+      <w:r>
+        <w:t>Keep your first prediction. Compare it with what the evidence shows and explain any change.</w:t>
+      </w:r>
+    </w:p>
+    <w:p>
+      <w:pPr>
+        <w:pStyle w:val="Heading1"/>
+      </w:pPr>
+      <w:r>
+        <w:t>16. Finish and return</w:t>
+      </w:r>
+    </w:p>
+    <w:p>
+      <w:r>
+        <w:t>Close your notes. Explain this goal in your own words: Explain the mechanism and terminology of least privilege and tool scopes</w:t>
+      </w:r>
+    </w:p>
+    <w:p>
+      <w:pPr>
+        <w:pStyle w:val="Heading3"/>
+      </w:pPr>
+      <w:r>
+        <w:t>My deciding step, evidence and one remaining question</w:t>
+      </w:r>
+    </w:p>
+    <w:p>
+      <w:r>
+        <w:t>________________________________________________________________</w:t>
+      </w:r>
+    </w:p>
+    <w:p>
+      <w:r>
+        <w:t>________________________________________________________________</w:t>
+      </w:r>
+    </w:p>
+    <w:p>
+      <w:r>
+        <w:t>________________________________________________________________</w:t>
+      </w:r>
+    </w:p>
+    <w:p>
+      <w:r>
+        <w:t>________________________________________________________________</w:t>
+      </w:r>
+    </w:p>
+    <w:p>
+      <w:r>
+        <w:t>________________________________________________________________</w:t>
+      </w:r>
+    </w:p>
+    <w:p>
+      <w:r>
+        <w:t>If you are unsure, return to the worked picture and explain one arrow. If you are ready, change an input or assumption and justify your prediction.</w:t>
+      </w:r>
+    </w:p>
+    <w:p>
+      <w:r>
+        <w:t>Save your workbook evidence. At the next review, try a different case before opening your old answer.</w:t>
+      </w:r>
+    </w:p>
     <w:sectPr>
       <w:pgSz w:w="12240" w:h="15840"/>
       <w:pgMar w:top="936" w:right="1008" w:bottom="936" w:left="1008" w:header="720" w:footer="720" w:gutter="0"/>

--- a/downloads/student/ai-6-week-06.docx
+++ b/downloads/student/ai-6-week-06.docx
@@ -2061,6 +2061,197 @@
         <w:t>Save your workbook evidence. At the next review, try a different case before opening your old answer.</w:t>
       </w:r>
     </w:p>
+    <w:p>
+      <w:pPr>
+        <w:pStyle w:val="Heading1"/>
+      </w:pPr>
+      <w:r>
+        <w:t>17. Supported practice, repair and portfolio</w:t>
+      </w:r>
+    </w:p>
+    <w:p>
+      <w:r>
+        <w:t>Use this supported practice once, in the browser or on paper. Keep the reserved independent assessment for a separate first attempt before teacher feedback.</w:t>
+      </w:r>
+    </w:p>
+    <w:p>
+      <w:r>
+        <w:t>A narrowly scoped weather tool. A school bot holds a token allowing only reading station S2.</w:t>
+      </w:r>
+    </w:p>
+    <w:p>
+      <w:pPr>
+        <w:pStyle w:val="Heading3"/>
+      </w:pPr>
+      <w:r>
+        <w:t>Practice 1: explain the deciding evidence</w:t>
+      </w:r>
+    </w:p>
+    <w:p>
+      <w:r>
+        <w:t>Which labelled step matches this detail? Only read S2 may proceed.</w:t>
+      </w:r>
+    </w:p>
+    <w:p>
+      <w:r>
+        <w:t>1. Match scope</w:t>
+      </w:r>
+    </w:p>
+    <w:p>
+      <w:r>
+        <w:t>2. Run permitted call</w:t>
+      </w:r>
+    </w:p>
+    <w:p>
+      <w:r>
+        <w:t>3. Reject extra powers</w:t>
+      </w:r>
+    </w:p>
+    <w:p>
+      <w:pPr>
+        <w:pStyle w:val="Heading3"/>
+      </w:pPr>
+      <w:r>
+        <w:t>My selected conclusion, deciding fact and explanation</w:t>
+      </w:r>
+    </w:p>
+    <w:p>
+      <w:r>
+        <w:t>________________________________________________________________</w:t>
+      </w:r>
+    </w:p>
+    <w:p>
+      <w:r>
+        <w:t>________________________________________________________________</w:t>
+      </w:r>
+    </w:p>
+    <w:p>
+      <w:r>
+        <w:t>________________________________________________________________</w:t>
+      </w:r>
+    </w:p>
+    <w:p>
+      <w:r>
+        <w:t>________________________________________________________________</w:t>
+      </w:r>
+    </w:p>
+    <w:p>
+      <w:r>
+        <w:t>________________________________________________________________</w:t>
+      </w:r>
+    </w:p>
+    <w:p>
+      <w:r>
+        <w:t>Hint if needed: Read the steps in the pictorial case. Match the supplied detail to the stage that performs or records it.</w:t>
+      </w:r>
+    </w:p>
+    <w:p>
+      <w:r>
+        <w:t>After your attempt, compare with the supported explanation: Run permitted call Only read S2 may proceed. Least privilege limits a component to needed powers. Checking only the verb or only the object would leave a gap.</w:t>
+      </w:r>
+    </w:p>
+    <w:p>
+      <w:pPr>
+        <w:pStyle w:val="Heading3"/>
+      </w:pPr>
+      <w:r>
+        <w:t>Practice 2: explain the deciding evidence</w:t>
+      </w:r>
+    </w:p>
+    <w:p>
+      <w:r>
+        <w:t>Changed-case practice: Add read S5 explicitly to the trusted scope. Which conclusion is supported by the supplied facts?</w:t>
+      </w:r>
+    </w:p>
+    <w:p>
+      <w:r>
+        <w:t>1. This one example guarantees correct results for every future input.</w:t>
+      </w:r>
+    </w:p>
+    <w:p>
+      <w:r>
+        <w:t>2. We can decide the result without examining the changed input or the procedure.</w:t>
+      </w:r>
+    </w:p>
+    <w:p>
+      <w:r>
+        <w:t>3. Read S5 becomes permitted; write S2 remains denied.</w:t>
+      </w:r>
+    </w:p>
+    <w:p>
+      <w:pPr>
+        <w:pStyle w:val="Heading3"/>
+      </w:pPr>
+      <w:r>
+        <w:t>My selected conclusion, deciding fact and explanation</w:t>
+      </w:r>
+    </w:p>
+    <w:p>
+      <w:r>
+        <w:t>________________________________________________________________</w:t>
+      </w:r>
+    </w:p>
+    <w:p>
+      <w:r>
+        <w:t>________________________________________________________________</w:t>
+      </w:r>
+    </w:p>
+    <w:p>
+      <w:r>
+        <w:t>________________________________________________________________</w:t>
+      </w:r>
+    </w:p>
+    <w:p>
+      <w:r>
+        <w:t>________________________________________________________________</w:t>
+      </w:r>
+    </w:p>
+    <w:p>
+      <w:r>
+        <w:t>________________________________________________________________</w:t>
+      </w:r>
+    </w:p>
+    <w:p>
+      <w:r>
+        <w:t>Hint if needed: Use the changed condition and the deciding step in the pictorial trace. The answer must say what follows from those facts.</w:t>
+      </w:r>
+    </w:p>
+    <w:p>
+      <w:r>
+        <w:t>After your attempt, compare with the supported explanation: Read S5 becomes permitted; write S2 remains denied. Adding one station does not grant a write operation.</w:t>
+      </w:r>
+    </w:p>
+    <w:p>
+      <w:pPr>
+        <w:pStyle w:val="Heading3"/>
+      </w:pPr>
+      <w:r>
+        <w:t>Repair a missing building block</w:t>
+      </w:r>
+    </w:p>
+    <w:p>
+      <w:r>
+        <w:t>Review Authentication and authorisation (ai-6/5). Goal: Explain the mechanism and terminology of authentication and authorisation. Short practice: Explain why Jo’s valid volunteer login does not permit editing C. Which trusted role change allows the action, and why is a role written in the request insufficient?. Return to this week and explain what you changed.</w:t>
+      </w:r>
+    </w:p>
+    <w:p>
+      <w:r>
+        <w:t>Review Typed contracts and schemas (ai-6/3). Goal: Explain the mechanism and terminology of typed contracts and schemas. Short practice: Compare A’s count 4 with B’s count "4". Which record passes, which gate rejects B, and why does changing A’s count to -1 create a different failure?. Return to this week and explain what you changed.</w:t>
+      </w:r>
+    </w:p>
+    <w:p>
+      <w:pPr>
+        <w:pStyle w:val="Heading3"/>
+      </w:pPr>
+      <w:r>
+        <w:t>Keep your completed work</w:t>
+      </w:r>
+    </w:p>
+    <w:p>
+      <w:r>
+        <w:t>Use Download completed work in the hosted lesson to export your answers, reflections, practice feedback and code-run evidence. Open the HTML copy to read or print it. Drafts stay in this browser when storage is available; clear drafts on a shared device.</w:t>
+      </w:r>
+    </w:p>
     <w:sectPr>
       <w:pgSz w:w="12240" w:h="15840"/>
       <w:pgMar w:top="936" w:right="1008" w:bottom="936" w:left="1008" w:header="720" w:footer="720" w:gutter="0"/>

--- a/downloads/student/ai-6-week-06.docx
+++ b/downloads/student/ai-6-week-06.docx
@@ -42,6 +42,11 @@
       </w:r>
     </w:p>
     <w:p>
+      <w:r>
+        <w:t>Start with the target: Explain the mechanism and terminology of least privilege and tool scopes. Try the recall before opening notes.</w:t>
+      </w:r>
+    </w:p>
+    <w:p>
       <w:pPr>
         <w:pStyle w:val="Heading3"/>
       </w:pPr>
@@ -50,17 +55,59 @@
       </w:r>
     </w:p>
     <w:p>
-      <w:r>
-        <w:t>I can explain the mechanism and terminology of least privilege and tool scopes.</w:t>
-      </w:r>
-    </w:p>
-    <w:p>
-      <w:r>
+      <w:pPr>
+        <w:spacing w:line="336" w:lineRule="auto" w:after="180"/>
+      </w:pPr>
+      <w:r>
+        <w:rPr>
+          <w:b w:val="0"/>
+        </w:rPr>
+        <w:t xml:space="preserve">I can explain the </w:t>
+      </w:r>
+      <w:r>
+        <w:rPr>
+          <w:b/>
+        </w:rPr>
+        <w:t>mechanism</w:t>
+      </w:r>
+      <w:r>
+        <w:rPr>
+          <w:b w:val="0"/>
+        </w:rPr>
+        <w:t xml:space="preserve"> and terminology of </w:t>
+      </w:r>
+      <w:r>
+        <w:rPr>
+          <w:b/>
+        </w:rPr>
+        <w:t>least privilege</w:t>
+      </w:r>
+      <w:r>
+        <w:rPr>
+          <w:b w:val="0"/>
+        </w:rPr>
+        <w:t xml:space="preserve"> and tool scopes.</w:t>
+      </w:r>
+    </w:p>
+    <w:p>
+      <w:pPr>
+        <w:spacing w:line="336" w:lineRule="auto" w:after="180"/>
+      </w:pPr>
+      <w:r>
+        <w:rPr>
+          <w:b w:val="0"/>
+        </w:rPr>
         <w:t>I can apply the stated procedure to a new case with a traceable result.</w:t>
       </w:r>
     </w:p>
     <w:p>
-      <w:r>
+      <w:pPr>
+        <w:spacing w:line="336" w:lineRule="auto" w:after="180"/>
+      </w:pPr>
+      <w:r>
+        <w:rPr>
+          <w:b w:val="0"/>
+        </w:rPr>
         <w:t>I can identify an assumption or limitation and design a revealing follow-up.</w:t>
       </w:r>
     </w:p>
@@ -73,42 +120,126 @@
       </w:r>
     </w:p>
     <w:p>
-      <w:r>
+      <w:pPr>
+        <w:spacing w:line="336" w:lineRule="auto" w:after="180"/>
+      </w:pPr>
+      <w:r>
+        <w:rPr>
+          <w:b w:val="0"/>
+        </w:rPr>
         <w:t>Close your notes first. A rough first answer helps us choose the right starting point; it is not a score for your ability.</w:t>
       </w:r>
     </w:p>
     <w:p>
-      <w:r>
+      <w:pPr>
+        <w:spacing w:line="336" w:lineRule="auto" w:after="180"/>
+      </w:pPr>
+      <w:r>
+        <w:rPr>
+          <w:b w:val="0"/>
+        </w:rPr>
         <w:t>Without opening the old lesson, explain one key idea from Authentication and authorisation. Give an example and a mistake that the idea helps you avoid.</w:t>
       </w:r>
     </w:p>
     <w:p>
-      <w:r>
+      <w:pPr>
+        <w:spacing w:line="336" w:lineRule="auto" w:after="180"/>
+      </w:pPr>
+      <w:r>
+        <w:rPr>
+          <w:b w:val="0"/>
+        </w:rPr>
         <w:t>Without opening the old lesson, explain one key idea from Typed contracts and schemas. Give an example and a mistake that the idea helps you avoid.</w:t>
       </w:r>
     </w:p>
     <w:p>
-      <w:r>
-        <w:t>After trying, check the relevant lesson or ask your teacher. Change the part of your explanation that the evidence shows was wrong.</w:t>
-      </w:r>
-    </w:p>
-    <w:p>
-      <w:r>
+      <w:pPr>
+        <w:spacing w:line="336" w:lineRule="auto" w:after="180"/>
+      </w:pPr>
+      <w:r>
+        <w:rPr>
+          <w:b w:val="0"/>
+        </w:rPr>
+        <w:t xml:space="preserve">After trying, check the relevant lesson or ask your teacher. Change the part of your explanation that the </w:t>
+      </w:r>
+      <w:r>
+        <w:rPr>
+          <w:b/>
+        </w:rPr>
+        <w:t>evidence</w:t>
+      </w:r>
+      <w:r>
+        <w:rPr>
+          <w:b w:val="0"/>
+        </w:rPr>
+        <w:t xml:space="preserve"> shows was wrong.</w:t>
+      </w:r>
+    </w:p>
+    <w:p>
+      <w:pPr>
+        <w:spacing w:line="336" w:lineRule="auto" w:after="180"/>
+      </w:pPr>
+      <w:r>
+        <w:rPr>
+          <w:b w:val="0"/>
+        </w:rPr>
         <w:t>This week you will practise:</w:t>
       </w:r>
     </w:p>
     <w:p>
-      <w:r>
-        <w:t>Explain the mechanism and terminology of least privilege and tool scopes</w:t>
-      </w:r>
-    </w:p>
-    <w:p>
-      <w:r>
+      <w:pPr>
+        <w:spacing w:line="336" w:lineRule="auto" w:after="180"/>
+      </w:pPr>
+      <w:r>
+        <w:rPr>
+          <w:b w:val="0"/>
+        </w:rPr>
+        <w:t xml:space="preserve">Explain the </w:t>
+      </w:r>
+      <w:r>
+        <w:rPr>
+          <w:b/>
+        </w:rPr>
+        <w:t>mechanism</w:t>
+      </w:r>
+      <w:r>
+        <w:rPr>
+          <w:b w:val="0"/>
+        </w:rPr>
+        <w:t xml:space="preserve"> and terminology of </w:t>
+      </w:r>
+      <w:r>
+        <w:rPr>
+          <w:b/>
+        </w:rPr>
+        <w:t>least privilege</w:t>
+      </w:r>
+      <w:r>
+        <w:rPr>
+          <w:b w:val="0"/>
+        </w:rPr>
+        <w:t xml:space="preserve"> and tool scopes</w:t>
+      </w:r>
+    </w:p>
+    <w:p>
+      <w:pPr>
+        <w:spacing w:line="336" w:lineRule="auto" w:after="180"/>
+      </w:pPr>
+      <w:r>
+        <w:rPr>
+          <w:b w:val="0"/>
+        </w:rPr>
         <w:t>Apply the stated procedure to a new case with a traceable result</w:t>
       </w:r>
     </w:p>
     <w:p>
-      <w:r>
+      <w:pPr>
+        <w:spacing w:line="336" w:lineRule="auto" w:after="180"/>
+      </w:pPr>
+      <w:r>
+        <w:rPr>
+          <w:b w:val="0"/>
+        </w:rPr>
         <w:t>Identify an assumption or limitation and design a revealing follow-up</w:t>
       </w:r>
     </w:p>
@@ -121,8 +252,38 @@
       </w:r>
     </w:p>
     <w:p>
-      <w:r>
-        <w:t>Recall Authentication and authorisation. Explain why a recorded result needs its input conditions and evidence source before it can support a claim.</w:t>
+      <w:pPr>
+        <w:spacing w:line="336" w:lineRule="auto" w:after="180"/>
+      </w:pPr>
+      <w:r>
+        <w:rPr>
+          <w:b w:val="0"/>
+        </w:rPr>
+        <w:t xml:space="preserve">Recall Authentication and authorisation. Explain why a recorded result needs its </w:t>
+      </w:r>
+      <w:r>
+        <w:rPr>
+          <w:b/>
+        </w:rPr>
+        <w:t>input</w:t>
+      </w:r>
+      <w:r>
+        <w:rPr>
+          <w:b w:val="0"/>
+        </w:rPr>
+        <w:t xml:space="preserve"> conditions and </w:t>
+      </w:r>
+      <w:r>
+        <w:rPr>
+          <w:b/>
+        </w:rPr>
+        <w:t>evidence</w:t>
+      </w:r>
+      <w:r>
+        <w:rPr>
+          <w:b w:val="0"/>
+        </w:rPr>
+        <w:t xml:space="preserve"> source before it can support a claim.</w:t>
       </w:r>
     </w:p>
     <w:p>
@@ -157,8 +318,26 @@
       </w:r>
     </w:p>
     <w:p>
-      <w:r>
-        <w:t>Explain least privilege and tool scopes using the deciding step in this fictional service.</w:t>
+      <w:pPr>
+        <w:spacing w:line="336" w:lineRule="auto" w:after="180"/>
+      </w:pPr>
+      <w:r>
+        <w:rPr>
+          <w:b w:val="0"/>
+        </w:rPr>
+        <w:t xml:space="preserve">Explain </w:t>
+      </w:r>
+      <w:r>
+        <w:rPr>
+          <w:b/>
+        </w:rPr>
+        <w:t>least privilege</w:t>
+      </w:r>
+      <w:r>
+        <w:rPr>
+          <w:b w:val="0"/>
+        </w:rPr>
+        <w:t xml:space="preserve"> and tool scopes using the deciding step in this fictional service.</w:t>
       </w:r>
     </w:p>
     <w:p>
@@ -171,12 +350,46 @@
     </w:p>
     <w:p>
       <w:r>
-        <w:t>Least privilege grants only capabilities required by the task. Tool access should include resource and operation scope, not merely a broad tool name.</w:t>
-      </w:r>
-    </w:p>
-    <w:p>
-      <w:r>
-        <w:t>Begin by writing the question the procedure is intended to answer. Identify the information already supplied, the information it will produce and the information still missing. These are constructed classroom examples; they do not require live accounts, private records or an external service. Do not treat a plausible explanation as a measured outcome.</w:t>
+        <w:t>Investigate the supplied Least privilege and tool scopes case. Separate observations, given facts and assumptions before choosing an explanation.</w:t>
+      </w:r>
+    </w:p>
+    <w:p>
+      <w:pPr>
+        <w:spacing w:line="336" w:lineRule="auto" w:after="180"/>
+      </w:pPr>
+      <w:r>
+        <w:rPr>
+          <w:b/>
+        </w:rPr>
+        <w:t>Least privilege</w:t>
+      </w:r>
+      <w:r>
+        <w:rPr>
+          <w:b w:val="0"/>
+        </w:rPr>
+        <w:t xml:space="preserve"> grants only capabilities required by the task. Tool access should include resource and operation scope, not merely a broad tool name.</w:t>
+      </w:r>
+    </w:p>
+    <w:p>
+      <w:pPr>
+        <w:spacing w:line="336" w:lineRule="auto" w:after="180"/>
+      </w:pPr>
+      <w:r>
+        <w:rPr>
+          <w:b w:val="0"/>
+        </w:rPr>
+        <w:t>Begin by writing the question the procedure is intended to answer. Identify the information already supplied, the information it will produce and the information still missing.</w:t>
+      </w:r>
+    </w:p>
+    <w:p>
+      <w:pPr>
+        <w:spacing w:line="336" w:lineRule="auto" w:after="180"/>
+      </w:pPr>
+      <w:r>
+        <w:rPr>
+          <w:b w:val="0"/>
+        </w:rPr>
+        <w:t>These are constructed classroom examples; they do not require live accounts, private records or an external service. Do not treat a plausible explanation as a measured outcome.</w:t>
       </w:r>
     </w:p>
     <w:p>
@@ -212,6 +425,17 @@
     </w:p>
     <w:p>
       <w:r>
+        <w:t>Follow the mechanism for Least privilege and tool scopes. Connect each labelled input, deciding step and result.</w:t>
+      </w:r>
+    </w:p>
+    <w:p>
+      <w:pPr>
+        <w:spacing w:line="336" w:lineRule="auto" w:after="180"/>
+      </w:pPr>
+      <w:r>
+        <w:rPr>
+          <w:b w:val="0"/>
+        </w:rPr>
         <w:t>A reporting assistant may lookup public rooms but may not write records, send messages or read teacher notes. Check actor, operation and resource before executing a proposed call.</w:t>
       </w:r>
     </w:p>
@@ -308,8 +532,49 @@
       </w:r>
     </w:p>
     <w:p>
-      <w:r>
-        <w:t>Before applying the procedure, write its units, denominator or decision boundary where relevant. A partner should be able to repeat each step using the same inputs. If a required input is absent or violates the stated contract, record that condition explicitly instead of quietly replacing it with a convenient value.</w:t>
+      <w:pPr>
+        <w:spacing w:line="336" w:lineRule="auto" w:after="180"/>
+      </w:pPr>
+      <w:r>
+        <w:rPr>
+          <w:b w:val="0"/>
+        </w:rPr>
+        <w:t xml:space="preserve">Before applying the procedure, write its units, denominator or decision boundary where relevant. A partner should be able to repeat each step using the same </w:t>
+      </w:r>
+      <w:r>
+        <w:rPr>
+          <w:b/>
+        </w:rPr>
+        <w:t>input</w:t>
+      </w:r>
+      <w:r>
+        <w:rPr>
+          <w:b w:val="0"/>
+        </w:rPr>
+        <w:t>s.</w:t>
+      </w:r>
+    </w:p>
+    <w:p>
+      <w:pPr>
+        <w:spacing w:line="336" w:lineRule="auto" w:after="180"/>
+      </w:pPr>
+      <w:r>
+        <w:rPr>
+          <w:b w:val="0"/>
+        </w:rPr>
+        <w:t xml:space="preserve">If a required </w:t>
+      </w:r>
+      <w:r>
+        <w:rPr>
+          <w:b/>
+        </w:rPr>
+        <w:t>input</w:t>
+      </w:r>
+      <w:r>
+        <w:rPr>
+          <w:b w:val="0"/>
+        </w:rPr>
+        <w:t xml:space="preserve"> is absent or violates the stated contract, record that condition explicitly instead of quietly replacing it with a convenient value.</w:t>
       </w:r>
     </w:p>
     <w:p>
@@ -321,8 +586,26 @@
       </w:r>
     </w:p>
     <w:p>
-      <w:r>
-        <w:t>Point to the input, the deciding step and the result in this week’s visual. Explain the same step in ordinary words. A picture helps when you can say what each part represents.</w:t>
+      <w:pPr>
+        <w:spacing w:line="336" w:lineRule="auto" w:after="180"/>
+      </w:pPr>
+      <w:r>
+        <w:rPr>
+          <w:b w:val="0"/>
+        </w:rPr>
+        <w:t xml:space="preserve">Point to the </w:t>
+      </w:r>
+      <w:r>
+        <w:rPr>
+          <w:b/>
+        </w:rPr>
+        <w:t>input</w:t>
+      </w:r>
+      <w:r>
+        <w:rPr>
+          <w:b w:val="0"/>
+        </w:rPr>
+        <w:t>, the deciding step and the result in this week’s visual. Explain the same step in ordinary words. A picture helps when you can say what each part represents.</w:t>
       </w:r>
     </w:p>
     <w:p>
@@ -334,6 +617,11 @@
       </w:r>
     </w:p>
     <w:p>
+      <w:r>
+        <w:t>Compare the supplied cases for Least privilege and tool scopes. Identify the detail that changes the conclusion.</w:t>
+      </w:r>
+    </w:p>
+    <w:p>
       <w:pPr>
         <w:pStyle w:val="Heading3"/>
       </w:pPr>
@@ -342,7 +630,13 @@
       </w:r>
     </w:p>
     <w:p>
-      <w:r>
+      <w:pPr>
+        <w:spacing w:line="336" w:lineRule="auto" w:after="180"/>
+      </w:pPr>
+      <w:r>
+        <w:rPr>
+          <w:b w:val="0"/>
+        </w:rPr>
         <w:t>Tool token permits lookup(public-room). A proposed call writes teacher notes. Show the intermediate steps and give the conclusion with its scope.</w:t>
       </w:r>
     </w:p>
@@ -388,17 +682,68 @@
       </w:r>
     </w:p>
     <w:p>
-      <w:r>
+      <w:pPr>
+        <w:pStyle w:val="Heading3"/>
+      </w:pPr>
+      <w:r>
+        <w:t>Change one thing</w:t>
+      </w:r>
+    </w:p>
+    <w:p>
+      <w:pPr>
+        <w:spacing w:line="336" w:lineRule="auto" w:after="180"/>
+        <w:shd w:fill="F5F1FB"/>
+      </w:pPr>
+      <w:r>
+        <w:rPr>
+          <w:b w:val="0"/>
+        </w:rPr>
         <w:t>Change: Add read S5 explicitly to the trusted scope.</w:t>
       </w:r>
     </w:p>
     <w:p>
-      <w:r>
-        <w:t>Prediction: Read S5 becomes permitted; write S2 remains denied.</w:t>
-      </w:r>
-    </w:p>
-    <w:p>
-      <w:r>
+      <w:pPr>
+        <w:pStyle w:val="Heading3"/>
+      </w:pPr>
+      <w:r>
+        <w:t>Predicted result</w:t>
+      </w:r>
+    </w:p>
+    <w:p>
+      <w:pPr>
+        <w:spacing w:line="336" w:lineRule="auto" w:after="180"/>
+        <w:shd w:fill="F1F6FC"/>
+      </w:pPr>
+      <w:r>
+        <w:rPr>
+          <w:b/>
+        </w:rPr>
+        <w:t>Prediction</w:t>
+      </w:r>
+      <w:r>
+        <w:rPr>
+          <w:b w:val="0"/>
+        </w:rPr>
+        <w:t>: Read S5 becomes permitted; write S2 remains denied.</w:t>
+      </w:r>
+    </w:p>
+    <w:p>
+      <w:pPr>
+        <w:pStyle w:val="Heading3"/>
+      </w:pPr>
+      <w:r>
+        <w:t>Why the result follows</w:t>
+      </w:r>
+    </w:p>
+    <w:p>
+      <w:pPr>
+        <w:spacing w:line="336" w:lineRule="auto" w:after="180"/>
+        <w:shd w:fill="F1F6FC"/>
+      </w:pPr>
+      <w:r>
+        <w:rPr>
+          <w:b w:val="0"/>
+        </w:rPr>
         <w:t>Reason: Adding one station does not grant a write operation.</w:t>
       </w:r>
     </w:p>
@@ -408,6 +753,11 @@
       </w:pPr>
       <w:r>
         <w:t>05. Words that unlock the idea</w:t>
+      </w:r>
+    </w:p>
+    <w:p>
+      <w:r>
+        <w:t>Use the vocabulary of Least privilege and tool scopes to explain a concrete decision, rather than only memorising definitions.</w:t>
       </w:r>
     </w:p>
     <w:tbl>
@@ -545,29 +895,115 @@
     </w:p>
     <w:p>
       <w:r>
+        <w:t>Follow the worked trace for Least privilege and tool scopes, predict a step, then compare with its explanation.</w:t>
+      </w:r>
+    </w:p>
+    <w:p>
+      <w:pPr>
+        <w:spacing w:line="336" w:lineRule="auto" w:after="180"/>
+      </w:pPr>
+      <w:r>
+        <w:rPr>
+          <w:b w:val="0"/>
+        </w:rPr>
         <w:t>Tool token permits lookup(public-room). A proposed call writes teacher notes.</w:t>
       </w:r>
     </w:p>
     <w:p>
-      <w:r>
+      <w:pPr>
+        <w:spacing w:line="336" w:lineRule="auto" w:after="180"/>
+      </w:pPr>
+      <w:r>
+        <w:rPr>
+          <w:b w:val="0"/>
+        </w:rPr>
         <w:t>Both operation and resource exceed scope; deny before execution, regardless of generated confidence.</w:t>
       </w:r>
     </w:p>
     <w:p>
-      <w:r>
-        <w:t>Compare the intermediate evidence with the final statement. Explain why each number or decision follows from the stated inputs. The conclusion belongs to this scenario and procedure; changing the inputs, evaluation population or authority can change what it establishes. Retain the raw record so a later revision can be compared honestly.</w:t>
-      </w:r>
-    </w:p>
-    <w:p>
       <w:pPr>
         <w:pStyle w:val="Heading3"/>
       </w:pPr>
       <w:r>
+        <w:t>Worked explanation · Least privilege and tool scopes</w:t>
+      </w:r>
+    </w:p>
+    <w:p>
+      <w:pPr>
+        <w:spacing w:line="336" w:lineRule="auto" w:after="180"/>
+        <w:shd w:fill="F1F6FC"/>
+      </w:pPr>
+      <w:r>
+        <w:rPr>
+          <w:b w:val="0"/>
+        </w:rPr>
+        <w:t xml:space="preserve">Compare the intermediate </w:t>
+      </w:r>
+      <w:r>
+        <w:rPr>
+          <w:b/>
+        </w:rPr>
+        <w:t>evidence</w:t>
+      </w:r>
+      <w:r>
+        <w:rPr>
+          <w:b w:val="0"/>
+        </w:rPr>
+        <w:t xml:space="preserve"> with the final statement. Explain why each number or decision follows from the stated </w:t>
+      </w:r>
+      <w:r>
+        <w:rPr>
+          <w:b/>
+        </w:rPr>
+        <w:t>input</w:t>
+      </w:r>
+      <w:r>
+        <w:rPr>
+          <w:b w:val="0"/>
+        </w:rPr>
+        <w:t>s.</w:t>
+      </w:r>
+    </w:p>
+    <w:p>
+      <w:pPr>
+        <w:spacing w:line="336" w:lineRule="auto" w:after="180"/>
+        <w:shd w:fill="F1F6FC"/>
+      </w:pPr>
+      <w:r>
+        <w:rPr>
+          <w:b w:val="0"/>
+        </w:rPr>
+        <w:t xml:space="preserve">The conclusion belongs to this scenario and procedure; changing the </w:t>
+      </w:r>
+      <w:r>
+        <w:rPr>
+          <w:b/>
+        </w:rPr>
+        <w:t>input</w:t>
+      </w:r>
+      <w:r>
+        <w:rPr>
+          <w:b w:val="0"/>
+        </w:rPr>
+        <w:t>s, evaluation population or authority can change what it establishes. Retain the raw record so a later revision can be compared honestly.</w:t>
+      </w:r>
+    </w:p>
+    <w:p>
+      <w:pPr>
+        <w:pStyle w:val="Heading3"/>
+      </w:pPr>
+      <w:r>
         <w:t>Learn from the worked case</w:t>
       </w:r>
     </w:p>
     <w:p>
-      <w:r>
+      <w:pPr>
+        <w:spacing w:line="336" w:lineRule="auto" w:after="180"/>
+      </w:pPr>
+      <w:r>
+        <w:rPr>
+          <w:b w:val="0"/>
+        </w:rPr>
         <w:t>Cover the result before checking it. Say what is given, choose the procedure, and follow one step at a time. Then uncover the result and explain your first mismatch. Ask why a step is allowed, not only what number it produces.</w:t>
       </w:r>
     </w:p>
@@ -580,7 +1016,13 @@
       </w:r>
     </w:p>
     <w:p>
-      <w:r>
+      <w:pPr>
+        <w:spacing w:line="336" w:lineRule="auto" w:after="180"/>
+      </w:pPr>
+      <w:r>
+        <w:rPr>
+          <w:b w:val="0"/>
+        </w:rPr>
         <w:t>A narrowly scoped weather tool. A school bot holds a token allowing only reading station S2.</w:t>
       </w:r>
     </w:p>
@@ -593,7 +1035,22 @@
       </w:r>
     </w:p>
     <w:p>
-      <w:r>
+      <w:pPr>
+        <w:pStyle w:val="Heading3"/>
+      </w:pPr>
+      <w:r>
+        <w:t>Supplied facts</w:t>
+      </w:r>
+    </w:p>
+    <w:p>
+      <w:pPr>
+        <w:spacing w:line="336" w:lineRule="auto" w:after="180"/>
+        <w:shd w:fill="F1F6FC"/>
+      </w:pPr>
+      <w:r>
+        <w:rPr>
+          <w:b w:val="0"/>
+        </w:rPr>
         <w:t>Requested calls: read S2, write S2, read S5. Trusted scope is read on S2 only.</w:t>
       </w:r>
     </w:p>
@@ -757,30 +1214,96 @@
       </w:r>
     </w:p>
     <w:p>
-      <w:r>
-        <w:t>Least privilege limits a component to needed powers. Checking only the verb or only the object would leave a gap.</w:t>
-      </w:r>
-    </w:p>
-    <w:p>
       <w:pPr>
         <w:pStyle w:val="Heading3"/>
       </w:pPr>
       <w:r>
+        <w:t>Why the result follows</w:t>
+      </w:r>
+    </w:p>
+    <w:p>
+      <w:pPr>
+        <w:spacing w:line="336" w:lineRule="auto" w:after="180"/>
+        <w:shd w:fill="F1F6FC"/>
+      </w:pPr>
+      <w:r>
+        <w:rPr>
+          <w:b/>
+        </w:rPr>
+        <w:t>Least privilege</w:t>
+      </w:r>
+      <w:r>
+        <w:rPr>
+          <w:b w:val="0"/>
+        </w:rPr>
+        <w:t xml:space="preserve"> limits a component to needed powers. Checking only the verb or only the object would leave a gap.</w:t>
+      </w:r>
+    </w:p>
+    <w:p>
+      <w:pPr>
+        <w:pStyle w:val="Heading3"/>
+      </w:pPr>
+      <w:r>
         <w:t>What this example does not establish</w:t>
       </w:r>
     </w:p>
     <w:p>
-      <w:r>
+      <w:pPr>
+        <w:pStyle w:val="Heading3"/>
+      </w:pPr>
+      <w:r>
+        <w:t>Keep the stated limit</w:t>
+      </w:r>
+    </w:p>
+    <w:p>
+      <w:pPr>
+        <w:spacing w:line="336" w:lineRule="auto" w:after="180"/>
+        <w:shd w:fill="FFF5E6"/>
+      </w:pPr>
+      <w:r>
+        <w:rPr>
+          <w:b w:val="0"/>
+        </w:rPr>
         <w:t>A narrowly scoped credential can still be misused within its scope; protect it and inspect permitted actions.</w:t>
       </w:r>
     </w:p>
     <w:p>
-      <w:r>
+      <w:pPr>
+        <w:pStyle w:val="Heading3"/>
+      </w:pPr>
+      <w:r>
+        <w:t>Keep the stated limit</w:t>
+      </w:r>
+    </w:p>
+    <w:p>
+      <w:pPr>
+        <w:spacing w:line="336" w:lineRule="auto" w:after="180"/>
+        <w:shd w:fill="FFF5E6"/>
+      </w:pPr>
+      <w:r>
+        <w:rPr>
+          <w:b w:val="0"/>
+        </w:rPr>
         <w:t>Read the labelled picture: Classify read S2, write S2 and read S5 as permitted or denied. Identify the operation or station mismatch for each denial, then reconsider after read S5 is added to trusted scope.</w:t>
       </w:r>
     </w:p>
     <w:p>
-      <w:r>
+      <w:pPr>
+        <w:pStyle w:val="Heading3"/>
+      </w:pPr>
+      <w:r>
+        <w:t>Keep the stated limit</w:t>
+      </w:r>
+    </w:p>
+    <w:p>
+      <w:pPr>
+        <w:spacing w:line="336" w:lineRule="auto" w:after="180"/>
+        <w:shd w:fill="FFF5E6"/>
+      </w:pPr>
+      <w:r>
+        <w:rPr>
+          <w:b w:val="0"/>
+        </w:rPr>
         <w:t>Change one thing: Add read S5 explicitly to the trusted scope. Predict the result before checking the explanation. What remains the same?</w:t>
       </w:r>
     </w:p>
@@ -794,19 +1317,69 @@
     </w:p>
     <w:p>
       <w:r>
+        <w:t>Find the unsupported step in the Least privilege and tool scopes claim and explain a repair using the supplied evidence.</w:t>
+      </w:r>
+    </w:p>
+    <w:p>
+      <w:pPr>
+        <w:spacing w:line="336" w:lineRule="auto" w:after="180"/>
+      </w:pPr>
+      <w:r>
+        <w:rPr>
+          <w:b w:val="0"/>
+        </w:rPr>
         <w:t>A generated plan cannot expand the token or actor scope.</w:t>
       </w:r>
     </w:p>
     <w:p>
-      <w:r>
-        <w:t>A useful check asks what would make the reasoning fail. Distinguish a failure to execute the declared procedure from a weakness in the procedure itself. The first may require a correction; the second requires an explicitly revised method and new evidence. Preserve unsuccessful cases so an improved result cannot hide the original problem.</w:t>
-      </w:r>
-    </w:p>
-    <w:p>
       <w:pPr>
         <w:pStyle w:val="Heading3"/>
       </w:pPr>
       <w:r>
+        <w:t>Check the claim against the facts</w:t>
+      </w:r>
+    </w:p>
+    <w:p>
+      <w:pPr>
+        <w:spacing w:line="336" w:lineRule="auto" w:after="180"/>
+        <w:shd w:fill="FFF5E6"/>
+      </w:pPr>
+      <w:r>
+        <w:rPr>
+          <w:b w:val="0"/>
+        </w:rPr>
+        <w:t>A useful check asks what would make the reasoning fail. Distinguish a failure to execute the declared procedure from a weakness in the procedure itself.</w:t>
+      </w:r>
+    </w:p>
+    <w:p>
+      <w:pPr>
+        <w:spacing w:line="336" w:lineRule="auto" w:after="180"/>
+        <w:shd w:fill="FFF5E6"/>
+      </w:pPr>
+      <w:r>
+        <w:rPr>
+          <w:b w:val="0"/>
+        </w:rPr>
+        <w:t xml:space="preserve">The first may require a correction; the second requires an explicitly revised method and new </w:t>
+      </w:r>
+      <w:r>
+        <w:rPr>
+          <w:b/>
+        </w:rPr>
+        <w:t>evidence</w:t>
+      </w:r>
+      <w:r>
+        <w:rPr>
+          <w:b w:val="0"/>
+        </w:rPr>
+        <w:t>. Preserve unsuccessful cases so an improved result cannot hide the original problem.</w:t>
+      </w:r>
+    </w:p>
+    <w:p>
+      <w:pPr>
+        <w:pStyle w:val="Heading3"/>
+      </w:pPr>
+      <w:r>
         <w:t>Guided: restate the worked result, then name the assumption or limitation that prevents a broader conclusion.</w:t>
       </w:r>
     </w:p>
@@ -844,7 +1417,13 @@
       </w:r>
     </w:p>
     <w:p>
-      <w:r>
+      <w:pPr>
+        <w:spacing w:line="336" w:lineRule="auto" w:after="180"/>
+      </w:pPr>
+      <w:r>
+        <w:rPr>
+          <w:b w:val="0"/>
+        </w:rPr>
         <w:t>A report omits this qualification: A generated plan cannot expand the token or actor scope. Explain how omitting it could change a reader's interpretation, and write an accurate replacement.</w:t>
       </w:r>
     </w:p>
@@ -896,7 +1475,54 @@
     </w:p>
     <w:p>
       <w:r>
-        <w:t>Explain the weekly mechanism in your own words. Use the worked scenario to name its input, decision rule and output.</w:t>
+        <w:t>Practise Least privilege and tool scopes with support, then explain the deciding step in your own words.</w:t>
+      </w:r>
+    </w:p>
+    <w:p>
+      <w:pPr>
+        <w:spacing w:line="336" w:lineRule="auto" w:after="180"/>
+      </w:pPr>
+      <w:r>
+        <w:rPr>
+          <w:b w:val="0"/>
+        </w:rPr>
+        <w:t xml:space="preserve">Explain the weekly </w:t>
+      </w:r>
+      <w:r>
+        <w:rPr>
+          <w:b/>
+        </w:rPr>
+        <w:t>mechanism</w:t>
+      </w:r>
+      <w:r>
+        <w:rPr>
+          <w:b w:val="0"/>
+        </w:rPr>
+        <w:t xml:space="preserve"> in your own words. Use the worked scenario to name its </w:t>
+      </w:r>
+      <w:r>
+        <w:rPr>
+          <w:b/>
+        </w:rPr>
+        <w:t>input</w:t>
+      </w:r>
+      <w:r>
+        <w:rPr>
+          <w:b w:val="0"/>
+        </w:rPr>
+        <w:t xml:space="preserve">, decision rule and </w:t>
+      </w:r>
+      <w:r>
+        <w:rPr>
+          <w:b/>
+        </w:rPr>
+        <w:t>output</w:t>
+      </w:r>
+      <w:r>
+        <w:rPr>
+          <w:b w:val="0"/>
+        </w:rPr>
+        <w:t>.</w:t>
       </w:r>
     </w:p>
     <w:p>
@@ -969,8 +1595,38 @@
       </w:r>
     </w:p>
     <w:p>
-      <w:r>
-        <w:t>Use workbook W2 for the connected example “Least privilege and tool scopes”. First fill the input and rule boxes. Try the middle steps before asking for a hint. After a hint, try the next step yourself.</w:t>
+      <w:pPr>
+        <w:spacing w:line="336" w:lineRule="auto" w:after="180"/>
+      </w:pPr>
+      <w:r>
+        <w:rPr>
+          <w:b w:val="0"/>
+        </w:rPr>
+        <w:t>Use workbook W2 for the connected example “</w:t>
+      </w:r>
+      <w:r>
+        <w:rPr>
+          <w:b/>
+        </w:rPr>
+        <w:t>Least privilege</w:t>
+      </w:r>
+      <w:r>
+        <w:rPr>
+          <w:b w:val="0"/>
+        </w:rPr>
+        <w:t xml:space="preserve"> and tool scopes”. First fill the </w:t>
+      </w:r>
+      <w:r>
+        <w:rPr>
+          <w:b/>
+        </w:rPr>
+        <w:t>input</w:t>
+      </w:r>
+      <w:r>
+        <w:rPr>
+          <w:b w:val="0"/>
+        </w:rPr>
+        <w:t xml:space="preserve"> and rule boxes. Try the middle steps before asking for a hint. After a hint, try the next step yourself.</w:t>
       </w:r>
     </w:p>
     <w:tbl>
@@ -1053,7 +1709,13 @@
       </w:tr>
     </w:tbl>
     <w:p>
-      <w:r>
+      <w:pPr>
+        <w:spacing w:line="336" w:lineRule="auto" w:after="180"/>
+      </w:pPr>
+      <w:r>
+        <w:rPr>
+          <w:b w:val="0"/>
+        </w:rPr>
         <w:t>Explain your trace to a partner. Your partner points to one step to check. Swap roles on the next case. Each person writes their own explanation.</w:t>
       </w:r>
     </w:p>
@@ -1066,12 +1728,47 @@
       </w:r>
     </w:p>
     <w:p>
-      <w:r>
-        <w:t>Use the worked case for Least privilege and tool scopes. Proposed explanation: “The worked result establishes every future case”. Decide whether this explanation is supported. Point to the step or supplied fact that decides; explain your repair if needed.</w:t>
-      </w:r>
-    </w:p>
-    <w:p>
-      <w:r>
+      <w:pPr>
+        <w:spacing w:line="336" w:lineRule="auto" w:after="180"/>
+      </w:pPr>
+      <w:r>
+        <w:rPr>
+          <w:b w:val="0"/>
+        </w:rPr>
+        <w:t xml:space="preserve">Use the worked case for </w:t>
+      </w:r>
+      <w:r>
+        <w:rPr>
+          <w:b/>
+        </w:rPr>
+        <w:t>Least privilege</w:t>
+      </w:r>
+      <w:r>
+        <w:rPr>
+          <w:b w:val="0"/>
+        </w:rPr>
+        <w:t xml:space="preserve"> and tool scopes. Proposed explanation: “The worked result establishes every future case”. Decide whether this explanation is supported.</w:t>
+      </w:r>
+    </w:p>
+    <w:p>
+      <w:pPr>
+        <w:spacing w:line="336" w:lineRule="auto" w:after="180"/>
+      </w:pPr>
+      <w:r>
+        <w:rPr>
+          <w:b w:val="0"/>
+        </w:rPr>
+        <w:t>Point to the step or supplied fact that decides; explain your repair if needed.</w:t>
+      </w:r>
+    </w:p>
+    <w:p>
+      <w:pPr>
+        <w:spacing w:line="336" w:lineRule="auto" w:after="180"/>
+      </w:pPr>
+      <w:r>
+        <w:rPr>
+          <w:b w:val="0"/>
+        </w:rPr>
         <w:t>Answer on your own before discussion. If you are unsure, say which step you need help with.</w:t>
       </w:r>
     </w:p>
@@ -1084,7 +1781,13 @@
       </w:r>
     </w:p>
     <w:p>
-      <w:r>
+      <w:pPr>
+        <w:spacing w:line="336" w:lineRule="auto" w:after="180"/>
+      </w:pPr>
+      <w:r>
+        <w:rPr>
+          <w:b w:val="0"/>
+        </w:rPr>
         <w:t>Classify read S2, write S2 and read S5 as permitted or denied. Identify the operation or station mismatch for each denial, then reconsider after read S5 is added to trusted scope.</w:t>
       </w:r>
     </w:p>
@@ -1117,7 +1820,13 @@
       </w:r>
     </w:p>
     <w:p>
-      <w:r>
+      <w:pPr>
+        <w:spacing w:line="336" w:lineRule="auto" w:after="180"/>
+      </w:pPr>
+      <w:r>
+        <w:rPr>
+          <w:b w:val="0"/>
+        </w:rPr>
         <w:t>This is supported practice. Keep the separately named independent case for an attempt before feedback.</w:t>
       </w:r>
     </w:p>
@@ -1130,6 +1839,11 @@
       </w:r>
     </w:p>
     <w:p>
+      <w:r>
+        <w:t>Investigate Least privilege and tool scopes. Record the prediction, actual observation or labelled paper trace, explanation and next test separately.</w:t>
+      </w:r>
+    </w:p>
+    <w:p>
       <w:pPr>
         <w:pStyle w:val="Heading3"/>
       </w:pPr>
@@ -1138,7 +1852,13 @@
       </w:r>
     </w:p>
     <w:p>
-      <w:r>
+      <w:pPr>
+        <w:spacing w:line="336" w:lineRule="auto" w:after="180"/>
+      </w:pPr>
+      <w:r>
+        <w:rPr>
+          <w:b w:val="0"/>
+        </w:rPr>
         <w:t>Tool token permits lookup(public-room). A proposed call writes teacher notes. Show the intermediate steps and give the conclusion with its scope.</w:t>
       </w:r>
     </w:p>
@@ -1279,7 +1999,13 @@
       </w:tr>
     </w:tbl>
     <w:p>
-      <w:r>
+      <w:pPr>
+        <w:spacing w:line="336" w:lineRule="auto" w:after="180"/>
+      </w:pPr>
+      <w:r>
+        <w:rPr>
+          <w:b w:val="0"/>
+        </w:rPr>
         <w:t>On paper, trace the supplied procedure. If code is provided, predict before running it in a local practice file. Never write an expected answer as though it were an observed run.</w:t>
       </w:r>
     </w:p>
@@ -1292,7 +2018,13 @@
       </w:r>
     </w:p>
     <w:p>
-      <w:r>
+      <w:pPr>
+        <w:spacing w:line="336" w:lineRule="auto" w:after="180"/>
+      </w:pPr>
+      <w:r>
+        <w:rPr>
+          <w:b w:val="0"/>
+        </w:rPr>
         <w:t>Before trying: what do I expect, and why? While trying: which step could first go wrong? Afterwards: what did I actually observe, and what should change? Keep “not run” if you only traced the procedure.</w:t>
       </w:r>
     </w:p>
@@ -1305,6 +2037,11 @@
       </w:r>
     </w:p>
     <w:p>
+      <w:r>
+        <w:t>Move from recall to tracing, diagnosis and transfer in Least privilege and tool scopes. Explain why each step is justified.</w:t>
+      </w:r>
+    </w:p>
+    <w:p>
       <w:pPr>
         <w:pStyle w:val="Heading3"/>
       </w:pPr>
@@ -1313,18 +2050,83 @@
       </w:r>
     </w:p>
     <w:p>
-      <w:r>
-        <w:t>Explain the weekly mechanism in your own words. Use the worked scenario to name its input, decision rule and output.</w:t>
-      </w:r>
-    </w:p>
-    <w:p>
-      <w:r>
+      <w:pPr>
+        <w:spacing w:line="336" w:lineRule="auto" w:after="180"/>
+      </w:pPr>
+      <w:r>
+        <w:rPr>
+          <w:b w:val="0"/>
+        </w:rPr>
+        <w:t xml:space="preserve">Explain the weekly </w:t>
+      </w:r>
+      <w:r>
+        <w:rPr>
+          <w:b/>
+        </w:rPr>
+        <w:t>mechanism</w:t>
+      </w:r>
+      <w:r>
+        <w:rPr>
+          <w:b w:val="0"/>
+        </w:rPr>
+        <w:t xml:space="preserve"> in your own words. Use the worked scenario to name its </w:t>
+      </w:r>
+      <w:r>
+        <w:rPr>
+          <w:b/>
+        </w:rPr>
+        <w:t>input</w:t>
+      </w:r>
+      <w:r>
+        <w:rPr>
+          <w:b w:val="0"/>
+        </w:rPr>
+        <w:t xml:space="preserve">, decision rule and </w:t>
+      </w:r>
+      <w:r>
+        <w:rPr>
+          <w:b/>
+        </w:rPr>
+        <w:t>output</w:t>
+      </w:r>
+      <w:r>
+        <w:rPr>
+          <w:b w:val="0"/>
+        </w:rPr>
+        <w:t>.</w:t>
+      </w:r>
+    </w:p>
+    <w:p>
+      <w:pPr>
+        <w:spacing w:line="336" w:lineRule="auto" w:after="180"/>
+      </w:pPr>
+      <w:r>
+        <w:rPr>
+          <w:b w:val="0"/>
+        </w:rPr>
         <w:t>A report omits this qualification: A generated plan cannot expand the token or actor scope. Explain how omitting it could change a reader's interpretation, and write an accurate replacement.</w:t>
       </w:r>
     </w:p>
     <w:p>
-      <w:r>
-        <w:t>For the worked scenario, propose one additional case that could reveal a failure, describe its expected outcome before running it, and explain what would need to remain fixed for a fair comparison. Do not reuse W4 as a new final test after receiving feedback.</w:t>
+      <w:pPr>
+        <w:spacing w:line="336" w:lineRule="auto" w:after="180"/>
+      </w:pPr>
+      <w:r>
+        <w:rPr>
+          <w:b w:val="0"/>
+        </w:rPr>
+        <w:t>For the worked scenario, propose one additional case that could reveal a failure, describe its expected outcome before running it, and explain what would need to remain fixed for a fair comparison.</w:t>
+      </w:r>
+    </w:p>
+    <w:p>
+      <w:pPr>
+        <w:spacing w:line="336" w:lineRule="auto" w:after="180"/>
+      </w:pPr>
+      <w:r>
+        <w:rPr>
+          <w:b w:val="0"/>
+        </w:rPr>
+        <w:t>Do not reuse W4 as a new final test after receiving feedback.</w:t>
       </w:r>
     </w:p>
     <w:p>
@@ -1370,7 +2172,101 @@
     </w:p>
     <w:p>
       <w:r>
-        <w:t>Add a labelled least privilege and tool scopes evidence sheet to Grounded Learning Service. Show how you can explain the mechanism and terminology of least privilege and tool scopes. Use the supplied fictional case and keep its inputs, intermediate steps, calculation or prediction, and limitation. Connect this record to last week’s record; a matching answer without a trace is insufficient.</w:t>
+        <w:t>Apply this week’s idea to Grounded Learning Service. Keep an annotated decision and the evidence supporting it.</w:t>
+      </w:r>
+    </w:p>
+    <w:p>
+      <w:pPr>
+        <w:spacing w:line="336" w:lineRule="auto" w:after="180"/>
+      </w:pPr>
+      <w:r>
+        <w:rPr>
+          <w:b w:val="0"/>
+        </w:rPr>
+        <w:t xml:space="preserve">Add a labelled </w:t>
+      </w:r>
+      <w:r>
+        <w:rPr>
+          <w:b/>
+        </w:rPr>
+        <w:t>least privilege</w:t>
+      </w:r>
+      <w:r>
+        <w:rPr>
+          <w:b w:val="0"/>
+        </w:rPr>
+        <w:t xml:space="preserve"> and tool scopes </w:t>
+      </w:r>
+      <w:r>
+        <w:rPr>
+          <w:b/>
+        </w:rPr>
+        <w:t>evidence</w:t>
+      </w:r>
+      <w:r>
+        <w:rPr>
+          <w:b w:val="0"/>
+        </w:rPr>
+        <w:t xml:space="preserve"> sheet to Grounded Learning Service. Show how you can explain the </w:t>
+      </w:r>
+      <w:r>
+        <w:rPr>
+          <w:b/>
+        </w:rPr>
+        <w:t>mechanism</w:t>
+      </w:r>
+      <w:r>
+        <w:rPr>
+          <w:b w:val="0"/>
+        </w:rPr>
+        <w:t xml:space="preserve"> and terminology of </w:t>
+      </w:r>
+      <w:r>
+        <w:rPr>
+          <w:b/>
+        </w:rPr>
+        <w:t>least privilege</w:t>
+      </w:r>
+      <w:r>
+        <w:rPr>
+          <w:b w:val="0"/>
+        </w:rPr>
+        <w:t xml:space="preserve"> and tool scopes.</w:t>
+      </w:r>
+    </w:p>
+    <w:p>
+      <w:pPr>
+        <w:spacing w:line="336" w:lineRule="auto" w:after="180"/>
+      </w:pPr>
+      <w:r>
+        <w:rPr>
+          <w:b w:val="0"/>
+        </w:rPr>
+        <w:t xml:space="preserve">Use the supplied fictional case and keep its </w:t>
+      </w:r>
+      <w:r>
+        <w:rPr>
+          <w:b/>
+        </w:rPr>
+        <w:t>input</w:t>
+      </w:r>
+      <w:r>
+        <w:rPr>
+          <w:b w:val="0"/>
+        </w:rPr>
+        <w:t xml:space="preserve">s, intermediate steps, calculation or </w:t>
+      </w:r>
+      <w:r>
+        <w:rPr>
+          <w:b/>
+        </w:rPr>
+        <w:t>prediction</w:t>
+      </w:r>
+      <w:r>
+        <w:rPr>
+          <w:b w:val="0"/>
+        </w:rPr>
+        <w:t>, and limitation. Connect this record to last week’s record; a matching answer without a trace is insufficient.</w:t>
       </w:r>
     </w:p>
     <w:tbl>
@@ -1498,8 +2394,26 @@
       </w:r>
     </w:p>
     <w:p>
-      <w:r>
-        <w:t>For the Grounded Learning Service, retain an annotated trace and the changed-case result. Name the contract or evidence that makes the deciding step valid, so another team can review it.</w:t>
+      <w:pPr>
+        <w:spacing w:line="336" w:lineRule="auto" w:after="180"/>
+      </w:pPr>
+      <w:r>
+        <w:rPr>
+          <w:b w:val="0"/>
+        </w:rPr>
+        <w:t xml:space="preserve">For the Grounded Learning Service, retain an annotated trace and the changed-case result. Name the contract or </w:t>
+      </w:r>
+      <w:r>
+        <w:rPr>
+          <w:b/>
+        </w:rPr>
+        <w:t>evidence</w:t>
+      </w:r>
+      <w:r>
+        <w:rPr>
+          <w:b w:val="0"/>
+        </w:rPr>
+        <w:t xml:space="preserve"> that makes the deciding step valid, so another team can review it.</w:t>
       </w:r>
     </w:p>
     <w:p>
@@ -1512,7 +2426,29 @@
     </w:p>
     <w:p>
       <w:r>
-        <w:t>Complete the supported workbook tasks before attempting W4 independently. Record any hints or help used. After feedback, use the teacher's fresh retry rather than copying the earlier answer. For a project, select a relevant new case, predict the outcome from the declared rule and preserve the result alongside any revision.</w:t>
+        <w:t>Use a genuinely new case for independent evidence. Previously discussed examples remain practice; use the separately named independent case before feedback.</w:t>
+      </w:r>
+    </w:p>
+    <w:p>
+      <w:pPr>
+        <w:spacing w:line="336" w:lineRule="auto" w:after="180"/>
+      </w:pPr>
+      <w:r>
+        <w:rPr>
+          <w:b w:val="0"/>
+        </w:rPr>
+        <w:t>Complete the supported workbook tasks before attempting W4 independently. Record any hints or help used. After feedback, use the teacher's fresh retry rather than copying the earlier answer.</w:t>
+      </w:r>
+    </w:p>
+    <w:p>
+      <w:pPr>
+        <w:spacing w:line="336" w:lineRule="auto" w:after="180"/>
+      </w:pPr>
+      <w:r>
+        <w:rPr>
+          <w:b w:val="0"/>
+        </w:rPr>
+        <w:t>For a project, select a relevant new case, predict the outcome from the declared rule and preserve the result alongside any revision.</w:t>
       </w:r>
     </w:p>
     <w:p>
@@ -1549,8 +2485,25 @@
       </w:r>
     </w:p>
     <w:p>
-      <w:r>
-        <w:t>For the worked scenario, propose one additional case that could reveal a failure, describe its expected outcome before running it, and explain what would need to remain fixed for a fair comparison. Do not reuse W4 as a new final test after receiving feedback.</w:t>
+      <w:pPr>
+        <w:spacing w:line="336" w:lineRule="auto" w:after="180"/>
+      </w:pPr>
+      <w:r>
+        <w:rPr>
+          <w:b w:val="0"/>
+        </w:rPr>
+        <w:t>For the worked scenario, propose one additional case that could reveal a failure, describe its expected outcome before running it, and explain what would need to remain fixed for a fair comparison.</w:t>
+      </w:r>
+    </w:p>
+    <w:p>
+      <w:pPr>
+        <w:spacing w:line="336" w:lineRule="auto" w:after="180"/>
+      </w:pPr>
+      <w:r>
+        <w:rPr>
+          <w:b w:val="0"/>
+        </w:rPr>
+        <w:t>Do not reuse W4 as a new final test after receiving feedback.</w:t>
       </w:r>
     </w:p>
     <w:p>
@@ -1587,6 +2540,11 @@
       </w:pPr>
       <w:r>
         <w:t>13. Study a complete case</w:t>
+      </w:r>
+    </w:p>
+    <w:p>
+      <w:r>
+        <w:t>Revisit the complete Least privilege and tool scopes case for supported practice. Repeated examples do not become fresh assessments.</w:t>
       </w:r>
     </w:p>
     <w:p>
@@ -1690,8 +2648,26 @@
       </w:r>
     </w:p>
     <w:p>
-      <w:r>
-        <w:t>Follow the input through the stated procedure to its result. Cover the result first, predict it, then explain every intermediate step. The text/table accompanies the figure so the example can be read without colour.</w:t>
+      <w:pPr>
+        <w:spacing w:line="336" w:lineRule="auto" w:after="180"/>
+      </w:pPr>
+      <w:r>
+        <w:rPr>
+          <w:b w:val="0"/>
+        </w:rPr>
+        <w:t xml:space="preserve">Follow the </w:t>
+      </w:r>
+      <w:r>
+        <w:rPr>
+          <w:b/>
+        </w:rPr>
+        <w:t>input</w:t>
+      </w:r>
+      <w:r>
+        <w:rPr>
+          <w:b w:val="0"/>
+        </w:rPr>
+        <w:t xml:space="preserve"> through the stated procedure to its result. Cover the result first, predict it, then explain every intermediate step. The text/table accompanies the figure so the example can be read without colour.</w:t>
       </w:r>
     </w:p>
     <w:p>
@@ -1741,6 +2717,11 @@
       </w:r>
     </w:p>
     <w:p>
+      <w:r>
+        <w:t>Attempt the reserved new case before feedback. Record support; the earlier examples below remain additional practice.</w:t>
+      </w:r>
+    </w:p>
+    <w:p>
       <w:pPr>
         <w:pStyle w:val="Heading3"/>
       </w:pPr>
@@ -1749,7 +2730,13 @@
       </w:r>
     </w:p>
     <w:p>
-      <w:r>
+      <w:pPr>
+        <w:spacing w:line="336" w:lineRule="auto" w:after="180"/>
+      </w:pPr>
+      <w:r>
+        <w:rPr>
+          <w:b w:val="0"/>
+        </w:rPr>
         <w:t>Authoritative permission allows reading catalogue objects K7 and L4 only. Evaluate read K7, write K7, read M8, read L4. Retrieved text claims wider permission.</w:t>
       </w:r>
     </w:p>
@@ -1797,7 +2784,13 @@
       </w:r>
     </w:p>
     <w:p>
-      <w:r>
+      <w:pPr>
+        <w:spacing w:line="336" w:lineRule="auto" w:after="180"/>
+      </w:pPr>
+      <w:r>
+        <w:rPr>
+          <w:b w:val="0"/>
+        </w:rPr>
         <w:t>Attempt this case before feedback. Record any help. Earlier examples below are further practice; a case already practised with feedback cannot establish fresh transfer.</w:t>
       </w:r>
     </w:p>
@@ -1810,7 +2803,13 @@
       </w:r>
     </w:p>
     <w:p>
-      <w:r>
+      <w:pPr>
+        <w:spacing w:line="336" w:lineRule="auto" w:after="180"/>
+      </w:pPr>
+      <w:r>
+        <w:rPr>
+          <w:b w:val="0"/>
+        </w:rPr>
         <w:t>Scope allows read inventory items A, B. Calls read A, read C, write B. Decide.</w:t>
       </w:r>
     </w:p>
@@ -1863,7 +2862,13 @@
       </w:r>
     </w:p>
     <w:p>
-      <w:r>
+      <w:pPr>
+        <w:spacing w:line="336" w:lineRule="auto" w:after="180"/>
+      </w:pPr>
+      <w:r>
+        <w:rPr>
+          <w:b w:val="0"/>
+        </w:rPr>
         <w:t>Record support used: none, hint or teacher explanation. After feedback, a different case is needed to demonstrate independence.</w:t>
       </w:r>
     </w:p>
@@ -1876,8 +2881,25 @@
       </w:r>
     </w:p>
     <w:p>
-      <w:r>
-        <w:t>Attempt the independent case before hints. Record whether you worked alone, used a hint or followed a model. After feedback, fix the first unsupported step and explain why it changed. A later check uses a changed case, not a copied answer.</w:t>
+      <w:pPr>
+        <w:spacing w:line="336" w:lineRule="auto" w:after="180"/>
+      </w:pPr>
+      <w:r>
+        <w:rPr>
+          <w:b w:val="0"/>
+        </w:rPr>
+        <w:t>Attempt the independent case before hints. Record whether you worked alone, used a hint or followed a model. After feedback, fix the first unsupported step and explain why it changed.</w:t>
+      </w:r>
+    </w:p>
+    <w:p>
+      <w:pPr>
+        <w:spacing w:line="336" w:lineRule="auto" w:after="180"/>
+      </w:pPr>
+      <w:r>
+        <w:rPr>
+          <w:b w:val="0"/>
+        </w:rPr>
+        <w:t>A later check uses a changed case, not a copied answer.</w:t>
       </w:r>
     </w:p>
     <w:p>
@@ -1890,6 +2912,17 @@
     </w:p>
     <w:p>
       <w:r>
+        <w:t>Use this map to navigate Least privilege and tool scopes, connect the goals to tasks and keep one evidence record for each attempt.</w:t>
+      </w:r>
+    </w:p>
+    <w:p>
+      <w:pPr>
+        <w:spacing w:line="336" w:lineRule="auto" w:after="180"/>
+      </w:pPr>
+      <w:r>
+        <w:rPr>
+          <w:b w:val="0"/>
+        </w:rPr>
         <w:t>Start with this question: A narrowly scoped weather tool. A school bot holds a token allowing only reading station S2.</w:t>
       </w:r>
     </w:p>
@@ -1996,13 +3029,61 @@
       </w:tr>
     </w:tbl>
     <w:p>
-      <w:r>
-        <w:t>Remember → watch and explain → try with help → investigate → try independently → keep project evidence. Your teacher may spread this lesson across several classes.</w:t>
-      </w:r>
-    </w:p>
-    <w:p>
-      <w:r>
-        <w:t>Keep your first prediction. Compare it with what the evidence shows and explain any change.</w:t>
+      <w:pPr>
+        <w:spacing w:line="336" w:lineRule="auto" w:after="180"/>
+      </w:pPr>
+      <w:r>
+        <w:rPr>
+          <w:b w:val="0"/>
+        </w:rPr>
+        <w:t xml:space="preserve">Remember → watch and explain → try with help → investigate → try independently → keep project </w:t>
+      </w:r>
+      <w:r>
+        <w:rPr>
+          <w:b/>
+        </w:rPr>
+        <w:t>evidence</w:t>
+      </w:r>
+      <w:r>
+        <w:rPr>
+          <w:b w:val="0"/>
+        </w:rPr>
+        <w:t>. Your teacher may spread this lesson across several classes.</w:t>
+      </w:r>
+    </w:p>
+    <w:p>
+      <w:pPr>
+        <w:spacing w:line="336" w:lineRule="auto" w:after="180"/>
+      </w:pPr>
+      <w:r>
+        <w:rPr>
+          <w:b w:val="0"/>
+        </w:rPr>
+        <w:t xml:space="preserve">Keep your first </w:t>
+      </w:r>
+      <w:r>
+        <w:rPr>
+          <w:b/>
+        </w:rPr>
+        <w:t>prediction</w:t>
+      </w:r>
+      <w:r>
+        <w:rPr>
+          <w:b w:val="0"/>
+        </w:rPr>
+        <w:t xml:space="preserve">. Compare it with what the </w:t>
+      </w:r>
+      <w:r>
+        <w:rPr>
+          <w:b/>
+        </w:rPr>
+        <w:t>evidence</w:t>
+      </w:r>
+      <w:r>
+        <w:rPr>
+          <w:b w:val="0"/>
+        </w:rPr>
+        <w:t xml:space="preserve"> shows and explain any change.</w:t>
       </w:r>
     </w:p>
     <w:p>
@@ -2015,7 +3096,42 @@
     </w:p>
     <w:p>
       <w:r>
-        <w:t>Close your notes. Explain this goal in your own words: Explain the mechanism and terminology of least privilege and tool scopes</w:t>
+        <w:t>Explain Least privilege and tool scopes without notes, identify a remaining question and plan a later check with a changed case.</w:t>
+      </w:r>
+    </w:p>
+    <w:p>
+      <w:pPr>
+        <w:spacing w:line="336" w:lineRule="auto" w:after="180"/>
+      </w:pPr>
+      <w:r>
+        <w:rPr>
+          <w:b w:val="0"/>
+        </w:rPr>
+        <w:t xml:space="preserve">Close your notes. Explain this goal in your own words: Explain the </w:t>
+      </w:r>
+      <w:r>
+        <w:rPr>
+          <w:b/>
+        </w:rPr>
+        <w:t>mechanism</w:t>
+      </w:r>
+      <w:r>
+        <w:rPr>
+          <w:b w:val="0"/>
+        </w:rPr>
+        <w:t xml:space="preserve"> and terminology of </w:t>
+      </w:r>
+      <w:r>
+        <w:rPr>
+          <w:b/>
+        </w:rPr>
+        <w:t>least privilege</w:t>
+      </w:r>
+      <w:r>
+        <w:rPr>
+          <w:b w:val="0"/>
+        </w:rPr>
+        <w:t xml:space="preserve"> and tool scopes</w:t>
       </w:r>
     </w:p>
     <w:p>
@@ -2052,13 +3168,61 @@
       </w:r>
     </w:p>
     <w:p>
-      <w:r>
-        <w:t>If you are unsure, return to the worked picture and explain one arrow. If you are ready, change an input or assumption and justify your prediction.</w:t>
-      </w:r>
-    </w:p>
-    <w:p>
-      <w:r>
-        <w:t>Save your workbook evidence. At the next review, try a different case before opening your old answer.</w:t>
+      <w:pPr>
+        <w:spacing w:line="336" w:lineRule="auto" w:after="180"/>
+      </w:pPr>
+      <w:r>
+        <w:rPr>
+          <w:b w:val="0"/>
+        </w:rPr>
+        <w:t xml:space="preserve">If you are unsure, return to the worked picture and explain one arrow. If you are ready, change an </w:t>
+      </w:r>
+      <w:r>
+        <w:rPr>
+          <w:b/>
+        </w:rPr>
+        <w:t>input</w:t>
+      </w:r>
+      <w:r>
+        <w:rPr>
+          <w:b w:val="0"/>
+        </w:rPr>
+        <w:t xml:space="preserve"> or assumption and justify your </w:t>
+      </w:r>
+      <w:r>
+        <w:rPr>
+          <w:b/>
+        </w:rPr>
+        <w:t>prediction</w:t>
+      </w:r>
+      <w:r>
+        <w:rPr>
+          <w:b w:val="0"/>
+        </w:rPr>
+        <w:t>.</w:t>
+      </w:r>
+    </w:p>
+    <w:p>
+      <w:pPr>
+        <w:spacing w:line="336" w:lineRule="auto" w:after="180"/>
+      </w:pPr>
+      <w:r>
+        <w:rPr>
+          <w:b w:val="0"/>
+        </w:rPr>
+        <w:t xml:space="preserve">Save your workbook </w:t>
+      </w:r>
+      <w:r>
+        <w:rPr>
+          <w:b/>
+        </w:rPr>
+        <w:t>evidence</w:t>
+      </w:r>
+      <w:r>
+        <w:rPr>
+          <w:b w:val="0"/>
+        </w:rPr>
+        <w:t>. At the next review, try a different case before opening your old answer.</w:t>
       </w:r>
     </w:p>
     <w:p>
@@ -2071,11 +3235,28 @@
     </w:p>
     <w:p>
       <w:r>
+        <w:t>Attempt supported questions before using hints or feedback. Review a missing building block, then keep the completed work.</w:t>
+      </w:r>
+    </w:p>
+    <w:p>
+      <w:pPr>
+        <w:spacing w:line="336" w:lineRule="auto" w:after="180"/>
+      </w:pPr>
+      <w:r>
+        <w:rPr>
+          <w:b w:val="0"/>
+        </w:rPr>
         <w:t>Use this supported practice once, in the browser or on paper. Keep the reserved independent assessment for a separate first attempt before teacher feedback.</w:t>
       </w:r>
     </w:p>
     <w:p>
-      <w:r>
+      <w:pPr>
+        <w:spacing w:line="336" w:lineRule="auto" w:after="180"/>
+      </w:pPr>
+      <w:r>
+        <w:rPr>
+          <w:b w:val="0"/>
+        </w:rPr>
         <w:t>A narrowly scoped weather tool. A school bot holds a token allowing only reading station S2.</w:t>
       </w:r>
     </w:p>
@@ -2088,22 +3269,49 @@
       </w:r>
     </w:p>
     <w:p>
-      <w:r>
+      <w:pPr>
+        <w:spacing w:line="336" w:lineRule="auto" w:after="180"/>
+      </w:pPr>
+      <w:r>
+        <w:rPr>
+          <w:b w:val="0"/>
+        </w:rPr>
         <w:t>Which labelled step matches this detail? Only read S2 may proceed.</w:t>
       </w:r>
     </w:p>
     <w:p>
-      <w:r>
+      <w:pPr>
+        <w:spacing w:line="336" w:lineRule="auto" w:after="180"/>
+        <w:shd w:fill="F4F9FC"/>
+      </w:pPr>
+      <w:r>
+        <w:rPr>
+          <w:b w:val="0"/>
+        </w:rPr>
         <w:t>1. Match scope</w:t>
       </w:r>
     </w:p>
     <w:p>
-      <w:r>
+      <w:pPr>
+        <w:spacing w:line="336" w:lineRule="auto" w:after="180"/>
+        <w:shd w:fill="F4F9FC"/>
+      </w:pPr>
+      <w:r>
+        <w:rPr>
+          <w:b w:val="0"/>
+        </w:rPr>
         <w:t>2. Run permitted call</w:t>
       </w:r>
     </w:p>
     <w:p>
-      <w:r>
+      <w:pPr>
+        <w:spacing w:line="336" w:lineRule="auto" w:after="180"/>
+        <w:shd w:fill="F4F9FC"/>
+      </w:pPr>
+      <w:r>
+        <w:rPr>
+          <w:b w:val="0"/>
+        </w:rPr>
         <w:t>3. Reject extra powers</w:t>
       </w:r>
     </w:p>
@@ -2141,40 +3349,142 @@
       </w:r>
     </w:p>
     <w:p>
-      <w:r>
+      <w:pPr>
+        <w:pStyle w:val="Heading3"/>
+      </w:pPr>
+      <w:r>
+        <w:t>Hint · try first</w:t>
+      </w:r>
+    </w:p>
+    <w:p>
+      <w:pPr>
+        <w:spacing w:line="336" w:lineRule="auto" w:after="180"/>
+        <w:shd w:fill="F1F6F8"/>
+      </w:pPr>
+      <w:r>
+        <w:rPr>
+          <w:b w:val="0"/>
+        </w:rPr>
         <w:t>Hint if needed: Read the steps in the pictorial case. Match the supplied detail to the stage that performs or records it.</w:t>
       </w:r>
     </w:p>
     <w:p>
-      <w:r>
-        <w:t>After your attempt, compare with the supported explanation: Run permitted call Only read S2 may proceed. Least privilege limits a component to needed powers. Checking only the verb or only the object would leave a gap.</w:t>
-      </w:r>
-    </w:p>
-    <w:p>
       <w:pPr>
         <w:pStyle w:val="Heading3"/>
       </w:pPr>
       <w:r>
+        <w:t>Feedback · compare after trying</w:t>
+      </w:r>
+    </w:p>
+    <w:p>
+      <w:pPr>
+        <w:spacing w:line="336" w:lineRule="auto" w:after="180"/>
+        <w:shd w:fill="F1F6FC"/>
+      </w:pPr>
+      <w:r>
+        <w:rPr>
+          <w:b w:val="0"/>
+        </w:rPr>
+        <w:t xml:space="preserve">After your attempt, compare with the supported explanation: Run permitted call Only read S2 may proceed. </w:t>
+      </w:r>
+      <w:r>
+        <w:rPr>
+          <w:b/>
+        </w:rPr>
+        <w:t>Least privilege</w:t>
+      </w:r>
+      <w:r>
+        <w:rPr>
+          <w:b w:val="0"/>
+        </w:rPr>
+        <w:t xml:space="preserve"> limits a component to needed powers. Checking only the verb or only the object would leave a gap.</w:t>
+      </w:r>
+    </w:p>
+    <w:p>
+      <w:pPr>
+        <w:pStyle w:val="Heading3"/>
+      </w:pPr>
+      <w:r>
         <w:t>Practice 2: explain the deciding evidence</w:t>
       </w:r>
     </w:p>
     <w:p>
-      <w:r>
+      <w:pPr>
+        <w:pStyle w:val="Heading3"/>
+      </w:pPr>
+      <w:r>
+        <w:t>Changed case · predict first</w:t>
+      </w:r>
+    </w:p>
+    <w:p>
+      <w:pPr>
+        <w:spacing w:line="336" w:lineRule="auto" w:after="180"/>
+        <w:shd w:fill="F5F1FB"/>
+      </w:pPr>
+      <w:r>
+        <w:rPr>
+          <w:b w:val="0"/>
+        </w:rPr>
         <w:t>Changed-case practice: Add read S5 explicitly to the trusted scope. Which conclusion is supported by the supplied facts?</w:t>
       </w:r>
     </w:p>
     <w:p>
-      <w:r>
-        <w:t>1. This one example guarantees correct results for every future input.</w:t>
-      </w:r>
-    </w:p>
-    <w:p>
-      <w:r>
-        <w:t>2. We can decide the result without examining the changed input or the procedure.</w:t>
-      </w:r>
-    </w:p>
-    <w:p>
-      <w:r>
+      <w:pPr>
+        <w:spacing w:line="336" w:lineRule="auto" w:after="180"/>
+        <w:shd w:fill="F4F9FC"/>
+      </w:pPr>
+      <w:r>
+        <w:rPr>
+          <w:b w:val="0"/>
+        </w:rPr>
+        <w:t xml:space="preserve">1. This one example guarantees correct results for every future </w:t>
+      </w:r>
+      <w:r>
+        <w:rPr>
+          <w:b/>
+        </w:rPr>
+        <w:t>input</w:t>
+      </w:r>
+      <w:r>
+        <w:rPr>
+          <w:b w:val="0"/>
+        </w:rPr>
+        <w:t>.</w:t>
+      </w:r>
+    </w:p>
+    <w:p>
+      <w:pPr>
+        <w:spacing w:line="336" w:lineRule="auto" w:after="180"/>
+        <w:shd w:fill="F4F9FC"/>
+      </w:pPr>
+      <w:r>
+        <w:rPr>
+          <w:b w:val="0"/>
+        </w:rPr>
+        <w:t xml:space="preserve">2. We can decide the result without examining the changed </w:t>
+      </w:r>
+      <w:r>
+        <w:rPr>
+          <w:b/>
+        </w:rPr>
+        <w:t>input</w:t>
+      </w:r>
+      <w:r>
+        <w:rPr>
+          <w:b w:val="0"/>
+        </w:rPr>
+        <w:t xml:space="preserve"> or the procedure.</w:t>
+      </w:r>
+    </w:p>
+    <w:p>
+      <w:pPr>
+        <w:spacing w:line="336" w:lineRule="auto" w:after="180"/>
+        <w:shd w:fill="F4F9FC"/>
+      </w:pPr>
+      <w:r>
+        <w:rPr>
+          <w:b w:val="0"/>
+        </w:rPr>
         <w:t>3. Read S5 becomes permitted; write S2 remains denied.</w:t>
       </w:r>
     </w:p>
@@ -2212,12 +3522,42 @@
       </w:r>
     </w:p>
     <w:p>
-      <w:r>
+      <w:pPr>
+        <w:pStyle w:val="Heading3"/>
+      </w:pPr>
+      <w:r>
+        <w:t>Hint · try first</w:t>
+      </w:r>
+    </w:p>
+    <w:p>
+      <w:pPr>
+        <w:spacing w:line="336" w:lineRule="auto" w:after="180"/>
+        <w:shd w:fill="F1F6F8"/>
+      </w:pPr>
+      <w:r>
+        <w:rPr>
+          <w:b w:val="0"/>
+        </w:rPr>
         <w:t>Hint if needed: Use the changed condition and the deciding step in the pictorial trace. The answer must say what follows from those facts.</w:t>
       </w:r>
     </w:p>
     <w:p>
-      <w:r>
+      <w:pPr>
+        <w:pStyle w:val="Heading3"/>
+      </w:pPr>
+      <w:r>
+        <w:t>Feedback · compare after trying</w:t>
+      </w:r>
+    </w:p>
+    <w:p>
+      <w:pPr>
+        <w:spacing w:line="336" w:lineRule="auto" w:after="180"/>
+        <w:shd w:fill="F1F6FC"/>
+      </w:pPr>
+      <w:r>
+        <w:rPr>
+          <w:b w:val="0"/>
+        </w:rPr>
         <w:t>After your attempt, compare with the supported explanation: Read S5 becomes permitted; write S2 remains denied. Adding one station does not grant a write operation.</w:t>
       </w:r>
     </w:p>
@@ -2230,13 +3570,71 @@
       </w:r>
     </w:p>
     <w:p>
-      <w:r>
-        <w:t>Review Authentication and authorisation (ai-6/5). Goal: Explain the mechanism and terminology of authentication and authorisation. Short practice: Explain why Jo’s valid volunteer login does not permit editing C. Which trusted role change allows the action, and why is a role written in the request insufficient?. Return to this week and explain what you changed.</w:t>
-      </w:r>
-    </w:p>
-    <w:p>
-      <w:r>
-        <w:t>Review Typed contracts and schemas (ai-6/3). Goal: Explain the mechanism and terminology of typed contracts and schemas. Short practice: Compare A’s count 4 with B’s count "4". Which record passes, which gate rejects B, and why does changing A’s count to -1 create a different failure?. Return to this week and explain what you changed.</w:t>
+      <w:pPr>
+        <w:spacing w:line="336" w:lineRule="auto" w:after="180"/>
+      </w:pPr>
+      <w:r>
+        <w:rPr>
+          <w:b w:val="0"/>
+        </w:rPr>
+        <w:t xml:space="preserve">Review Authentication and authorisation (ai-6/5). Goal: Explain the </w:t>
+      </w:r>
+      <w:r>
+        <w:rPr>
+          <w:b/>
+        </w:rPr>
+        <w:t>mechanism</w:t>
+      </w:r>
+      <w:r>
+        <w:rPr>
+          <w:b w:val="0"/>
+        </w:rPr>
+        <w:t xml:space="preserve"> and terminology of authentication and authorisation. Short practice: Explain why Jo’s valid volunteer login does not permit editing C.</w:t>
+      </w:r>
+    </w:p>
+    <w:p>
+      <w:pPr>
+        <w:spacing w:line="336" w:lineRule="auto" w:after="180"/>
+      </w:pPr>
+      <w:r>
+        <w:rPr>
+          <w:b w:val="0"/>
+        </w:rPr>
+        <w:t>Which trusted role change allows the action, and why is a role written in the request insufficient?. Return to this week and explain what you changed.</w:t>
+      </w:r>
+    </w:p>
+    <w:p>
+      <w:pPr>
+        <w:spacing w:line="336" w:lineRule="auto" w:after="180"/>
+      </w:pPr>
+      <w:r>
+        <w:rPr>
+          <w:b w:val="0"/>
+        </w:rPr>
+        <w:t xml:space="preserve">Review Typed contracts and schemas (ai-6/3). Goal: Explain the </w:t>
+      </w:r>
+      <w:r>
+        <w:rPr>
+          <w:b/>
+        </w:rPr>
+        <w:t>mechanism</w:t>
+      </w:r>
+      <w:r>
+        <w:rPr>
+          <w:b w:val="0"/>
+        </w:rPr>
+        <w:t xml:space="preserve"> and terminology of typed contracts and schemas. Short practice: Compare A’s count 4 with B’s count "4".</w:t>
+      </w:r>
+    </w:p>
+    <w:p>
+      <w:pPr>
+        <w:spacing w:line="336" w:lineRule="auto" w:after="180"/>
+      </w:pPr>
+      <w:r>
+        <w:rPr>
+          <w:b w:val="0"/>
+        </w:rPr>
+        <w:t>Which record passes, which gate rejects B, and why does changing A’s count to -1 create a different failure?. Return to this week and explain what you changed.</w:t>
       </w:r>
     </w:p>
     <w:p>
@@ -2248,8 +3646,590 @@
       </w:r>
     </w:p>
     <w:p>
-      <w:r>
-        <w:t>Use Download completed work in the hosted lesson to export your answers, reflections, practice feedback and code-run evidence. Open the HTML copy to read or print it. Drafts stay in this browser when storage is available; clear drafts on a shared device.</w:t>
+      <w:pPr>
+        <w:spacing w:line="336" w:lineRule="auto" w:after="180"/>
+      </w:pPr>
+      <w:r>
+        <w:rPr>
+          <w:b w:val="0"/>
+        </w:rPr>
+        <w:t xml:space="preserve">Use Download completed work in the hosted lesson to export your answers, reflections, practice feedback and code-run </w:t>
+      </w:r>
+      <w:r>
+        <w:rPr>
+          <w:b/>
+        </w:rPr>
+        <w:t>evidence</w:t>
+      </w:r>
+      <w:r>
+        <w:rPr>
+          <w:b w:val="0"/>
+        </w:rPr>
+        <w:t>. Open the HTML copy to read or print it.</w:t>
+      </w:r>
+    </w:p>
+    <w:p>
+      <w:pPr>
+        <w:spacing w:line="336" w:lineRule="auto" w:after="180"/>
+      </w:pPr>
+      <w:r>
+        <w:rPr>
+          <w:b w:val="0"/>
+        </w:rPr>
+        <w:t>Drafts stay in this browser when storage is available; clear drafts on a shared device.</w:t>
+      </w:r>
+    </w:p>
+    <w:p>
+      <w:pPr>
+        <w:pStyle w:val="Heading1"/>
+      </w:pPr>
+      <w:r>
+        <w:t>18. Visual concept journey</w:t>
+      </w:r>
+    </w:p>
+    <w:p>
+      <w:r>
+        <w:t>Explain each Least privilege and tool scopes graphic using its labels, deciding evidence and relevant limitation.</w:t>
+      </w:r>
+    </w:p>
+    <w:p>
+      <w:pPr>
+        <w:pStyle w:val="Heading3"/>
+      </w:pPr>
+      <w:r>
+        <w:t>01. Least privilege and tool scopes: the case</w:t>
+      </w:r>
+    </w:p>
+    <w:p>
+      <w:r>
+        <w:drawing>
+          <wp:inline xmlns:a="http://schemas.openxmlformats.org/drawingml/2006/main" xmlns:pic="http://schemas.openxmlformats.org/drawingml/2006/picture">
+            <wp:extent cx="5486400" cy="2834640"/>
+            <wp:docPr id="2" name="Picture 2" descr="A narrowly scoped weather tool. A school bot holds a token allowing only reading station S2. Supplied facts: Requested calls: read S2, write S2, read S5. Trusted scope is read on S2 only."/>
+            <wp:cNvGraphicFramePr>
+              <a:graphicFrameLocks noChangeAspect="1"/>
+            </wp:cNvGraphicFramePr>
+            <a:graphic>
+              <a:graphicData uri="http://schemas.openxmlformats.org/drawingml/2006/picture">
+                <pic:pic>
+                  <pic:nvPicPr>
+                    <pic:cNvPr id="0" name="academy-story-ai-6-6-01.png"/>
+                    <pic:cNvPicPr/>
+                  </pic:nvPicPr>
+                  <pic:blipFill>
+                    <a:blip r:embed="rId10"/>
+                    <a:stretch>
+                      <a:fillRect/>
+                    </a:stretch>
+                  </pic:blipFill>
+                  <pic:spPr>
+                    <a:xfrm>
+                      <a:off x="0" y="0"/>
+                      <a:ext cx="5486400" cy="2834640"/>
+                    </a:xfrm>
+                    <a:prstGeom prst="rect"/>
+                  </pic:spPr>
+                </pic:pic>
+              </a:graphicData>
+            </a:graphic>
+          </wp:inline>
+        </w:drawing>
+      </w:r>
+    </w:p>
+    <w:p>
+      <w:pPr>
+        <w:spacing w:line="336" w:lineRule="auto" w:after="180"/>
+      </w:pPr>
+      <w:r>
+        <w:rPr>
+          <w:b w:val="0"/>
+        </w:rPr>
+        <w:t>A narrowly scoped weather tool. A school bot holds a token allowing only reading station S2. Supplied facts: Requested calls: read S2, write S2, read S5. Trusted scope is read on S2 only.</w:t>
+      </w:r>
+    </w:p>
+    <w:p>
+      <w:pPr>
+        <w:spacing w:line="336" w:lineRule="auto" w:after="180"/>
+        <w:shd w:fill="F5F1FB"/>
+      </w:pPr>
+      <w:r>
+        <w:rPr>
+          <w:b w:val="0"/>
+        </w:rPr>
+        <w:t>Point to the given fact that matters most. Explain why it matters.</w:t>
+      </w:r>
+    </w:p>
+    <w:p>
+      <w:pPr>
+        <w:pStyle w:val="Heading3"/>
+      </w:pPr>
+      <w:r>
+        <w:t>02. Follow the deciding steps</w:t>
+      </w:r>
+    </w:p>
+    <w:p>
+      <w:r>
+        <w:drawing>
+          <wp:inline xmlns:a="http://schemas.openxmlformats.org/drawingml/2006/main" xmlns:pic="http://schemas.openxmlformats.org/drawingml/2006/picture">
+            <wp:extent cx="5486400" cy="3182112"/>
+            <wp:docPr id="3" name="Picture 3" descr="Match scope: Read S2 matches both the allowed operation and station. → Reject extra powers: Write S2 has the wrong operation; read S5 has the wrong station. → Run permitted call: Only read S2 may proceed."/>
+            <wp:cNvGraphicFramePr>
+              <a:graphicFrameLocks noChangeAspect="1"/>
+            </wp:cNvGraphicFramePr>
+            <a:graphic>
+              <a:graphicData uri="http://schemas.openxmlformats.org/drawingml/2006/picture">
+                <pic:pic>
+                  <pic:nvPicPr>
+                    <pic:cNvPr id="0" name="academy-story-ai-6-6-02.png"/>
+                    <pic:cNvPicPr/>
+                  </pic:nvPicPr>
+                  <pic:blipFill>
+                    <a:blip r:embed="rId11"/>
+                    <a:stretch>
+                      <a:fillRect/>
+                    </a:stretch>
+                  </pic:blipFill>
+                  <pic:spPr>
+                    <a:xfrm>
+                      <a:off x="0" y="0"/>
+                      <a:ext cx="5486400" cy="3182112"/>
+                    </a:xfrm>
+                    <a:prstGeom prst="rect"/>
+                  </pic:spPr>
+                </pic:pic>
+              </a:graphicData>
+            </a:graphic>
+          </wp:inline>
+        </w:drawing>
+      </w:r>
+    </w:p>
+    <w:p>
+      <w:pPr>
+        <w:spacing w:line="336" w:lineRule="auto" w:after="180"/>
+      </w:pPr>
+      <w:r>
+        <w:rPr>
+          <w:b w:val="0"/>
+        </w:rPr>
+        <w:t>Match scope: Read S2 matches both the allowed operation and station. → Reject extra powers: Write S2 has the wrong operation; read S5 has the wrong station. → Run permitted call: Only read S2 may proceed.</w:t>
+      </w:r>
+    </w:p>
+    <w:p>
+      <w:pPr>
+        <w:spacing w:line="336" w:lineRule="auto" w:after="180"/>
+        <w:shd w:fill="F5F1FB"/>
+      </w:pPr>
+      <w:r>
+        <w:rPr>
+          <w:b w:val="0"/>
+        </w:rPr>
+        <w:t xml:space="preserve">Point to each numbered stage and explain which recorded </w:t>
+      </w:r>
+      <w:r>
+        <w:rPr>
+          <w:b/>
+        </w:rPr>
+        <w:t>input</w:t>
+      </w:r>
+      <w:r>
+        <w:rPr>
+          <w:b w:val="0"/>
+        </w:rPr>
+        <w:t xml:space="preserve"> it uses.</w:t>
+      </w:r>
+    </w:p>
+    <w:p>
+      <w:pPr>
+        <w:pStyle w:val="Heading3"/>
+      </w:pPr>
+      <w:r>
+        <w:t>03. Least privilege and tool scopes — evidence trace</w:t>
+      </w:r>
+    </w:p>
+    <w:p>
+      <w:r>
+        <w:drawing>
+          <wp:inline xmlns:a="http://schemas.openxmlformats.org/drawingml/2006/main" xmlns:pic="http://schemas.openxmlformats.org/drawingml/2006/picture">
+            <wp:extent cx="5486400" cy="2996184"/>
+            <wp:docPr id="4" name="Picture 4" descr="Least privilege and tool scopes — evidence trace. Tool token permits lookup(public-room). A proposed call writes teacher notes. | A reporting assistant may lookup public rooms but may not write records, send messages or read teacher notes. Check actor, operation and resource before executing a proposed call. | Both operation and resource exceed scope; deny before execution, regardless of generated confidence."/>
+            <wp:cNvGraphicFramePr>
+              <a:graphicFrameLocks noChangeAspect="1"/>
+            </wp:cNvGraphicFramePr>
+            <a:graphic>
+              <a:graphicData uri="http://schemas.openxmlformats.org/drawingml/2006/picture">
+                <pic:pic>
+                  <pic:nvPicPr>
+                    <pic:cNvPr id="0" name="academy-story-ai-6-6-03.png"/>
+                    <pic:cNvPicPr/>
+                  </pic:nvPicPr>
+                  <pic:blipFill>
+                    <a:blip r:embed="rId12"/>
+                    <a:stretch>
+                      <a:fillRect/>
+                    </a:stretch>
+                  </pic:blipFill>
+                  <pic:spPr>
+                    <a:xfrm>
+                      <a:off x="0" y="0"/>
+                      <a:ext cx="5486400" cy="2996184"/>
+                    </a:xfrm>
+                    <a:prstGeom prst="rect"/>
+                  </pic:spPr>
+                </pic:pic>
+              </a:graphicData>
+            </a:graphic>
+          </wp:inline>
+        </w:drawing>
+      </w:r>
+    </w:p>
+    <w:p>
+      <w:pPr>
+        <w:spacing w:line="336" w:lineRule="auto" w:after="180"/>
+      </w:pPr>
+      <w:r>
+        <w:rPr>
+          <w:b/>
+        </w:rPr>
+        <w:t>Least privilege</w:t>
+      </w:r>
+      <w:r>
+        <w:rPr>
+          <w:b w:val="0"/>
+        </w:rPr>
+        <w:t xml:space="preserve"> and tool scopes — </w:t>
+      </w:r>
+      <w:r>
+        <w:rPr>
+          <w:b/>
+        </w:rPr>
+        <w:t>evidence</w:t>
+      </w:r>
+      <w:r>
+        <w:rPr>
+          <w:b w:val="0"/>
+        </w:rPr>
+        <w:t xml:space="preserve"> trace. Tool token permits lookup(public-room).</w:t>
+      </w:r>
+    </w:p>
+    <w:p>
+      <w:pPr>
+        <w:spacing w:line="336" w:lineRule="auto" w:after="180"/>
+      </w:pPr>
+      <w:r>
+        <w:rPr>
+          <w:b w:val="0"/>
+        </w:rPr>
+        <w:t>A proposed call writes teacher notes. | A reporting assistant may lookup public rooms but may not write records, send messages or read teacher notes.</w:t>
+      </w:r>
+    </w:p>
+    <w:p>
+      <w:pPr>
+        <w:spacing w:line="336" w:lineRule="auto" w:after="180"/>
+      </w:pPr>
+      <w:r>
+        <w:rPr>
+          <w:b w:val="0"/>
+        </w:rPr>
+        <w:t>Check actor, operation and resource before executing a proposed call. | Both operation and resource exceed scope; deny before execution, regardless of generated confidence.</w:t>
+      </w:r>
+    </w:p>
+    <w:p>
+      <w:pPr>
+        <w:spacing w:line="336" w:lineRule="auto" w:after="180"/>
+        <w:shd w:fill="F5F1FB"/>
+      </w:pPr>
+      <w:r>
+        <w:rPr>
+          <w:b w:val="0"/>
+        </w:rPr>
+        <w:t>Read the labels and values. Explain the relationship the model shows.</w:t>
+      </w:r>
+    </w:p>
+    <w:p>
+      <w:pPr>
+        <w:pStyle w:val="Heading3"/>
+      </w:pPr>
+      <w:r>
+        <w:t>04. Change one thing. Trace what follows.</w:t>
+      </w:r>
+    </w:p>
+    <w:p>
+      <w:r>
+        <w:drawing>
+          <wp:inline xmlns:a="http://schemas.openxmlformats.org/drawingml/2006/main" xmlns:pic="http://schemas.openxmlformats.org/drawingml/2006/picture">
+            <wp:extent cx="5486400" cy="3026664"/>
+            <wp:docPr id="5" name="Picture 5" descr="Original case: Only read S2 may proceed. Changed condition: Add read S5 explicitly to the trusted scope. Expected result: Read S5 becomes permitted; write S2 remains denied. Reason: Adding one station does not grant a write operation."/>
+            <wp:cNvGraphicFramePr>
+              <a:graphicFrameLocks noChangeAspect="1"/>
+            </wp:cNvGraphicFramePr>
+            <a:graphic>
+              <a:graphicData uri="http://schemas.openxmlformats.org/drawingml/2006/picture">
+                <pic:pic>
+                  <pic:nvPicPr>
+                    <pic:cNvPr id="0" name="academy-story-ai-6-6-04.png"/>
+                    <pic:cNvPicPr/>
+                  </pic:nvPicPr>
+                  <pic:blipFill>
+                    <a:blip r:embed="rId13"/>
+                    <a:stretch>
+                      <a:fillRect/>
+                    </a:stretch>
+                  </pic:blipFill>
+                  <pic:spPr>
+                    <a:xfrm>
+                      <a:off x="0" y="0"/>
+                      <a:ext cx="5486400" cy="3026664"/>
+                    </a:xfrm>
+                    <a:prstGeom prst="rect"/>
+                  </pic:spPr>
+                </pic:pic>
+              </a:graphicData>
+            </a:graphic>
+          </wp:inline>
+        </w:drawing>
+      </w:r>
+    </w:p>
+    <w:p>
+      <w:pPr>
+        <w:spacing w:line="336" w:lineRule="auto" w:after="180"/>
+      </w:pPr>
+      <w:r>
+        <w:rPr>
+          <w:b w:val="0"/>
+        </w:rPr>
+        <w:t>Original case: Only read S2 may proceed. Changed condition: Add read S5 explicitly to the trusted scope. Expected result: Read S5 becomes permitted; write S2 remains denied.</w:t>
+      </w:r>
+    </w:p>
+    <w:p>
+      <w:pPr>
+        <w:spacing w:line="336" w:lineRule="auto" w:after="180"/>
+      </w:pPr>
+      <w:r>
+        <w:rPr>
+          <w:b w:val="0"/>
+        </w:rPr>
+        <w:t>Reason: Adding one station does not grant a write operation.</w:t>
+      </w:r>
+    </w:p>
+    <w:p>
+      <w:pPr>
+        <w:spacing w:line="336" w:lineRule="auto" w:after="180"/>
+        <w:shd w:fill="F5F1FB"/>
+      </w:pPr>
+      <w:r>
+        <w:rPr>
+          <w:b w:val="0"/>
+        </w:rPr>
+        <w:t>Predict before checking the worked changed-case result. Name what changed and what the supplied facts allow you to conclude.</w:t>
+      </w:r>
+    </w:p>
+    <w:p>
+      <w:pPr>
+        <w:pStyle w:val="Heading3"/>
+      </w:pPr>
+      <w:r>
+        <w:t>05. Connect the explanation to its limit</w:t>
+      </w:r>
+    </w:p>
+    <w:p>
+      <w:r>
+        <w:drawing>
+          <wp:inline xmlns:a="http://schemas.openxmlformats.org/drawingml/2006/main" xmlns:pic="http://schemas.openxmlformats.org/drawingml/2006/picture">
+            <wp:extent cx="5486400" cy="2834640"/>
+            <wp:docPr id="6" name="Picture 6" descr="Least privilege limits a component to needed powers. Checking only the verb or only the object would leave a gap. Limit: A narrowly scoped credential can still be misused within its scope; protect it and inspect permitted actions."/>
+            <wp:cNvGraphicFramePr>
+              <a:graphicFrameLocks noChangeAspect="1"/>
+            </wp:cNvGraphicFramePr>
+            <a:graphic>
+              <a:graphicData uri="http://schemas.openxmlformats.org/drawingml/2006/picture">
+                <pic:pic>
+                  <pic:nvPicPr>
+                    <pic:cNvPr id="0" name="academy-story-ai-6-6-05.png"/>
+                    <pic:cNvPicPr/>
+                  </pic:nvPicPr>
+                  <pic:blipFill>
+                    <a:blip r:embed="rId14"/>
+                    <a:stretch>
+                      <a:fillRect/>
+                    </a:stretch>
+                  </pic:blipFill>
+                  <pic:spPr>
+                    <a:xfrm>
+                      <a:off x="0" y="0"/>
+                      <a:ext cx="5486400" cy="2834640"/>
+                    </a:xfrm>
+                    <a:prstGeom prst="rect"/>
+                  </pic:spPr>
+                </pic:pic>
+              </a:graphicData>
+            </a:graphic>
+          </wp:inline>
+        </w:drawing>
+      </w:r>
+    </w:p>
+    <w:p>
+      <w:pPr>
+        <w:spacing w:line="336" w:lineRule="auto" w:after="180"/>
+      </w:pPr>
+      <w:r>
+        <w:rPr>
+          <w:b/>
+        </w:rPr>
+        <w:t>Least privilege</w:t>
+      </w:r>
+      <w:r>
+        <w:rPr>
+          <w:b w:val="0"/>
+        </w:rPr>
+        <w:t xml:space="preserve"> limits a component to needed powers. Checking only the verb or only the object would leave a gap.</w:t>
+      </w:r>
+    </w:p>
+    <w:p>
+      <w:pPr>
+        <w:spacing w:line="336" w:lineRule="auto" w:after="180"/>
+      </w:pPr>
+      <w:r>
+        <w:rPr>
+          <w:b w:val="0"/>
+        </w:rPr>
+        <w:t>Limit: A narrowly scoped credential can still be misused within its scope; protect it and inspect permitted actions.</w:t>
+      </w:r>
+    </w:p>
+    <w:p>
+      <w:pPr>
+        <w:spacing w:line="336" w:lineRule="auto" w:after="180"/>
+        <w:shd w:fill="F5F1FB"/>
+      </w:pPr>
+      <w:r>
+        <w:rPr>
+          <w:b w:val="0"/>
+        </w:rPr>
+        <w:t>Explain the case, then point to a limit on the claim.</w:t>
+      </w:r>
+    </w:p>
+    <w:p>
+      <w:pPr>
+        <w:pStyle w:val="Heading3"/>
+      </w:pPr>
+      <w:r>
+        <w:t>06. Make the idea visible in your project</w:t>
+      </w:r>
+    </w:p>
+    <w:p>
+      <w:r>
+        <w:drawing>
+          <wp:inline xmlns:a="http://schemas.openxmlformats.org/drawingml/2006/main" xmlns:pic="http://schemas.openxmlformats.org/drawingml/2006/picture">
+            <wp:extent cx="5486400" cy="3529584"/>
+            <wp:docPr id="7" name="Picture 7" descr="For the Grounded Learning Service, retain an annotated trace and the changed-case result. Name the contract or evidence that makes the deciding step valid, so another team can review it. Draw your input, deciding step, result and limit. Supported question: Classify read S2, write S2 and read S5 as permitted or denied. Identify the operation or station mismatch for each denial, then reconsider after read S5 is added to trusted scope."/>
+            <wp:cNvGraphicFramePr>
+              <a:graphicFrameLocks noChangeAspect="1"/>
+            </wp:cNvGraphicFramePr>
+            <a:graphic>
+              <a:graphicData uri="http://schemas.openxmlformats.org/drawingml/2006/picture">
+                <pic:pic>
+                  <pic:nvPicPr>
+                    <pic:cNvPr id="0" name="academy-story-ai-6-6-06.png"/>
+                    <pic:cNvPicPr/>
+                  </pic:nvPicPr>
+                  <pic:blipFill>
+                    <a:blip r:embed="rId15"/>
+                    <a:stretch>
+                      <a:fillRect/>
+                    </a:stretch>
+                  </pic:blipFill>
+                  <pic:spPr>
+                    <a:xfrm>
+                      <a:off x="0" y="0"/>
+                      <a:ext cx="5486400" cy="3529584"/>
+                    </a:xfrm>
+                    <a:prstGeom prst="rect"/>
+                  </pic:spPr>
+                </pic:pic>
+              </a:graphicData>
+            </a:graphic>
+          </wp:inline>
+        </w:drawing>
+      </w:r>
+    </w:p>
+    <w:p>
+      <w:pPr>
+        <w:spacing w:line="336" w:lineRule="auto" w:after="180"/>
+      </w:pPr>
+      <w:r>
+        <w:rPr>
+          <w:b w:val="0"/>
+        </w:rPr>
+        <w:t xml:space="preserve">For the Grounded Learning Service, retain an annotated trace and the changed-case result. Name the contract or </w:t>
+      </w:r>
+      <w:r>
+        <w:rPr>
+          <w:b/>
+        </w:rPr>
+        <w:t>evidence</w:t>
+      </w:r>
+      <w:r>
+        <w:rPr>
+          <w:b w:val="0"/>
+        </w:rPr>
+        <w:t xml:space="preserve"> that makes the deciding step valid, so another team can review it.</w:t>
+      </w:r>
+    </w:p>
+    <w:p>
+      <w:pPr>
+        <w:spacing w:line="336" w:lineRule="auto" w:after="180"/>
+      </w:pPr>
+      <w:r>
+        <w:rPr>
+          <w:b w:val="0"/>
+        </w:rPr>
+        <w:t xml:space="preserve">Draw your </w:t>
+      </w:r>
+      <w:r>
+        <w:rPr>
+          <w:b/>
+        </w:rPr>
+        <w:t>input</w:t>
+      </w:r>
+      <w:r>
+        <w:rPr>
+          <w:b w:val="0"/>
+        </w:rPr>
+        <w:t>, deciding step, result and limit. Supported question: Classify read S2, write S2 and read S5 as permitted or denied.</w:t>
+      </w:r>
+    </w:p>
+    <w:p>
+      <w:pPr>
+        <w:spacing w:line="336" w:lineRule="auto" w:after="180"/>
+      </w:pPr>
+      <w:r>
+        <w:rPr>
+          <w:b w:val="0"/>
+        </w:rPr>
+        <w:t>Identify the operation or station mismatch for each denial, then reconsider after read S5 is added to trusted scope.</w:t>
+      </w:r>
+    </w:p>
+    <w:p>
+      <w:pPr>
+        <w:spacing w:line="336" w:lineRule="auto" w:after="180"/>
+        <w:shd w:fill="F5F1FB"/>
+      </w:pPr>
+      <w:r>
+        <w:rPr>
+          <w:b w:val="0"/>
+        </w:rPr>
+        <w:t xml:space="preserve">Draw your project trace and justify the deciding step using </w:t>
+      </w:r>
+      <w:r>
+        <w:rPr>
+          <w:b/>
+        </w:rPr>
+        <w:t>evidence</w:t>
+      </w:r>
+      <w:r>
+        <w:rPr>
+          <w:b w:val="0"/>
+        </w:rPr>
+        <w:t>.</w:t>
       </w:r>
     </w:p>
     <w:sectPr>

--- a/downloads/student/ai-6-week-06.docx
+++ b/downloads/student/ai-6-week-06.docx
@@ -25,12 +25,17 @@
         <w:pStyle w:val="Heading1"/>
       </w:pPr>
       <w:r>
-        <w:t>Before you start</w:t>
-      </w:r>
-    </w:p>
-    <w:p>
-      <w:r>
-        <w:t>Recall Authentication and authorisation. Explain why a recorded result needs its input conditions and evidence source before it can support a claim.</w:t>
+        <w:t>Name the actor. Match the operation and resource. Stop before execution.</w:t>
+      </w:r>
+    </w:p>
+    <w:p>
+      <w:r>
+        <w:t>Apply least privilege as exact permission pairs and inspect whether denied calls reach a local execution path.</w:t>
+      </w:r>
+    </w:p>
+    <w:p>
+      <w:r>
+        <w:t>Scope contract → mismatch trace → weather picture → permission intersections → local stub audit → independent catalogue.</w:t>
       </w:r>
     </w:p>
     <w:p>
@@ -38,20 +43,20 @@
         <w:pStyle w:val="Heading1"/>
       </w:pPr>
       <w:r>
-        <w:t>01. Your mission</w:t>
-      </w:r>
-    </w:p>
-    <w:p>
-      <w:r>
-        <w:t>Start with the target: Explain the mechanism and terminology of least privilege and tool scopes. Try the recall before opening notes.</w:t>
-      </w:r>
-    </w:p>
-    <w:p>
-      <w:pPr>
-        <w:pStyle w:val="Heading3"/>
-      </w:pPr>
-      <w:r>
-        <w:t>Your learning target</w:t>
+        <w:t>01. Grant only the operation on the resource that the task needs</w:t>
+      </w:r>
+    </w:p>
+    <w:p>
+      <w:r>
+        <w:t>A broad tool name is not a complete permission.</w:t>
+      </w:r>
+    </w:p>
+    <w:p>
+      <w:pPr>
+        <w:pStyle w:val="Heading2"/>
+      </w:pPr>
+      <w:r>
+        <w:t>Learning goals</w:t>
       </w:r>
     </w:p>
     <w:p>
@@ -113,10 +118,10 @@
     </w:p>
     <w:p>
       <w:pPr>
-        <w:pStyle w:val="Heading3"/>
-      </w:pPr>
-      <w:r>
-        <w:t>Remember before reading</w:t>
+        <w:pStyle w:val="Heading2"/>
+      </w:pPr>
+      <w:r>
+        <w:t>Retrieve trusted identity and service boundaries</w:t>
       </w:r>
     </w:p>
     <w:p>
@@ -177,6 +182,100 @@
     </w:p>
     <w:p>
       <w:pPr>
+        <w:pStyle w:val="Heading2"/>
+      </w:pPr>
+      <w:r>
+        <w:t>Prerequisite and starting response</w:t>
+      </w:r>
+    </w:p>
+    <w:p>
+      <w:pPr>
+        <w:pStyle w:val="ListBullet"/>
+      </w:pPr>
+      <w:r>
+        <w:t>Recall Authentication and authorisation. Explain why a recorded result needs its input conditions and evidence source before it can support a claim.</w:t>
+      </w:r>
+    </w:p>
+    <w:p>
+      <w:pPr>
+        <w:pStyle w:val="Heading3"/>
+      </w:pPr>
+      <w:r>
+        <w:t>My starting explanation</w:t>
+      </w:r>
+    </w:p>
+    <w:p>
+      <w:r>
+        <w:t>________________________________________________________________</w:t>
+      </w:r>
+    </w:p>
+    <w:p>
+      <w:r>
+        <w:t>________________________________________________________________</w:t>
+      </w:r>
+    </w:p>
+    <w:p>
+      <w:r>
+        <w:t>________________________________________________________________</w:t>
+      </w:r>
+    </w:p>
+    <w:p>
+      <w:pPr>
+        <w:pStyle w:val="Heading2"/>
+      </w:pPr>
+      <w:r>
+        <w:t>End goal</w:t>
+      </w:r>
+    </w:p>
+    <w:p>
+      <w:pPr>
+        <w:spacing w:line="336" w:lineRule="auto" w:after="180"/>
+      </w:pPr>
+      <w:r>
+        <w:rPr>
+          <w:b w:val="0"/>
+        </w:rPr>
+        <w:t xml:space="preserve">Explain </w:t>
+      </w:r>
+      <w:r>
+        <w:rPr>
+          <w:b/>
+        </w:rPr>
+        <w:t>least privilege</w:t>
+      </w:r>
+      <w:r>
+        <w:rPr>
+          <w:b w:val="0"/>
+        </w:rPr>
+        <w:t xml:space="preserve"> and tool scopes using the deciding step in this fictional service.</w:t>
+      </w:r>
+    </w:p>
+    <w:p>
+      <w:pPr>
+        <w:pStyle w:val="Heading2"/>
+      </w:pPr>
+      <w:r>
+        <w:t>Earlier wording, alternatives and picture transcripts · reference / check after trying</w:t>
+      </w:r>
+    </w:p>
+    <w:p>
+      <w:pPr>
+        <w:pStyle w:val="Heading3"/>
+      </w:pPr>
+      <w:r>
+        <w:t>Your learning target</w:t>
+      </w:r>
+    </w:p>
+    <w:p>
+      <w:pPr>
+        <w:pStyle w:val="Heading3"/>
+      </w:pPr>
+      <w:r>
+        <w:t>Remember before reading</w:t>
+      </w:r>
+    </w:p>
+    <w:p>
+      <w:pPr>
         <w:spacing w:line="336" w:lineRule="auto" w:after="180"/>
       </w:pPr>
       <w:r>
@@ -253,13 +352,544 @@
     </w:p>
     <w:p>
       <w:pPr>
+        <w:pStyle w:val="Heading3"/>
+      </w:pPr>
+      <w:r>
+        <w:t>This week’s end goal</w:t>
+      </w:r>
+    </w:p>
+    <w:p>
+      <w:pPr>
+        <w:pStyle w:val="Heading1"/>
+      </w:pPr>
+      <w:r>
+        <w:t>02. Keep the actor, operation and resource in one decision</w:t>
+      </w:r>
+    </w:p>
+    <w:p>
+      <w:r>
+        <w:t>Least privilege restricts powers to those needed for the declared task.</w:t>
+      </w:r>
+    </w:p>
+    <w:p>
+      <w:pPr>
+        <w:pStyle w:val="Heading2"/>
+      </w:pPr>
+      <w:r>
+        <w:t>Begin with a narrow school-helper example</w:t>
+      </w:r>
+    </w:p>
+    <w:p>
+      <w:pPr>
         <w:spacing w:line="336" w:lineRule="auto" w:after="180"/>
       </w:pPr>
       <w:r>
         <w:rPr>
           <w:b w:val="0"/>
         </w:rPr>
-        <w:t xml:space="preserve">Recall Authentication and authorisation. Explain why a recorded result needs its </w:t>
+        <w:t>Giving a school helper permission to look up a public room does not give permission to change teacher notes. The action and the object both matter. A trusted actor policy and the tool’s capability can each impose limits; a proposed call must fit all applicable limits before it reaches an execution path. Confidence in a generated plan cannot add a missing permission.</w:t>
+      </w:r>
+    </w:p>
+    <w:p>
+      <w:pPr>
+        <w:pStyle w:val="Heading2"/>
+      </w:pPr>
+      <w:r>
+        <w:t>Define least privilege and resource scope</w:t>
+      </w:r>
+    </w:p>
+    <w:p>
+      <w:pPr>
+        <w:spacing w:line="336" w:lineRule="auto" w:after="180"/>
+      </w:pPr>
+      <w:r>
+        <w:rPr>
+          <w:b/>
+        </w:rPr>
+        <w:t>Least privilege</w:t>
+      </w:r>
+      <w:r>
+        <w:rPr>
+          <w:b w:val="0"/>
+        </w:rPr>
+        <w:t xml:space="preserve"> grants only capabilities required by the task. Tool access should include resource and operation scope, not merely a broad tool name.</w:t>
+      </w:r>
+    </w:p>
+    <w:p>
+      <w:pPr>
+        <w:pStyle w:val="Heading2"/>
+      </w:pPr>
+      <w:r>
+        <w:t>Complete local actor/capability contract</w:t>
+      </w:r>
+    </w:p>
+    <w:tbl>
+      <w:tblPr>
+        <w:tblStyle w:val="LightShading-Accent1"/>
+        <w:tblW w:type="auto" w:w="0"/>
+        <w:tblLook w:firstColumn="1" w:firstRow="1" w:lastColumn="0" w:lastRow="0" w:noHBand="0" w:noVBand="1" w:val="04A0"/>
+      </w:tblPr>
+      <w:tblGrid>
+        <w:gridCol w:w="5112"/>
+        <w:gridCol w:w="5112"/>
+      </w:tblGrid>
+      <w:tr>
+        <w:trPr>
+          <w:tblHeader/>
+        </w:trPr>
+        <w:tc>
+          <w:tcPr>
+            <w:tcW w:type="dxa" w:w="5112"/>
+          </w:tcPr>
+          <w:p>
+            <w:r>
+              <w:t>Main reporting-assistant contract</w:t>
+            </w:r>
+          </w:p>
+        </w:tc>
+        <w:tc>
+          <w:tcPr>
+            <w:tcW w:type="dxa" w:w="5112"/>
+          </w:tcPr>
+          <w:p>
+            <w:r>
+              <w:t>Supplied scope</w:t>
+            </w:r>
+          </w:p>
+        </w:tc>
+      </w:tr>
+      <w:tr>
+        <w:tc>
+          <w:tcPr>
+            <w:tcW w:type="dxa" w:w="5112"/>
+          </w:tcPr>
+          <w:p>
+            <w:r>
+              <w:t>Trusted actor</w:t>
+            </w:r>
+          </w:p>
+        </w:tc>
+        <w:tc>
+          <w:tcPr>
+            <w:tcW w:type="dxa" w:w="5112"/>
+          </w:tcPr>
+          <w:p>
+            <w:r>
+              <w:t>reporter</w:t>
+            </w:r>
+          </w:p>
+        </w:tc>
+      </w:tr>
+      <w:tr>
+        <w:tc>
+          <w:tcPr>
+            <w:tcW w:type="dxa" w:w="5112"/>
+          </w:tcPr>
+          <w:p>
+            <w:r>
+              <w:t>Actor policy</w:t>
+            </w:r>
+          </w:p>
+        </w:tc>
+        <w:tc>
+          <w:tcPr>
+            <w:tcW w:type="dxa" w:w="5112"/>
+          </w:tcPr>
+          <w:p>
+            <w:r>
+              <w:t>Only the pair (lookup, public-room)</w:t>
+            </w:r>
+          </w:p>
+        </w:tc>
+      </w:tr>
+      <w:tr>
+        <w:tc>
+          <w:tcPr>
+            <w:tcW w:type="dxa" w:w="5112"/>
+          </w:tcPr>
+          <w:p>
+            <w:r>
+              <w:t>Current token capability</w:t>
+            </w:r>
+          </w:p>
+        </w:tc>
+        <w:tc>
+          <w:tcPr>
+            <w:tcW w:type="dxa" w:w="5112"/>
+          </w:tcPr>
+          <w:p>
+            <w:r>
+              <w:t>Only the pair (lookup, public-room)</w:t>
+            </w:r>
+          </w:p>
+        </w:tc>
+      </w:tr>
+      <w:tr>
+        <w:tc>
+          <w:tcPr>
+            <w:tcW w:type="dxa" w:w="5112"/>
+          </w:tcPr>
+          <w:p>
+            <w:r>
+              <w:t>Proposed excluded call</w:t>
+            </w:r>
+          </w:p>
+        </w:tc>
+        <w:tc>
+          <w:tcPr>
+            <w:tcW w:type="dxa" w:w="5112"/>
+          </w:tcPr>
+          <w:p>
+            <w:r>
+              <w:t>(write, teacher-notes): wrong operation and wrong resource</w:t>
+            </w:r>
+          </w:p>
+        </w:tc>
+      </w:tr>
+      <w:tr>
+        <w:tc>
+          <w:tcPr>
+            <w:tcW w:type="dxa" w:w="5112"/>
+          </w:tcPr>
+          <w:p>
+            <w:r>
+              <w:t>Permitted comparison call</w:t>
+            </w:r>
+          </w:p>
+        </w:tc>
+        <w:tc>
+          <w:tcPr>
+            <w:tcW w:type="dxa" w:w="5112"/>
+          </w:tcPr>
+          <w:p>
+            <w:r>
+              <w:t>(lookup, public-room), subject to other required checks</w:t>
+            </w:r>
+          </w:p>
+        </w:tc>
+      </w:tr>
+      <w:tr>
+        <w:tc>
+          <w:tcPr>
+            <w:tcW w:type="dxa" w:w="5112"/>
+          </w:tcPr>
+          <w:p>
+            <w:r>
+              <w:t>Execution boundary</w:t>
+            </w:r>
+          </w:p>
+        </w:tc>
+        <w:tc>
+          <w:tcPr>
+            <w:tcW w:type="dxa" w:w="5112"/>
+          </w:tcPr>
+          <w:p>
+            <w:r>
+              <w:t>Denied proposal must not reach the execution stub</w:t>
+            </w:r>
+          </w:p>
+        </w:tc>
+      </w:tr>
+      <w:tr>
+        <w:tc>
+          <w:tcPr>
+            <w:tcW w:type="dxa" w:w="5112"/>
+          </w:tcPr>
+          <w:p>
+            <w:r>
+              <w:t>Scope of evidence</w:t>
+            </w:r>
+          </w:p>
+        </w:tc>
+        <w:tc>
+          <w:tcPr>
+            <w:tcW w:type="dxa" w:w="5112"/>
+          </w:tcPr>
+          <w:p>
+            <w:r>
+              <w:t>Local immutable permission sets and a recorded stub; no real token or tool execution</w:t>
+            </w:r>
+          </w:p>
+        </w:tc>
+      </w:tr>
+    </w:tbl>
+    <w:p>
+      <w:pPr>
+        <w:pStyle w:val="Heading2"/>
+      </w:pPr>
+      <w:r>
+        <w:t>Name supplied and missing facts</w:t>
+      </w:r>
+    </w:p>
+    <w:p>
+      <w:pPr>
+        <w:pStyle w:val="Heading3"/>
+      </w:pPr>
+      <w:r>
+        <w:t>List the given facts and one fact that is not supplied.</w:t>
+      </w:r>
+    </w:p>
+    <w:p>
+      <w:r>
+        <w:t>________________________________________________________________</w:t>
+      </w:r>
+    </w:p>
+    <w:p>
+      <w:r>
+        <w:t>________________________________________________________________</w:t>
+      </w:r>
+    </w:p>
+    <w:p>
+      <w:r>
+        <w:t>________________________________________________________________</w:t>
+      </w:r>
+    </w:p>
+    <w:p>
+      <w:pPr>
+        <w:pStyle w:val="Heading2"/>
+      </w:pPr>
+      <w:r>
+        <w:t>Earlier wording, alternatives and picture transcripts · reference / check after trying</w:t>
+      </w:r>
+    </w:p>
+    <w:p>
+      <w:pPr>
+        <w:spacing w:line="336" w:lineRule="auto" w:after="180"/>
+      </w:pPr>
+      <w:r>
+        <w:rPr>
+          <w:b w:val="0"/>
+        </w:rPr>
+        <w:t>Begin by writing the question the procedure is intended to answer. Identify the information already supplied, the information it will produce and the information still missing.</w:t>
+      </w:r>
+    </w:p>
+    <w:p>
+      <w:pPr>
+        <w:spacing w:line="336" w:lineRule="auto" w:after="180"/>
+      </w:pPr>
+      <w:r>
+        <w:rPr>
+          <w:b w:val="0"/>
+        </w:rPr>
+        <w:t>These are constructed classroom examples; they do not require live accounts, private records or an external service. Do not treat a plausible explanation as a measured outcome.</w:t>
+      </w:r>
+    </w:p>
+    <w:p>
+      <w:pPr>
+        <w:pStyle w:val="Heading1"/>
+      </w:pPr>
+      <w:r>
+        <w:t>03. Trace the two mismatches rather than merely saying no</w:t>
+      </w:r>
+    </w:p>
+    <w:p>
+      <w:r>
+        <w:t>The same proposal exceeds both operation and resource scope.</w:t>
+      </w:r>
+    </w:p>
+    <w:p>
+      <w:pPr>
+        <w:pStyle w:val="Heading2"/>
+      </w:pPr>
+      <w:r>
+        <w:t>Original reporting-assistant boundary</w:t>
+      </w:r>
+    </w:p>
+    <w:p>
+      <w:pPr>
+        <w:spacing w:line="336" w:lineRule="auto" w:after="180"/>
+      </w:pPr>
+      <w:r>
+        <w:rPr>
+          <w:b w:val="0"/>
+        </w:rPr>
+        <w:t>A reporting assistant may lookup public rooms but may not write records, send messages or read teacher notes. Check actor, operation and resource before executing a proposed call.</w:t>
+      </w:r>
+    </w:p>
+    <w:p>
+      <w:pPr>
+        <w:pStyle w:val="Heading2"/>
+      </w:pPr>
+      <w:r>
+        <w:t>Complete pre-execution decision trace</w:t>
+      </w:r>
+    </w:p>
+    <w:p>
+      <w:pPr>
+        <w:pStyle w:val="Heading3"/>
+      </w:pPr>
+      <w:r>
+        <w:t>Check the exact pair before a proposal can execute</w:t>
+      </w:r>
+    </w:p>
+    <w:tbl>
+      <w:tblPr>
+        <w:tblStyle w:val="LightShading-Accent1"/>
+        <w:tblW w:type="auto" w:w="0"/>
+        <w:tblLook w:firstColumn="1" w:firstRow="1" w:lastColumn="0" w:lastRow="0" w:noHBand="0" w:noVBand="1" w:val="04A0"/>
+      </w:tblPr>
+      <w:tblGrid>
+        <w:gridCol w:w="5112"/>
+        <w:gridCol w:w="5112"/>
+      </w:tblGrid>
+      <w:tr>
+        <w:trPr>
+          <w:tblHeader/>
+        </w:trPr>
+        <w:tc>
+          <w:tcPr>
+            <w:tcW w:type="dxa" w:w="5112"/>
+          </w:tcPr>
+          <w:p>
+            <w:r>
+              <w:t>Step</w:t>
+            </w:r>
+          </w:p>
+        </w:tc>
+        <w:tc>
+          <w:tcPr>
+            <w:tcW w:type="dxa" w:w="5112"/>
+          </w:tcPr>
+          <w:p>
+            <w:r>
+              <w:t>Main proposal and decision</w:t>
+            </w:r>
+          </w:p>
+        </w:tc>
+      </w:tr>
+      <w:tr>
+        <w:tc>
+          <w:tcPr>
+            <w:tcW w:type="dxa" w:w="5112"/>
+          </w:tcPr>
+          <w:p>
+            <w:r>
+              <w:t>1. Identify trusted actor</w:t>
+            </w:r>
+          </w:p>
+        </w:tc>
+        <w:tc>
+          <w:tcPr>
+            <w:tcW w:type="dxa" w:w="5112"/>
+          </w:tcPr>
+          <w:p>
+            <w:r>
+              <w:t>reporter, with lookup/public-room actor policy</w:t>
+            </w:r>
+          </w:p>
+        </w:tc>
+      </w:tr>
+      <w:tr>
+        <w:tc>
+          <w:tcPr>
+            <w:tcW w:type="dxa" w:w="5112"/>
+          </w:tcPr>
+          <w:p>
+            <w:r>
+              <w:t>2. Read proposed operation and resource</w:t>
+            </w:r>
+          </w:p>
+        </w:tc>
+        <w:tc>
+          <w:tcPr>
+            <w:tcW w:type="dxa" w:w="5112"/>
+          </w:tcPr>
+          <w:p>
+            <w:r>
+              <w:t>write + teacher-notes</w:t>
+            </w:r>
+          </w:p>
+        </w:tc>
+      </w:tr>
+      <w:tr>
+        <w:tc>
+          <w:tcPr>
+            <w:tcW w:type="dxa" w:w="5112"/>
+          </w:tcPr>
+          <w:p>
+            <w:r>
+              <w:t>3. Check actor policy</w:t>
+            </w:r>
+          </w:p>
+        </w:tc>
+        <w:tc>
+          <w:tcPr>
+            <w:tcW w:type="dxa" w:w="5112"/>
+          </w:tcPr>
+          <w:p>
+            <w:r>
+              <w:t>Proposed pair not present</w:t>
+            </w:r>
+          </w:p>
+        </w:tc>
+      </w:tr>
+      <w:tr>
+        <w:tc>
+          <w:tcPr>
+            <w:tcW w:type="dxa" w:w="5112"/>
+          </w:tcPr>
+          <w:p>
+            <w:r>
+              <w:t>4. Check token capability</w:t>
+            </w:r>
+          </w:p>
+        </w:tc>
+        <w:tc>
+          <w:tcPr>
+            <w:tcW w:type="dxa" w:w="5112"/>
+          </w:tcPr>
+          <w:p>
+            <w:r>
+              <w:t>Proposed pair not present here either</w:t>
+            </w:r>
+          </w:p>
+        </w:tc>
+      </w:tr>
+      <w:tr>
+        <w:tc>
+          <w:tcPr>
+            <w:tcW w:type="dxa" w:w="5112"/>
+          </w:tcPr>
+          <w:p>
+            <w:r>
+              <w:t>5. Stop before execution</w:t>
+            </w:r>
+          </w:p>
+        </w:tc>
+        <w:tc>
+          <w:tcPr>
+            <w:tcW w:type="dxa" w:w="5112"/>
+          </w:tcPr>
+          <w:p>
+            <w:r>
+              <w:t>Denied; no execution ledger entry</w:t>
+            </w:r>
+          </w:p>
+        </w:tc>
+      </w:tr>
+    </w:tbl>
+    <w:p>
+      <w:r>
+        <w:t>Checking only a tool name, only a verb or only an object misses part of the permission boundary.</w:t>
+      </w:r>
+    </w:p>
+    <w:p>
+      <w:pPr>
+        <w:pStyle w:val="Heading2"/>
+      </w:pPr>
+      <w:r>
+        <w:t>State the scope before tracing</w:t>
+      </w:r>
+    </w:p>
+    <w:p>
+      <w:pPr>
+        <w:spacing w:line="336" w:lineRule="auto" w:after="180"/>
+      </w:pPr>
+      <w:r>
+        <w:rPr>
+          <w:b w:val="0"/>
+        </w:rPr>
+        <w:t xml:space="preserve">Before applying the procedure, write its units, denominator or decision boundary where relevant. A partner should be able to repeat each step using the same </w:t>
       </w:r>
       <w:r>
         <w:rPr>
@@ -271,50 +901,38 @@
         <w:rPr>
           <w:b w:val="0"/>
         </w:rPr>
-        <w:t xml:space="preserve"> conditions and </w:t>
+        <w:t>s.</w:t>
+      </w:r>
+    </w:p>
+    <w:p>
+      <w:pPr>
+        <w:spacing w:line="336" w:lineRule="auto" w:after="180"/>
+      </w:pPr>
+      <w:r>
+        <w:rPr>
+          <w:b w:val="0"/>
+        </w:rPr>
+        <w:t xml:space="preserve">If a required </w:t>
       </w:r>
       <w:r>
         <w:rPr>
           <w:b/>
         </w:rPr>
-        <w:t>evidence</w:t>
+        <w:t>input</w:t>
       </w:r>
       <w:r>
         <w:rPr>
           <w:b w:val="0"/>
         </w:rPr>
-        <w:t xml:space="preserve"> source before it can support a claim.</w:t>
-      </w:r>
-    </w:p>
-    <w:p>
-      <w:pPr>
-        <w:pStyle w:val="Heading3"/>
-      </w:pPr>
-      <w:r>
-        <w:t>My starting explanation</w:t>
-      </w:r>
-    </w:p>
-    <w:p>
-      <w:r>
-        <w:t>________________________________________________________________</w:t>
-      </w:r>
-    </w:p>
-    <w:p>
-      <w:r>
-        <w:t>________________________________________________________________</w:t>
-      </w:r>
-    </w:p>
-    <w:p>
-      <w:r>
-        <w:t>________________________________________________________________</w:t>
-      </w:r>
-    </w:p>
-    <w:p>
-      <w:pPr>
-        <w:pStyle w:val="Heading3"/>
-      </w:pPr>
-      <w:r>
-        <w:t>This week’s end goal</w:t>
+        <w:t xml:space="preserve"> is absent or violates the stated contract, record that condition explicitly instead of quietly replacing it with a convenient value.</w:t>
+      </w:r>
+    </w:p>
+    <w:p>
+      <w:pPr>
+        <w:pStyle w:val="Heading2"/>
+      </w:pPr>
+      <w:r>
+        <w:t>Explain the visual</w:t>
       </w:r>
     </w:p>
     <w:p>
@@ -325,118 +943,27 @@
         <w:rPr>
           <w:b w:val="0"/>
         </w:rPr>
-        <w:t xml:space="preserve">Explain </w:t>
+        <w:t xml:space="preserve">Point to the </w:t>
       </w:r>
       <w:r>
         <w:rPr>
           <w:b/>
         </w:rPr>
-        <w:t>least privilege</w:t>
+        <w:t>input</w:t>
       </w:r>
       <w:r>
         <w:rPr>
           <w:b w:val="0"/>
         </w:rPr>
-        <w:t xml:space="preserve"> and tool scopes using the deciding step in this fictional service.</w:t>
-      </w:r>
-    </w:p>
-    <w:p>
-      <w:pPr>
-        <w:pStyle w:val="Heading1"/>
-      </w:pPr>
-      <w:r>
-        <w:t>02. Notice the evidence</w:t>
-      </w:r>
-    </w:p>
-    <w:p>
-      <w:r>
-        <w:t>Investigate the supplied Least privilege and tool scopes case. Separate observations, given facts and assumptions before choosing an explanation.</w:t>
-      </w:r>
-    </w:p>
-    <w:p>
-      <w:pPr>
-        <w:spacing w:line="336" w:lineRule="auto" w:after="180"/>
-      </w:pPr>
-      <w:r>
-        <w:rPr>
-          <w:b/>
-        </w:rPr>
-        <w:t>Least privilege</w:t>
-      </w:r>
-      <w:r>
-        <w:rPr>
-          <w:b w:val="0"/>
-        </w:rPr>
-        <w:t xml:space="preserve"> grants only capabilities required by the task. Tool access should include resource and operation scope, not merely a broad tool name.</w:t>
-      </w:r>
-    </w:p>
-    <w:p>
-      <w:pPr>
-        <w:spacing w:line="336" w:lineRule="auto" w:after="180"/>
-      </w:pPr>
-      <w:r>
-        <w:rPr>
-          <w:b w:val="0"/>
-        </w:rPr>
-        <w:t>Begin by writing the question the procedure is intended to answer. Identify the information already supplied, the information it will produce and the information still missing.</w:t>
-      </w:r>
-    </w:p>
-    <w:p>
-      <w:pPr>
-        <w:spacing w:line="336" w:lineRule="auto" w:after="180"/>
-      </w:pPr>
-      <w:r>
-        <w:rPr>
-          <w:b w:val="0"/>
-        </w:rPr>
-        <w:t>These are constructed classroom examples; they do not require live accounts, private records or an external service. Do not treat a plausible explanation as a measured outcome.</w:t>
-      </w:r>
-    </w:p>
-    <w:p>
-      <w:pPr>
-        <w:pStyle w:val="Heading3"/>
-      </w:pPr>
-      <w:r>
-        <w:t>List the given facts and one fact that is not supplied.</w:t>
-      </w:r>
-    </w:p>
-    <w:p>
-      <w:r>
-        <w:t>________________________________________________________________</w:t>
-      </w:r>
-    </w:p>
-    <w:p>
-      <w:r>
-        <w:t>________________________________________________________________</w:t>
-      </w:r>
-    </w:p>
-    <w:p>
-      <w:r>
-        <w:t>________________________________________________________________</w:t>
-      </w:r>
-    </w:p>
-    <w:p>
-      <w:pPr>
-        <w:pStyle w:val="Heading1"/>
-      </w:pPr>
-      <w:r>
-        <w:t>03. See how it works</w:t>
-      </w:r>
-    </w:p>
-    <w:p>
-      <w:r>
-        <w:t>Follow the mechanism for Least privilege and tool scopes. Connect each labelled input, deciding step and result.</w:t>
-      </w:r>
-    </w:p>
-    <w:p>
-      <w:pPr>
-        <w:spacing w:line="336" w:lineRule="auto" w:after="180"/>
-      </w:pPr>
-      <w:r>
-        <w:rPr>
-          <w:b w:val="0"/>
-        </w:rPr>
-        <w:t>A reporting assistant may lookup public rooms but may not write records, send messages or read teacher notes. Check actor, operation and resource before executing a proposed call.</w:t>
+        <w:t>, the deciding step and the result in this week’s visual. Explain the same step in ordinary words. A picture helps when you can say what each part represents.</w:t>
+      </w:r>
+    </w:p>
+    <w:p>
+      <w:pPr>
+        <w:pStyle w:val="Heading2"/>
+      </w:pPr>
+      <w:r>
+        <w:t>Earlier wording, alternatives and picture transcripts · reference / check after trying</w:t>
       </w:r>
     </w:p>
     <w:p>
@@ -533,13 +1060,222 @@
     </w:p>
     <w:p>
       <w:pPr>
+        <w:pStyle w:val="Heading3"/>
+      </w:pPr>
+      <w:r>
+        <w:t>Connect the picture and the explanation</w:t>
+      </w:r>
+    </w:p>
+    <w:p>
+      <w:pPr>
+        <w:pStyle w:val="Heading1"/>
+      </w:pPr>
+      <w:r>
+        <w:t>04. Change one trusted permission and predict what remains denied</w:t>
+      </w:r>
+    </w:p>
+    <w:p>
+      <w:r>
+        <w:t>A narrow expansion should not silently add other operations.</w:t>
+      </w:r>
+    </w:p>
+    <w:p>
+      <w:pPr>
+        <w:pStyle w:val="Heading2"/>
+      </w:pPr>
+      <w:r>
+        <w:t>Current task and response</w:t>
+      </w:r>
+    </w:p>
+    <w:p>
+      <w:pPr>
+        <w:pStyle w:val="ListBullet"/>
+      </w:pPr>
+      <w:r>
+        <w:t>Tool token permits lookup(public-room). A proposed call writes teacher notes. Show the intermediate steps and give the conclusion with its scope.</w:t>
+      </w:r>
+    </w:p>
+    <w:p>
+      <w:pPr>
+        <w:pStyle w:val="Heading3"/>
+      </w:pPr>
+      <w:r>
+        <w:t>Keep the procedure fixed. Explain what changed in the inputs and result.</w:t>
+      </w:r>
+    </w:p>
+    <w:p>
+      <w:r>
+        <w:t>________________________________________________________________</w:t>
+      </w:r>
+    </w:p>
+    <w:p>
+      <w:r>
+        <w:t>________________________________________________________________</w:t>
+      </w:r>
+    </w:p>
+    <w:p>
+      <w:r>
+        <w:t>________________________________________________________________</w:t>
+      </w:r>
+    </w:p>
+    <w:p>
+      <w:r>
+        <w:t>________________________________________________________________</w:t>
+      </w:r>
+    </w:p>
+    <w:p>
+      <w:r>
+        <w:t>________________________________________________________________</w:t>
+      </w:r>
+    </w:p>
+    <w:p>
+      <w:pPr>
+        <w:pStyle w:val="Heading2"/>
+      </w:pPr>
+      <w:r>
+        <w:t>Predict the added-station picture</w:t>
+      </w:r>
+    </w:p>
+    <w:p>
+      <w:pPr>
+        <w:pStyle w:val="ListBullet"/>
+      </w:pPr>
+      <w:r>
+        <w:t>Change: Add read S5 explicitly to the trusted scope.</w:t>
+      </w:r>
+    </w:p>
+    <w:p>
+      <w:pPr>
+        <w:pStyle w:val="Heading2"/>
+      </w:pPr>
+      <w:r>
+        <w:t>Check after predicting · reference / check after trying</w:t>
+      </w:r>
+    </w:p>
+    <w:p>
+      <w:pPr>
         <w:spacing w:line="336" w:lineRule="auto" w:after="180"/>
       </w:pPr>
+      <w:r>
+        <w:rPr>
+          <w:b/>
+        </w:rPr>
+        <w:t>Prediction</w:t>
+      </w:r>
       <w:r>
         <w:rPr>
           <w:b w:val="0"/>
         </w:rPr>
-        <w:t xml:space="preserve">Before applying the procedure, write its units, denominator or decision boundary where relevant. A partner should be able to repeat each step using the same </w:t>
+        <w:t>: Read S5 becomes permitted; write S2 remains denied.</w:t>
+      </w:r>
+    </w:p>
+    <w:p>
+      <w:pPr>
+        <w:spacing w:line="336" w:lineRule="auto" w:after="180"/>
+      </w:pPr>
+      <w:r>
+        <w:rPr>
+          <w:b w:val="0"/>
+        </w:rPr>
+        <w:t>Reason: Adding one station does not grant a write operation.</w:t>
+      </w:r>
+    </w:p>
+    <w:p>
+      <w:pPr>
+        <w:pStyle w:val="Heading2"/>
+      </w:pPr>
+      <w:r>
+        <w:t>Earlier wording, alternatives and picture transcripts · reference / check after trying</w:t>
+      </w:r>
+    </w:p>
+    <w:p>
+      <w:pPr>
+        <w:pStyle w:val="Heading3"/>
+      </w:pPr>
+      <w:r>
+        <w:t>Compare a familiar case with a changed case</w:t>
+      </w:r>
+    </w:p>
+    <w:p>
+      <w:pPr>
+        <w:pStyle w:val="Heading3"/>
+      </w:pPr>
+      <w:r>
+        <w:t>Change one thing in the pictured case</w:t>
+      </w:r>
+    </w:p>
+    <w:p>
+      <w:pPr>
+        <w:pStyle w:val="Heading1"/>
+      </w:pPr>
+      <w:r>
+        <w:t>06. Compare operation and resource mismatches in a second service</w:t>
+      </w:r>
+    </w:p>
+    <w:p>
+      <w:r>
+        <w:t>Keep each policy and each permitted pair explicit.</w:t>
+      </w:r>
+    </w:p>
+    <w:p>
+      <w:pPr>
+        <w:pStyle w:val="Heading2"/>
+      </w:pPr>
+      <w:r>
+        <w:t>Main proposed call and complete denial reason</w:t>
+      </w:r>
+    </w:p>
+    <w:p>
+      <w:pPr>
+        <w:spacing w:line="336" w:lineRule="auto" w:after="180"/>
+      </w:pPr>
+      <w:r>
+        <w:rPr>
+          <w:b w:val="0"/>
+        </w:rPr>
+        <w:t>Tool token permits lookup(public-room). A proposed call writes teacher notes.</w:t>
+      </w:r>
+    </w:p>
+    <w:p>
+      <w:pPr>
+        <w:spacing w:line="336" w:lineRule="auto" w:after="180"/>
+      </w:pPr>
+      <w:r>
+        <w:rPr>
+          <w:b w:val="0"/>
+        </w:rPr>
+        <w:t>Both operation and resource exceed scope; deny before execution, regardless of generated confidence.</w:t>
+      </w:r>
+    </w:p>
+    <w:p>
+      <w:pPr>
+        <w:pStyle w:val="Heading2"/>
+      </w:pPr>
+      <w:r>
+        <w:t>Keep the reasoning’s scope</w:t>
+      </w:r>
+    </w:p>
+    <w:p>
+      <w:pPr>
+        <w:spacing w:line="336" w:lineRule="auto" w:after="180"/>
+      </w:pPr>
+      <w:r>
+        <w:rPr>
+          <w:b w:val="0"/>
+        </w:rPr>
+        <w:t xml:space="preserve">Compare the intermediate </w:t>
+      </w:r>
+      <w:r>
+        <w:rPr>
+          <w:b/>
+        </w:rPr>
+        <w:t>evidence</w:t>
+      </w:r>
+      <w:r>
+        <w:rPr>
+          <w:b w:val="0"/>
+        </w:rPr>
+        <w:t xml:space="preserve"> with the final statement. Explain why each number or decision follows from the stated </w:t>
       </w:r>
       <w:r>
         <w:rPr>
@@ -562,7 +1298,7 @@
         <w:rPr>
           <w:b w:val="0"/>
         </w:rPr>
-        <w:t xml:space="preserve">If a required </w:t>
+        <w:t xml:space="preserve">The conclusion belongs to this scenario and procedure; changing the </w:t>
       </w:r>
       <w:r>
         <w:rPr>
@@ -574,445 +1310,15 @@
         <w:rPr>
           <w:b w:val="0"/>
         </w:rPr>
-        <w:t xml:space="preserve"> is absent or violates the stated contract, record that condition explicitly instead of quietly replacing it with a convenient value.</w:t>
-      </w:r>
-    </w:p>
-    <w:p>
-      <w:pPr>
-        <w:pStyle w:val="Heading3"/>
-      </w:pPr>
-      <w:r>
-        <w:t>Connect the picture and the explanation</w:t>
-      </w:r>
-    </w:p>
-    <w:p>
-      <w:pPr>
-        <w:spacing w:line="336" w:lineRule="auto" w:after="180"/>
-      </w:pPr>
-      <w:r>
-        <w:rPr>
-          <w:b w:val="0"/>
-        </w:rPr>
-        <w:t xml:space="preserve">Point to the </w:t>
-      </w:r>
-      <w:r>
-        <w:rPr>
-          <w:b/>
-        </w:rPr>
-        <w:t>input</w:t>
-      </w:r>
-      <w:r>
-        <w:rPr>
-          <w:b w:val="0"/>
-        </w:rPr>
-        <w:t>, the deciding step and the result in this week’s visual. Explain the same step in ordinary words. A picture helps when you can say what each part represents.</w:t>
-      </w:r>
-    </w:p>
-    <w:p>
-      <w:pPr>
-        <w:pStyle w:val="Heading1"/>
-      </w:pPr>
-      <w:r>
-        <w:t>04. Compare the cases</w:t>
-      </w:r>
-    </w:p>
-    <w:p>
-      <w:r>
-        <w:t>Compare the supplied cases for Least privilege and tool scopes. Identify the detail that changes the conclusion.</w:t>
-      </w:r>
-    </w:p>
-    <w:p>
-      <w:pPr>
-        <w:pStyle w:val="Heading3"/>
-      </w:pPr>
-      <w:r>
-        <w:t>Compare a familiar case with a changed case</w:t>
-      </w:r>
-    </w:p>
-    <w:p>
-      <w:pPr>
-        <w:spacing w:line="336" w:lineRule="auto" w:after="180"/>
-      </w:pPr>
-      <w:r>
-        <w:rPr>
-          <w:b w:val="0"/>
-        </w:rPr>
-        <w:t>Tool token permits lookup(public-room). A proposed call writes teacher notes. Show the intermediate steps and give the conclusion with its scope.</w:t>
-      </w:r>
-    </w:p>
-    <w:p>
-      <w:pPr>
-        <w:pStyle w:val="Heading3"/>
-      </w:pPr>
-      <w:r>
-        <w:t>Keep the procedure fixed. Explain what changed in the inputs and result.</w:t>
-      </w:r>
-    </w:p>
-    <w:p>
-      <w:r>
-        <w:t>________________________________________________________________</w:t>
-      </w:r>
-    </w:p>
-    <w:p>
-      <w:r>
-        <w:t>________________________________________________________________</w:t>
-      </w:r>
-    </w:p>
-    <w:p>
-      <w:r>
-        <w:t>________________________________________________________________</w:t>
-      </w:r>
-    </w:p>
-    <w:p>
-      <w:r>
-        <w:t>________________________________________________________________</w:t>
-      </w:r>
-    </w:p>
-    <w:p>
-      <w:r>
-        <w:t>________________________________________________________________</w:t>
-      </w:r>
-    </w:p>
-    <w:p>
-      <w:pPr>
-        <w:pStyle w:val="Heading3"/>
-      </w:pPr>
-      <w:r>
-        <w:t>Change one thing in the pictured case</w:t>
-      </w:r>
-    </w:p>
-    <w:p>
-      <w:pPr>
-        <w:pStyle w:val="Heading3"/>
-      </w:pPr>
-      <w:r>
-        <w:t>Change one thing</w:t>
-      </w:r>
-    </w:p>
-    <w:p>
-      <w:pPr>
-        <w:spacing w:line="336" w:lineRule="auto" w:after="180"/>
-        <w:shd w:fill="F5F1FB"/>
-      </w:pPr>
-      <w:r>
-        <w:rPr>
-          <w:b w:val="0"/>
-        </w:rPr>
-        <w:t>Change: Add read S5 explicitly to the trusted scope.</w:t>
-      </w:r>
-    </w:p>
-    <w:p>
-      <w:pPr>
-        <w:pStyle w:val="Heading3"/>
-      </w:pPr>
-      <w:r>
-        <w:t>Predicted result</w:t>
-      </w:r>
-    </w:p>
-    <w:p>
-      <w:pPr>
-        <w:spacing w:line="336" w:lineRule="auto" w:after="180"/>
-        <w:shd w:fill="F1F6FC"/>
-      </w:pPr>
-      <w:r>
-        <w:rPr>
-          <w:b/>
-        </w:rPr>
-        <w:t>Prediction</w:t>
-      </w:r>
-      <w:r>
-        <w:rPr>
-          <w:b w:val="0"/>
-        </w:rPr>
-        <w:t>: Read S5 becomes permitted; write S2 remains denied.</w:t>
-      </w:r>
-    </w:p>
-    <w:p>
-      <w:pPr>
-        <w:pStyle w:val="Heading3"/>
-      </w:pPr>
-      <w:r>
-        <w:t>Why the result follows</w:t>
-      </w:r>
-    </w:p>
-    <w:p>
-      <w:pPr>
-        <w:spacing w:line="336" w:lineRule="auto" w:after="180"/>
-        <w:shd w:fill="F1F6FC"/>
-      </w:pPr>
-      <w:r>
-        <w:rPr>
-          <w:b w:val="0"/>
-        </w:rPr>
-        <w:t>Reason: Adding one station does not grant a write operation.</w:t>
-      </w:r>
-    </w:p>
-    <w:p>
-      <w:pPr>
-        <w:pStyle w:val="Heading1"/>
-      </w:pPr>
-      <w:r>
-        <w:t>05. Words that unlock the idea</w:t>
-      </w:r>
-    </w:p>
-    <w:p>
-      <w:r>
-        <w:t>Use the vocabulary of Least privilege and tool scopes to explain a concrete decision, rather than only memorising definitions.</w:t>
-      </w:r>
-    </w:p>
-    <w:tbl>
-      <w:tblPr>
-        <w:tblStyle w:val="LightShading-Accent1"/>
-        <w:tblW w:type="auto" w:w="0"/>
-        <w:tblLook w:firstColumn="1" w:firstRow="1" w:lastColumn="0" w:lastRow="0" w:noHBand="0" w:noVBand="1" w:val="04A0"/>
-      </w:tblPr>
-      <w:tblGrid>
-        <w:gridCol w:w="5112"/>
-        <w:gridCol w:w="5112"/>
-      </w:tblGrid>
-      <w:tr>
-        <w:trPr>
-          <w:tblHeader/>
-        </w:trPr>
-        <w:tc>
-          <w:tcPr>
-            <w:tcW w:type="dxa" w:w="5112"/>
-          </w:tcPr>
-          <w:p>
-            <w:r>
-              <w:t>Word</w:t>
-            </w:r>
-          </w:p>
-        </w:tc>
-        <w:tc>
-          <w:tcPr>
-            <w:tcW w:type="dxa" w:w="5112"/>
-          </w:tcPr>
-          <w:p>
-            <w:r>
-              <w:t>Meaning</w:t>
-            </w:r>
-          </w:p>
-        </w:tc>
-      </w:tr>
-      <w:tr>
-        <w:tc>
-          <w:tcPr>
-            <w:tcW w:type="dxa" w:w="5112"/>
-          </w:tcPr>
-          <w:p>
-            <w:r>
-              <w:t>Least privilege</w:t>
-            </w:r>
-          </w:p>
-        </w:tc>
-        <w:tc>
-          <w:tcPr>
-            <w:tcW w:type="dxa" w:w="5112"/>
-          </w:tcPr>
-          <w:p>
-            <w:r>
-              <w:t>Granting only the necessary authority</w:t>
-            </w:r>
-          </w:p>
-        </w:tc>
-      </w:tr>
-      <w:tr>
-        <w:tc>
-          <w:tcPr>
-            <w:tcW w:type="dxa" w:w="5112"/>
-          </w:tcPr>
-          <w:p>
-            <w:r>
-              <w:t>Capability</w:t>
-            </w:r>
-          </w:p>
-        </w:tc>
-        <w:tc>
-          <w:tcPr>
-            <w:tcW w:type="dxa" w:w="5112"/>
-          </w:tcPr>
-          <w:p>
-            <w:r>
-              <w:t>A scoped permission to perform an operation</w:t>
-            </w:r>
-          </w:p>
-        </w:tc>
-      </w:tr>
-      <w:tr>
-        <w:tc>
-          <w:tcPr>
-            <w:tcW w:type="dxa" w:w="5112"/>
-          </w:tcPr>
-          <w:p>
-            <w:r>
-              <w:t>Resource scope</w:t>
-            </w:r>
-          </w:p>
-        </w:tc>
-        <w:tc>
-          <w:tcPr>
-            <w:tcW w:type="dxa" w:w="5112"/>
-          </w:tcPr>
-          <w:p>
-            <w:r>
-              <w:t>The specific records an operation may address</w:t>
-            </w:r>
-          </w:p>
-        </w:tc>
-      </w:tr>
-    </w:tbl>
-    <w:p>
-      <w:pPr>
-        <w:pStyle w:val="Heading3"/>
-      </w:pPr>
-      <w:r>
-        <w:t>Use two terms to explain a step in this week’s example.</w:t>
-      </w:r>
-    </w:p>
-    <w:p>
-      <w:r>
-        <w:t>________________________________________________________________</w:t>
-      </w:r>
-    </w:p>
-    <w:p>
-      <w:r>
-        <w:t>________________________________________________________________</w:t>
-      </w:r>
-    </w:p>
-    <w:p>
-      <w:r>
-        <w:t>________________________________________________________________</w:t>
-      </w:r>
-    </w:p>
-    <w:p>
-      <w:pPr>
-        <w:pStyle w:val="Heading1"/>
-      </w:pPr>
-      <w:r>
-        <w:t>06. Follow a worked example</w:t>
-      </w:r>
-    </w:p>
-    <w:p>
-      <w:r>
-        <w:t>Follow the worked trace for Least privilege and tool scopes, predict a step, then compare with its explanation.</w:t>
-      </w:r>
-    </w:p>
-    <w:p>
-      <w:pPr>
-        <w:spacing w:line="336" w:lineRule="auto" w:after="180"/>
-      </w:pPr>
-      <w:r>
-        <w:rPr>
-          <w:b w:val="0"/>
-        </w:rPr>
-        <w:t>Tool token permits lookup(public-room). A proposed call writes teacher notes.</w:t>
-      </w:r>
-    </w:p>
-    <w:p>
-      <w:pPr>
-        <w:spacing w:line="336" w:lineRule="auto" w:after="180"/>
-      </w:pPr>
-      <w:r>
-        <w:rPr>
-          <w:b w:val="0"/>
-        </w:rPr>
-        <w:t>Both operation and resource exceed scope; deny before execution, regardless of generated confidence.</w:t>
-      </w:r>
-    </w:p>
-    <w:p>
-      <w:pPr>
-        <w:pStyle w:val="Heading3"/>
-      </w:pPr>
-      <w:r>
-        <w:t>Worked explanation · Least privilege and tool scopes</w:t>
-      </w:r>
-    </w:p>
-    <w:p>
-      <w:pPr>
-        <w:spacing w:line="336" w:lineRule="auto" w:after="180"/>
-        <w:shd w:fill="F1F6FC"/>
-      </w:pPr>
-      <w:r>
-        <w:rPr>
-          <w:b w:val="0"/>
-        </w:rPr>
-        <w:t xml:space="preserve">Compare the intermediate </w:t>
-      </w:r>
-      <w:r>
-        <w:rPr>
-          <w:b/>
-        </w:rPr>
-        <w:t>evidence</w:t>
-      </w:r>
-      <w:r>
-        <w:rPr>
-          <w:b w:val="0"/>
-        </w:rPr>
-        <w:t xml:space="preserve"> with the final statement. Explain why each number or decision follows from the stated </w:t>
-      </w:r>
-      <w:r>
-        <w:rPr>
-          <w:b/>
-        </w:rPr>
-        <w:t>input</w:t>
-      </w:r>
-      <w:r>
-        <w:rPr>
-          <w:b w:val="0"/>
-        </w:rPr>
-        <w:t>s.</w:t>
-      </w:r>
-    </w:p>
-    <w:p>
-      <w:pPr>
-        <w:spacing w:line="336" w:lineRule="auto" w:after="180"/>
-        <w:shd w:fill="F1F6FC"/>
-      </w:pPr>
-      <w:r>
-        <w:rPr>
-          <w:b w:val="0"/>
-        </w:rPr>
-        <w:t xml:space="preserve">The conclusion belongs to this scenario and procedure; changing the </w:t>
-      </w:r>
-      <w:r>
-        <w:rPr>
-          <w:b/>
-        </w:rPr>
-        <w:t>input</w:t>
-      </w:r>
-      <w:r>
-        <w:rPr>
-          <w:b w:val="0"/>
-        </w:rPr>
         <w:t>s, evaluation population or authority can change what it establishes. Retain the raw record so a later revision can be compared honestly.</w:t>
       </w:r>
     </w:p>
     <w:p>
       <w:pPr>
-        <w:pStyle w:val="Heading3"/>
-      </w:pPr>
-      <w:r>
-        <w:t>Learn from the worked case</w:t>
-      </w:r>
-    </w:p>
-    <w:p>
-      <w:pPr>
-        <w:spacing w:line="336" w:lineRule="auto" w:after="180"/>
-      </w:pPr>
-      <w:r>
-        <w:rPr>
-          <w:b w:val="0"/>
-        </w:rPr>
-        <w:t>Cover the result before checking it. Say what is given, choose the procedure, and follow one step at a time. Then uncover the result and explain your first mismatch. Ask why a step is allowed, not only what number it produces.</w:t>
-      </w:r>
-    </w:p>
-    <w:p>
-      <w:pPr>
-        <w:pStyle w:val="Heading3"/>
-      </w:pPr>
-      <w:r>
-        <w:t>A pictorial worked case: Least privilege and tool scopes</w:t>
+        <w:pStyle w:val="Heading2"/>
+      </w:pPr>
+      <w:r>
+        <w:t>Separate weather case and full initial permissions</w:t>
       </w:r>
     </w:p>
     <w:p>
@@ -1028,24 +1334,7 @@
     </w:p>
     <w:p>
       <w:pPr>
-        <w:pStyle w:val="Heading3"/>
-      </w:pPr>
-      <w:r>
-        <w:t>The facts we will use</w:t>
-      </w:r>
-    </w:p>
-    <w:p>
-      <w:pPr>
-        <w:pStyle w:val="Heading3"/>
-      </w:pPr>
-      <w:r>
-        <w:t>Supplied facts</w:t>
-      </w:r>
-    </w:p>
-    <w:p>
-      <w:pPr>
         <w:spacing w:line="336" w:lineRule="auto" w:after="180"/>
-        <w:shd w:fill="F1F6FC"/>
       </w:pPr>
       <w:r>
         <w:rPr>
@@ -1055,11 +1344,41 @@
       </w:r>
     </w:p>
     <w:p>
+      <w:pPr>
+        <w:spacing w:line="336" w:lineRule="auto" w:after="180"/>
+      </w:pPr>
+      <w:r>
+        <w:rPr>
+          <w:b w:val="0"/>
+        </w:rPr>
+        <w:t>The main room-reporting example uses lookup/public-room. The picture is a separate weather service with read/S2 permitted. Read S2 matches both operation and station; write S2 fails the operation; read S5 fails the station. If trusted scope explicitly adds read S5, that pair can pass while write S2 remains excluded.</w:t>
+      </w:r>
+    </w:p>
+    <w:p>
+      <w:pPr>
+        <w:spacing w:line="336" w:lineRule="auto" w:after="180"/>
+      </w:pPr>
+      <w:r>
+        <w:rPr>
+          <w:b w:val="0"/>
+        </w:rPr>
+        <w:t>The extended local program also declares an actor policy allowing read S2/S5, then narrows it with a token allowing S2 only. Expanding a token cannot overcome an actor policy that still forbids the pair. No weather reading or real token validation occurs.</w:t>
+      </w:r>
+    </w:p>
+    <w:p>
+      <w:pPr>
+        <w:pStyle w:val="Heading2"/>
+      </w:pPr>
+      <w:r>
+        <w:t>Trace the three pictured proposals</w:t>
+      </w:r>
+    </w:p>
+    <w:p>
       <w:r>
         <w:drawing>
           <wp:inline xmlns:a="http://schemas.openxmlformats.org/drawingml/2006/main" xmlns:pic="http://schemas.openxmlformats.org/drawingml/2006/picture">
-            <wp:extent cx="5486400" cy="5185229"/>
-            <wp:docPr id="1" name="Picture 1" descr="Least privilege and tool scopes. Match scope: Read S2 matches both the allowed operation and station.. Reject extra powers: Write S2 has the wrong operation; read S5 has the wrong station.. Run permitted call: Only read S2 may proceed."/>
+            <wp:extent cx="5486400" cy="3182112"/>
+            <wp:docPr id="1" name="Picture 1" descr="Match scope: Read S2 matches both the allowed operation and station. → Reject extra powers: Write S2 has the wrong operation; read S5 has the wrong station. → Run permitted call: Only read S2 may proceed."/>
             <wp:cNvGraphicFramePr>
               <a:graphicFrameLocks noChangeAspect="1"/>
             </wp:cNvGraphicFramePr>
@@ -1067,7 +1386,7 @@
               <a:graphicData uri="http://schemas.openxmlformats.org/drawingml/2006/picture">
                 <pic:pic>
                   <pic:nvPicPr>
-                    <pic:cNvPr id="0" name="academy-visual-ai-6-6.png"/>
+                    <pic:cNvPr id="0" name="academy-story-ai-6-6-02.png"/>
                     <pic:cNvPicPr/>
                   </pic:nvPicPr>
                   <pic:blipFill>
@@ -1079,7 +1398,7 @@
                   <pic:spPr>
                     <a:xfrm>
                       <a:off x="0" y="0"/>
-                      <a:ext cx="5486400" cy="5185229"/>
+                      <a:ext cx="5486400" cy="3182112"/>
                     </a:xfrm>
                     <a:prstGeom prst="rect"/>
                   </pic:spPr>
@@ -1207,24 +1526,7 @@
     </w:p>
     <w:p>
       <w:pPr>
-        <w:pStyle w:val="Heading3"/>
-      </w:pPr>
-      <w:r>
-        <w:t>Why this result follows</w:t>
-      </w:r>
-    </w:p>
-    <w:p>
-      <w:pPr>
-        <w:pStyle w:val="Heading3"/>
-      </w:pPr>
-      <w:r>
-        <w:t>Why the result follows</w:t>
-      </w:r>
-    </w:p>
-    <w:p>
-      <w:pPr>
         <w:spacing w:line="336" w:lineRule="auto" w:after="180"/>
-        <w:shd w:fill="F1F6FC"/>
       </w:pPr>
       <w:r>
         <w:rPr>
@@ -1241,30 +1543,113 @@
     </w:p>
     <w:p>
       <w:pPr>
+        <w:pStyle w:val="Heading2"/>
+      </w:pPr>
+      <w:r>
+        <w:t>Predict explicitly adding read S5</w:t>
+      </w:r>
+    </w:p>
+    <w:p>
+      <w:pPr>
+        <w:pStyle w:val="ListBullet"/>
+      </w:pPr>
+      <w:r>
+        <w:t>Change one thing: Add read S5 explicitly to the trusted scope. Predict the result before checking the explanation. What remains the same?</w:t>
+      </w:r>
+    </w:p>
+    <w:p>
+      <w:pPr>
+        <w:pStyle w:val="Heading2"/>
+      </w:pPr>
+      <w:r>
+        <w:t>Check after predicting · reference / check after trying</w:t>
+      </w:r>
+    </w:p>
+    <w:p>
+      <w:r>
+        <w:drawing>
+          <wp:inline xmlns:a="http://schemas.openxmlformats.org/drawingml/2006/main" xmlns:pic="http://schemas.openxmlformats.org/drawingml/2006/picture">
+            <wp:extent cx="5486400" cy="3026664"/>
+            <wp:docPr id="2" name="Picture 2" descr="Original case: Only read S2 may proceed. Changed condition: Add read S5 explicitly to the trusted scope. Expected result: Read S5 becomes permitted; write S2 remains denied. Reason: Adding one station does not grant a write operation."/>
+            <wp:cNvGraphicFramePr>
+              <a:graphicFrameLocks noChangeAspect="1"/>
+            </wp:cNvGraphicFramePr>
+            <a:graphic>
+              <a:graphicData uri="http://schemas.openxmlformats.org/drawingml/2006/picture">
+                <pic:pic>
+                  <pic:nvPicPr>
+                    <pic:cNvPr id="0" name="academy-story-ai-6-6-04.png"/>
+                    <pic:cNvPicPr/>
+                  </pic:nvPicPr>
+                  <pic:blipFill>
+                    <a:blip r:embed="rId10"/>
+                    <a:stretch>
+                      <a:fillRect/>
+                    </a:stretch>
+                  </pic:blipFill>
+                  <pic:spPr>
+                    <a:xfrm>
+                      <a:off x="0" y="0"/>
+                      <a:ext cx="5486400" cy="3026664"/>
+                    </a:xfrm>
+                    <a:prstGeom prst="rect"/>
+                  </pic:spPr>
+                </pic:pic>
+              </a:graphicData>
+            </a:graphic>
+          </wp:inline>
+        </w:drawing>
+      </w:r>
+    </w:p>
+    <w:p>
+      <w:pPr>
+        <w:pStyle w:val="Heading2"/>
+      </w:pPr>
+      <w:r>
+        <w:t>Explain the unchanged write denial and remaining risks</w:t>
+      </w:r>
+    </w:p>
+    <w:p>
+      <w:pPr>
+        <w:pStyle w:val="ListBullet"/>
+      </w:pPr>
+      <w:r>
+        <w:t>A narrowly scoped credential can still be misused within its scope; protect it and inspect permitted actions.</w:t>
+      </w:r>
+    </w:p>
+    <w:p>
+      <w:pPr>
+        <w:pStyle w:val="ListBullet"/>
+      </w:pPr>
+      <w:r>
+        <w:t>Read the labelled picture: Classify read S2, write S2 and read S5 as permitted or denied. Identify the operation or station mismatch for each denial, then reconsider after read S5 is added to trusted scope.</w:t>
+      </w:r>
+    </w:p>
+    <w:p>
+      <w:pPr>
+        <w:pStyle w:val="Heading2"/>
+      </w:pPr>
+      <w:r>
+        <w:t>Earlier wording, alternatives and picture transcripts · reference / check after trying</w:t>
+      </w:r>
+    </w:p>
+    <w:p>
+      <w:pPr>
         <w:pStyle w:val="Heading3"/>
       </w:pPr>
       <w:r>
-        <w:t>What this example does not establish</w:t>
-      </w:r>
-    </w:p>
-    <w:p>
-      <w:pPr>
-        <w:pStyle w:val="Heading3"/>
-      </w:pPr>
-      <w:r>
-        <w:t>Keep the stated limit</w:t>
+        <w:t>Learn from the worked case</w:t>
       </w:r>
     </w:p>
     <w:p>
       <w:pPr>
         <w:spacing w:line="336" w:lineRule="auto" w:after="180"/>
-        <w:shd w:fill="FFF5E6"/>
       </w:pPr>
       <w:r>
         <w:rPr>
           <w:b w:val="0"/>
         </w:rPr>
-        <w:t>A narrowly scoped credential can still be misused within its scope; protect it and inspect permitted actions.</w:t>
+        <w:t>Cover the result before checking it. Say what is given, choose the procedure, and follow one step at a time. Then uncover the result and explain your first mismatch. Ask why a step is allowed, not only what number it produces.</w:t>
       </w:r>
     </w:p>
     <w:p>
@@ -1272,19 +1657,7 @@
         <w:pStyle w:val="Heading3"/>
       </w:pPr>
       <w:r>
-        <w:t>Keep the stated limit</w:t>
-      </w:r>
-    </w:p>
-    <w:p>
-      <w:pPr>
-        <w:spacing w:line="336" w:lineRule="auto" w:after="180"/>
-        <w:shd w:fill="FFF5E6"/>
-      </w:pPr>
-      <w:r>
-        <w:rPr>
-          <w:b w:val="0"/>
-        </w:rPr>
-        <w:t>Read the labelled picture: Classify read S2, write S2 and read S5 as permitted or denied. Identify the operation or station mismatch for each denial, then reconsider after read S5 is added to trusted scope.</w:t>
+        <w:t>A pictorial worked case: Least privilege and tool scopes</w:t>
       </w:r>
     </w:p>
     <w:p>
@@ -1292,19 +1665,59 @@
         <w:pStyle w:val="Heading3"/>
       </w:pPr>
       <w:r>
-        <w:t>Keep the stated limit</w:t>
-      </w:r>
-    </w:p>
-    <w:p>
-      <w:pPr>
-        <w:spacing w:line="336" w:lineRule="auto" w:after="180"/>
-        <w:shd w:fill="FFF5E6"/>
-      </w:pPr>
-      <w:r>
-        <w:rPr>
-          <w:b w:val="0"/>
-        </w:rPr>
-        <w:t>Change one thing: Add read S5 explicitly to the trusted scope. Predict the result before checking the explanation. What remains the same?</w:t>
+        <w:t>The facts we will use</w:t>
+      </w:r>
+    </w:p>
+    <w:p>
+      <w:r>
+        <w:drawing>
+          <wp:inline xmlns:a="http://schemas.openxmlformats.org/drawingml/2006/main" xmlns:pic="http://schemas.openxmlformats.org/drawingml/2006/picture">
+            <wp:extent cx="5486400" cy="5185229"/>
+            <wp:docPr id="3" name="Picture 3" descr="Least privilege and tool scopes. Match scope: Read S2 matches both the allowed operation and station.. Reject extra powers: Write S2 has the wrong operation; read S5 has the wrong station.. Run permitted call: Only read S2 may proceed."/>
+            <wp:cNvGraphicFramePr>
+              <a:graphicFrameLocks noChangeAspect="1"/>
+            </wp:cNvGraphicFramePr>
+            <a:graphic>
+              <a:graphicData uri="http://schemas.openxmlformats.org/drawingml/2006/picture">
+                <pic:pic>
+                  <pic:nvPicPr>
+                    <pic:cNvPr id="0" name="academy-visual-ai-6-6.png"/>
+                    <pic:cNvPicPr/>
+                  </pic:nvPicPr>
+                  <pic:blipFill>
+                    <a:blip r:embed="rId11"/>
+                    <a:stretch>
+                      <a:fillRect/>
+                    </a:stretch>
+                  </pic:blipFill>
+                  <pic:spPr>
+                    <a:xfrm>
+                      <a:off x="0" y="0"/>
+                      <a:ext cx="5486400" cy="5185229"/>
+                    </a:xfrm>
+                    <a:prstGeom prst="rect"/>
+                  </pic:spPr>
+                </pic:pic>
+              </a:graphicData>
+            </a:graphic>
+          </wp:inline>
+        </w:drawing>
+      </w:r>
+    </w:p>
+    <w:p>
+      <w:pPr>
+        <w:pStyle w:val="Heading3"/>
+      </w:pPr>
+      <w:r>
+        <w:t>Why this result follows</w:t>
+      </w:r>
+    </w:p>
+    <w:p>
+      <w:pPr>
+        <w:pStyle w:val="Heading3"/>
+      </w:pPr>
+      <w:r>
+        <w:t>What this example does not establish</w:t>
       </w:r>
     </w:p>
     <w:p>
@@ -1312,12 +1725,20 @@
         <w:pStyle w:val="Heading1"/>
       </w:pPr>
       <w:r>
-        <w:t>07. Find and repair a mistake</w:t>
-      </w:r>
-    </w:p>
-    <w:p>
-      <w:r>
-        <w:t>Find the unsupported step in the Least privilege and tool scopes claim and explain a repair using the supplied evidence.</w:t>
+        <w:t>07. Test both missing permissions and accidental overgranting</w:t>
+      </w:r>
+    </w:p>
+    <w:p>
+      <w:r>
+        <w:t>A generated plan cannot rewrite trusted scope.</w:t>
+      </w:r>
+    </w:p>
+    <w:p>
+      <w:pPr>
+        <w:pStyle w:val="Heading2"/>
+      </w:pPr>
+      <w:r>
+        <w:t>Core scope qualification and failure analysis</w:t>
       </w:r>
     </w:p>
     <w:p>
@@ -1333,16 +1754,7 @@
     </w:p>
     <w:p>
       <w:pPr>
-        <w:pStyle w:val="Heading3"/>
-      </w:pPr>
-      <w:r>
-        <w:t>Check the claim against the facts</w:t>
-      </w:r>
-    </w:p>
-    <w:p>
-      <w:pPr>
         <w:spacing w:line="336" w:lineRule="auto" w:after="180"/>
-        <w:shd w:fill="FFF5E6"/>
       </w:pPr>
       <w:r>
         <w:rPr>
@@ -1354,7 +1766,6 @@
     <w:p>
       <w:pPr>
         <w:spacing w:line="336" w:lineRule="auto" w:after="180"/>
-        <w:shd w:fill="FFF5E6"/>
       </w:pPr>
       <w:r>
         <w:rPr>
@@ -1377,6 +1788,234 @@
     </w:p>
     <w:p>
       <w:pPr>
+        <w:pStyle w:val="Heading2"/>
+      </w:pPr>
+      <w:r>
+        <w:t>Complete normal, denied and permission-intersection probes</w:t>
+      </w:r>
+    </w:p>
+    <w:tbl>
+      <w:tblPr>
+        <w:tblStyle w:val="LightShading-Accent1"/>
+        <w:tblW w:type="auto" w:w="0"/>
+        <w:tblLook w:firstColumn="1" w:firstRow="1" w:lastColumn="0" w:lastRow="0" w:noHBand="0" w:noVBand="1" w:val="04A0"/>
+      </w:tblPr>
+      <w:tblGrid>
+        <w:gridCol w:w="5112"/>
+        <w:gridCol w:w="5112"/>
+      </w:tblGrid>
+      <w:tr>
+        <w:trPr>
+          <w:tblHeader/>
+        </w:trPr>
+        <w:tc>
+          <w:tcPr>
+            <w:tcW w:type="dxa" w:w="5112"/>
+          </w:tcPr>
+          <w:p>
+            <w:r>
+              <w:t>Complete probe</w:t>
+            </w:r>
+          </w:p>
+        </w:tc>
+        <w:tc>
+          <w:tcPr>
+            <w:tcW w:type="dxa" w:w="5112"/>
+          </w:tcPr>
+          <w:p>
+            <w:r>
+              <w:t>Expected permission result</w:t>
+            </w:r>
+          </w:p>
+        </w:tc>
+      </w:tr>
+      <w:tr>
+        <w:tc>
+          <w:tcPr>
+            <w:tcW w:type="dxa" w:w="5112"/>
+          </w:tcPr>
+          <w:p>
+            <w:r>
+              <w:t>reporter lookup public-room; actor and token both allow pair</w:t>
+            </w:r>
+          </w:p>
+        </w:tc>
+        <w:tc>
+          <w:tcPr>
+            <w:tcW w:type="dxa" w:w="5112"/>
+          </w:tcPr>
+          <w:p>
+            <w:r>
+              <w:t>May reach local stub; does not prove actual tool success</w:t>
+            </w:r>
+          </w:p>
+        </w:tc>
+      </w:tr>
+      <w:tr>
+        <w:tc>
+          <w:tcPr>
+            <w:tcW w:type="dxa" w:w="5112"/>
+          </w:tcPr>
+          <w:p>
+            <w:r>
+              <w:t>reporter write teacher-notes</w:t>
+            </w:r>
+          </w:p>
+        </w:tc>
+        <w:tc>
+          <w:tcPr>
+            <w:tcW w:type="dxa" w:w="5112"/>
+          </w:tcPr>
+          <w:p>
+            <w:r>
+              <w:t>Denied; wrong operation/resource, no stub entry</w:t>
+            </w:r>
+          </w:p>
+        </w:tc>
+      </w:tr>
+      <w:tr>
+        <w:tc>
+          <w:tcPr>
+            <w:tcW w:type="dxa" w:w="5112"/>
+          </w:tcPr>
+          <w:p>
+            <w:r>
+              <w:t>Unknown actor or empty token scope</w:t>
+            </w:r>
+          </w:p>
+        </w:tc>
+        <w:tc>
+          <w:tcPr>
+            <w:tcW w:type="dxa" w:w="5112"/>
+          </w:tcPr>
+          <w:p>
+            <w:r>
+              <w:t>Denied even if the proposed operation sounds useful</w:t>
+            </w:r>
+          </w:p>
+        </w:tc>
+      </w:tr>
+      <w:tr>
+        <w:tc>
+          <w:tcPr>
+            <w:tcW w:type="dxa" w:w="5112"/>
+          </w:tcPr>
+          <w:p>
+            <w:r>
+              <w:t>Token allows pair but actor policy excludes it</w:t>
+            </w:r>
+          </w:p>
+        </w:tc>
+        <w:tc>
+          <w:tcPr>
+            <w:tcW w:type="dxa" w:w="5112"/>
+          </w:tcPr>
+          <w:p>
+            <w:r>
+              <w:t>Denied; applicable permission sets intersect</w:t>
+            </w:r>
+          </w:p>
+        </w:tc>
+      </w:tr>
+      <w:tr>
+        <w:tc>
+          <w:tcPr>
+            <w:tcW w:type="dxa" w:w="5112"/>
+          </w:tcPr>
+          <w:p>
+            <w:r>
+              <w:t>Weather scope adds read S5</w:t>
+            </w:r>
+          </w:p>
+        </w:tc>
+        <w:tc>
+          <w:tcPr>
+            <w:tcW w:type="dxa" w:w="5112"/>
+          </w:tcPr>
+          <w:p>
+            <w:r>
+              <w:t>Read S5 may pass; write S2 still denied</w:t>
+            </w:r>
+          </w:p>
+        </w:tc>
+      </w:tr>
+      <w:tr>
+        <w:tc>
+          <w:tcPr>
+            <w:tcW w:type="dxa" w:w="5112"/>
+          </w:tcPr>
+          <w:p>
+            <w:r>
+              <w:t>Scope has (read, S2) and (write, S5)</w:t>
+            </w:r>
+          </w:p>
+        </w:tc>
+        <w:tc>
+          <w:tcPr>
+            <w:tcW w:type="dxa" w:w="5112"/>
+          </w:tcPr>
+          <w:p>
+            <w:r>
+              <w:t>Do not turn it into every verb/object combination; write S2 remains excluded</w:t>
+            </w:r>
+          </w:p>
+        </w:tc>
+      </w:tr>
+      <w:tr>
+        <w:tc>
+          <w:tcPr>
+            <w:tcW w:type="dxa" w:w="5112"/>
+          </w:tcPr>
+          <w:p>
+            <w:r>
+              <w:t>Source text or generated plan asks for broader scope</w:t>
+            </w:r>
+          </w:p>
+        </w:tc>
+        <w:tc>
+          <w:tcPr>
+            <w:tcW w:type="dxa" w:w="5112"/>
+          </w:tcPr>
+          <w:p>
+            <w:r>
+              <w:t>Treat as data/proposal, not trusted permission authority</w:t>
+            </w:r>
+          </w:p>
+        </w:tc>
+      </w:tr>
+      <w:tr>
+        <w:tc>
+          <w:tcPr>
+            <w:tcW w:type="dxa" w:w="5112"/>
+          </w:tcPr>
+          <w:p>
+            <w:r>
+              <w:t>A call is inside scope</w:t>
+            </w:r>
+          </w:p>
+        </w:tc>
+        <w:tc>
+          <w:tcPr>
+            <w:tcW w:type="dxa" w:w="5112"/>
+          </w:tcPr>
+          <w:p>
+            <w:r>
+              <w:t>Still check input validity, purpose and outcome; least privilege is not universal correctness</w:t>
+            </w:r>
+          </w:p>
+        </w:tc>
+      </w:tr>
+    </w:tbl>
+    <w:p>
+      <w:pPr>
+        <w:pStyle w:val="Heading2"/>
+      </w:pPr>
+      <w:r>
+        <w:t>Guided explanation and repair</w:t>
+      </w:r>
+    </w:p>
+    <w:p>
+      <w:pPr>
         <w:pStyle w:val="Heading3"/>
       </w:pPr>
       <w:r>
@@ -1410,21 +2049,93 @@
     </w:p>
     <w:p>
       <w:pPr>
+        <w:pStyle w:val="ListBullet"/>
+      </w:pPr>
+      <w:r>
+        <w:t>A report omits this qualification: A generated plan cannot expand the token or actor scope. Explain how omitting it could change a reader's interpretation, and write an accurate replacement.</w:t>
+      </w:r>
+    </w:p>
+    <w:p>
+      <w:pPr>
         <w:pStyle w:val="Heading3"/>
       </w:pPr>
       <w:r>
+        <w:t>State one repair and the checks you would rerun.</w:t>
+      </w:r>
+    </w:p>
+    <w:p>
+      <w:r>
+        <w:t>________________________________________________________________</w:t>
+      </w:r>
+    </w:p>
+    <w:p>
+      <w:r>
+        <w:t>________________________________________________________________</w:t>
+      </w:r>
+    </w:p>
+    <w:p>
+      <w:r>
+        <w:t>________________________________________________________________</w:t>
+      </w:r>
+    </w:p>
+    <w:p>
+      <w:r>
+        <w:t>________________________________________________________________</w:t>
+      </w:r>
+    </w:p>
+    <w:p>
+      <w:r>
+        <w:t>________________________________________________________________</w:t>
+      </w:r>
+    </w:p>
+    <w:p>
+      <w:r>
+        <w:t>________________________________________________________________</w:t>
+      </w:r>
+    </w:p>
+    <w:p>
+      <w:pPr>
+        <w:pStyle w:val="Heading2"/>
+      </w:pPr>
+      <w:r>
+        <w:t>Earlier wording, alternatives and picture transcripts · reference / check after trying</w:t>
+      </w:r>
+    </w:p>
+    <w:p>
+      <w:pPr>
+        <w:pStyle w:val="Heading3"/>
+      </w:pPr>
+      <w:r>
         <w:t>Locate the earliest unsupported step</w:t>
       </w:r>
     </w:p>
     <w:p>
       <w:pPr>
-        <w:spacing w:line="336" w:lineRule="auto" w:after="180"/>
-      </w:pPr>
-      <w:r>
-        <w:rPr>
-          <w:b w:val="0"/>
-        </w:rPr>
-        <w:t>A report omits this qualification: A generated plan cannot expand the token or actor scope. Explain how omitting it could change a reader's interpretation, and write an accurate replacement.</w:t>
+        <w:pStyle w:val="Heading1"/>
+      </w:pPr>
+      <w:r>
+        <w:t>08. Practise exact operation/resource reasoning</w:t>
+      </w:r>
+    </w:p>
+    <w:p>
+      <w:r>
+        <w:t>Name the specific mismatch before suggesting a repair.</w:t>
+      </w:r>
+    </w:p>
+    <w:p>
+      <w:pPr>
+        <w:pStyle w:val="Heading2"/>
+      </w:pPr>
+      <w:r>
+        <w:t>Current explanation and guided scope check</w:t>
+      </w:r>
+    </w:p>
+    <w:p>
+      <w:pPr>
+        <w:pStyle w:val="ListBullet"/>
+      </w:pPr>
+      <w:r>
+        <w:t>Explain the weekly mechanism in your own words. Use the worked scenario to name its input, decision rule and output.</w:t>
       </w:r>
     </w:p>
     <w:p>
@@ -1432,7 +2143,7 @@
         <w:pStyle w:val="Heading3"/>
       </w:pPr>
       <w:r>
-        <w:t>State one repair and the checks you would rerun.</w:t>
+        <w:t>Guided: restate the worked result, then name the assumption or limitation that prevents a broader conclusion.</w:t>
       </w:r>
     </w:p>
     <w:p>
@@ -1461,79 +2172,19 @@
       </w:r>
     </w:p>
     <w:p>
+      <w:pPr>
+        <w:pStyle w:val="Heading3"/>
+      </w:pPr>
+      <w:r>
+        <w:t>Explain your prediction to a partner before comparing results.</w:t>
+      </w:r>
+    </w:p>
+    <w:p>
       <w:r>
         <w:t>________________________________________________________________</w:t>
       </w:r>
     </w:p>
     <w:p>
-      <w:pPr>
-        <w:pStyle w:val="Heading1"/>
-      </w:pPr>
-      <w:r>
-        <w:t>08. Practise together</w:t>
-      </w:r>
-    </w:p>
-    <w:p>
-      <w:r>
-        <w:t>Practise Least privilege and tool scopes with support, then explain the deciding step in your own words.</w:t>
-      </w:r>
-    </w:p>
-    <w:p>
-      <w:pPr>
-        <w:spacing w:line="336" w:lineRule="auto" w:after="180"/>
-      </w:pPr>
-      <w:r>
-        <w:rPr>
-          <w:b w:val="0"/>
-        </w:rPr>
-        <w:t xml:space="preserve">Explain the weekly </w:t>
-      </w:r>
-      <w:r>
-        <w:rPr>
-          <w:b/>
-        </w:rPr>
-        <w:t>mechanism</w:t>
-      </w:r>
-      <w:r>
-        <w:rPr>
-          <w:b w:val="0"/>
-        </w:rPr>
-        <w:t xml:space="preserve"> in your own words. Use the worked scenario to name its </w:t>
-      </w:r>
-      <w:r>
-        <w:rPr>
-          <w:b/>
-        </w:rPr>
-        <w:t>input</w:t>
-      </w:r>
-      <w:r>
-        <w:rPr>
-          <w:b w:val="0"/>
-        </w:rPr>
-        <w:t xml:space="preserve">, decision rule and </w:t>
-      </w:r>
-      <w:r>
-        <w:rPr>
-          <w:b/>
-        </w:rPr>
-        <w:t>output</w:t>
-      </w:r>
-      <w:r>
-        <w:rPr>
-          <w:b w:val="0"/>
-        </w:rPr>
-        <w:t>.</w:t>
-      </w:r>
-    </w:p>
-    <w:p>
-      <w:pPr>
-        <w:pStyle w:val="Heading3"/>
-      </w:pPr>
-      <w:r>
-        <w:t>Guided: restate the worked result, then name the assumption or limitation that prevents a broader conclusion.</w:t>
-      </w:r>
-    </w:p>
-    <w:p>
       <w:r>
         <w:t>________________________________________________________________</w:t>
       </w:r>
@@ -1549,49 +2200,11 @@
       </w:r>
     </w:p>
     <w:p>
-      <w:r>
-        <w:t>________________________________________________________________</w:t>
-      </w:r>
-    </w:p>
-    <w:p>
-      <w:r>
-        <w:t>________________________________________________________________</w:t>
-      </w:r>
-    </w:p>
-    <w:p>
-      <w:pPr>
-        <w:pStyle w:val="Heading3"/>
-      </w:pPr>
-      <w:r>
-        <w:t>Explain your prediction to a partner before comparing results.</w:t>
-      </w:r>
-    </w:p>
-    <w:p>
-      <w:r>
-        <w:t>________________________________________________________________</w:t>
-      </w:r>
-    </w:p>
-    <w:p>
-      <w:r>
-        <w:t>________________________________________________________________</w:t>
-      </w:r>
-    </w:p>
-    <w:p>
-      <w:r>
-        <w:t>________________________________________________________________</w:t>
-      </w:r>
-    </w:p>
-    <w:p>
-      <w:r>
-        <w:t>________________________________________________________________</w:t>
-      </w:r>
-    </w:p>
-    <w:p>
-      <w:pPr>
-        <w:pStyle w:val="Heading3"/>
-      </w:pPr>
-      <w:r>
-        <w:t>Practise with less help: Trace the worked case</w:t>
+      <w:pPr>
+        <w:pStyle w:val="Heading2"/>
+      </w:pPr>
+      <w:r>
+        <w:t>Supported W2 record</w:t>
       </w:r>
     </w:p>
     <w:p>
@@ -1721,81 +2334,49 @@
     </w:p>
     <w:p>
       <w:pPr>
+        <w:pStyle w:val="Heading2"/>
+      </w:pPr>
+      <w:r>
+        <w:t>Individual authority-limit check</w:t>
+      </w:r>
+    </w:p>
+    <w:p>
+      <w:pPr>
+        <w:pStyle w:val="ListBullet"/>
+      </w:pPr>
+      <w:r>
+        <w:t>Use the worked case for Least privilege and tool scopes. Proposed explanation: “The worked result establishes every future case”. Decide whether this explanation is supported. Point to the step or supplied fact that decides; explain your repair if needed.</w:t>
+      </w:r>
+    </w:p>
+    <w:p>
+      <w:pPr>
+        <w:pStyle w:val="ListBullet"/>
+      </w:pPr>
+      <w:r>
+        <w:t>Answer on your own before discussion. If you are unsure, say which step you need help with.</w:t>
+      </w:r>
+    </w:p>
+    <w:p>
+      <w:pPr>
+        <w:pStyle w:val="Heading2"/>
+      </w:pPr>
+      <w:r>
+        <w:t>Weather picture response</w:t>
+      </w:r>
+    </w:p>
+    <w:p>
+      <w:pPr>
+        <w:pStyle w:val="ListBullet"/>
+      </w:pPr>
+      <w:r>
+        <w:t>Classify read S2, write S2 and read S5 as permitted or denied. Identify the operation or station mismatch for each denial, then reconsider after read S5 is added to trusted scope.</w:t>
+      </w:r>
+    </w:p>
+    <w:p>
+      <w:pPr>
         <w:pStyle w:val="Heading3"/>
       </w:pPr>
       <w:r>
-        <w:t>Check your reasoning</w:t>
-      </w:r>
-    </w:p>
-    <w:p>
-      <w:pPr>
-        <w:spacing w:line="336" w:lineRule="auto" w:after="180"/>
-      </w:pPr>
-      <w:r>
-        <w:rPr>
-          <w:b w:val="0"/>
-        </w:rPr>
-        <w:t xml:space="preserve">Use the worked case for </w:t>
-      </w:r>
-      <w:r>
-        <w:rPr>
-          <w:b/>
-        </w:rPr>
-        <w:t>Least privilege</w:t>
-      </w:r>
-      <w:r>
-        <w:rPr>
-          <w:b w:val="0"/>
-        </w:rPr>
-        <w:t xml:space="preserve"> and tool scopes. Proposed explanation: “The worked result establishes every future case”. Decide whether this explanation is supported.</w:t>
-      </w:r>
-    </w:p>
-    <w:p>
-      <w:pPr>
-        <w:spacing w:line="336" w:lineRule="auto" w:after="180"/>
-      </w:pPr>
-      <w:r>
-        <w:rPr>
-          <w:b w:val="0"/>
-        </w:rPr>
-        <w:t>Point to the step or supplied fact that decides; explain your repair if needed.</w:t>
-      </w:r>
-    </w:p>
-    <w:p>
-      <w:pPr>
-        <w:spacing w:line="336" w:lineRule="auto" w:after="180"/>
-      </w:pPr>
-      <w:r>
-        <w:rPr>
-          <w:b w:val="0"/>
-        </w:rPr>
-        <w:t>Answer on your own before discussion. If you are unsure, say which step you need help with.</w:t>
-      </w:r>
-    </w:p>
-    <w:p>
-      <w:pPr>
-        <w:pStyle w:val="Heading3"/>
-      </w:pPr>
-      <w:r>
-        <w:t>Explain the picture</w:t>
-      </w:r>
-    </w:p>
-    <w:p>
-      <w:pPr>
-        <w:spacing w:line="336" w:lineRule="auto" w:after="180"/>
-      </w:pPr>
-      <w:r>
-        <w:rPr>
-          <w:b w:val="0"/>
-        </w:rPr>
-        <w:t>Classify read S2, write S2 and read S5 as permitted or denied. Identify the operation or station mismatch for each denial, then reconsider after read S5 is added to trusted scope.</w:t>
-      </w:r>
-    </w:p>
-    <w:p>
-      <w:pPr>
-        <w:pStyle w:val="Heading3"/>
-      </w:pPr>
-      <w:r>
         <w:t>My explanation using a pictured step and the given facts</w:t>
       </w:r>
     </w:p>
@@ -1817,6 +2398,14 @@
     <w:p>
       <w:r>
         <w:t>________________________________________________________________</w:t>
+      </w:r>
+    </w:p>
+    <w:p>
+      <w:pPr>
+        <w:pStyle w:val="Heading2"/>
+      </w:pPr>
+      <w:r>
+        <w:t>Reserve the selected catalogue case</w:t>
       </w:r>
     </w:p>
     <w:p>
@@ -1832,23 +2421,55 @@
     </w:p>
     <w:p>
       <w:pPr>
+        <w:pStyle w:val="Heading2"/>
+      </w:pPr>
+      <w:r>
+        <w:t>Earlier wording, alternatives and picture transcripts · reference / check after trying</w:t>
+      </w:r>
+    </w:p>
+    <w:p>
+      <w:pPr>
+        <w:pStyle w:val="Heading3"/>
+      </w:pPr>
+      <w:r>
+        <w:t>Practise with less help: Trace the worked case</w:t>
+      </w:r>
+    </w:p>
+    <w:p>
+      <w:pPr>
+        <w:pStyle w:val="Heading3"/>
+      </w:pPr>
+      <w:r>
+        <w:t>Check your reasoning</w:t>
+      </w:r>
+    </w:p>
+    <w:p>
+      <w:pPr>
+        <w:pStyle w:val="Heading3"/>
+      </w:pPr>
+      <w:r>
+        <w:t>Explain the picture</w:t>
+      </w:r>
+    </w:p>
+    <w:p>
+      <w:pPr>
         <w:pStyle w:val="Heading1"/>
       </w:pPr>
       <w:r>
-        <w:t>09. Run the investigation</w:t>
-      </w:r>
-    </w:p>
-    <w:p>
-      <w:r>
-        <w:t>Investigate Least privilege and tool scopes. Record the prediction, actual observation or labelled paper trace, explanation and next test separately.</w:t>
-      </w:r>
-    </w:p>
-    <w:p>
-      <w:pPr>
-        <w:pStyle w:val="Heading3"/>
-      </w:pPr>
-      <w:r>
-        <w:t>Predict, investigate and preserve the evidence</w:t>
+        <w:t>09. Run a complete local scope and execution-boundary audit</w:t>
+      </w:r>
+    </w:p>
+    <w:p>
+      <w:r>
+        <w:t>A denial is meaningful only if the excluded proposal never reaches execution.</w:t>
+      </w:r>
+    </w:p>
+    <w:p>
+      <w:pPr>
+        <w:pStyle w:val="Heading2"/>
+      </w:pPr>
+      <w:r>
+        <w:t>Current out-of-scope proposal investigation</w:t>
       </w:r>
     </w:p>
     <w:p>
@@ -1860,6 +2481,121 @@
           <w:b w:val="0"/>
         </w:rPr>
         <w:t>Tool token permits lookup(public-room). A proposed call writes teacher notes. Show the intermediate steps and give the conclusion with its scope.</w:t>
+      </w:r>
+    </w:p>
+    <w:p>
+      <w:pPr>
+        <w:pStyle w:val="Heading2"/>
+      </w:pPr>
+      <w:r>
+        <w:t>Complete runnable pair and stub checks</w:t>
+      </w:r>
+    </w:p>
+    <w:p>
+      <w:r>
+        <w:rPr>
+          <w:rFonts w:ascii="Courier New" w:hAnsi="Courier New"/>
+          <w:sz w:val="18"/>
+        </w:rPr>
+        <w:t>"""Local permission-pair simulation; no real tools or credentials."""</w:t>
+        <w:br/>
+        <w:t>ACTOR_SCOPES={'reporter':frozenset({('lookup','public-room')})}</w:t>
+        <w:br/>
+        <w:t>TOKEN_SCOPE=frozenset({('lookup','public-room')})</w:t>
+        <w:br/>
+        <w:br/>
+        <w:t>def permitted(actor,operation,resource,actor_scopes,token_scope):</w:t>
+        <w:br/>
+        <w:t xml:space="preserve">    pair=(operation,resource)</w:t>
+        <w:br/>
+        <w:t xml:space="preserve">    return pair in actor_scopes.get(actor,frozenset()) and pair in token_scope</w:t>
+        <w:br/>
+        <w:br/>
+        <w:t>def simulate(actor,operation,resource,actor_scopes,token_scope,executions):</w:t>
+        <w:br/>
+        <w:t xml:space="preserve">    if not permitted(actor,operation,resource,actor_scopes,token_scope):</w:t>
+        <w:br/>
+        <w:t xml:space="preserve">        return {'status':'denied'}</w:t>
+        <w:br/>
+        <w:t xml:space="preserve">    # An execution stub records the permitted proposal; it performs no real work.</w:t>
+        <w:br/>
+        <w:t xml:space="preserve">    executions.append((actor,operation,resource))</w:t>
+        <w:br/>
+        <w:t xml:space="preserve">    return {'status':'simulated','operation':operation,'resource':resource}</w:t>
+        <w:br/>
+        <w:br/>
+        <w:t>executions=[]</w:t>
+        <w:br/>
+        <w:t>denied=simulate('reporter','write','teacher-notes',ACTOR_SCOPES,TOKEN_SCOPE,executions)</w:t>
+        <w:br/>
+        <w:t>assert denied=={'status':'denied'} and executions==[]</w:t>
+        <w:br/>
+        <w:t>allowed=simulate('reporter','lookup','public-room',ACTOR_SCOPES,TOKEN_SCOPE,executions)</w:t>
+        <w:br/>
+        <w:t>assert executions==[('reporter','lookup','public-room')]</w:t>
+        <w:br/>
+        <w:t>print('Main excluded proposal:',denied)</w:t>
+        <w:br/>
+        <w:t>print('Allowed local stub:',allowed,'execution ledger:',executions)</w:t>
+        <w:br/>
+        <w:t>assert not permitted('unknown','lookup','public-room',ACTOR_SCOPES,TOKEN_SCOPE)</w:t>
+        <w:br/>
+        <w:t>assert not permitted('reporter','lookup','public-room',ACTOR_SCOPES,frozenset())</w:t>
+        <w:br/>
+        <w:t># Separate weather picture: both actor policy and token capability must permit a pair.</w:t>
+        <w:br/>
+        <w:t>weather_actor={'bot':frozenset({('read','S2'),('read','S5')})}</w:t>
+        <w:br/>
+        <w:t>weather_token=frozenset({('read','S2')})</w:t>
+        <w:br/>
+        <w:t>pictured=[('read','S2'),('write','S2'),('read','S5')]</w:t>
+        <w:br/>
+        <w:t>print('Weather initial:',[(op,res,permitted('bot',op,res,weather_actor,weather_token)) for op,res in pictured])</w:t>
+        <w:br/>
+        <w:t>expanded=weather_token|{('read','S5')}</w:t>
+        <w:br/>
+        <w:t>assert permitted('bot','read','S5',weather_actor,expanded)</w:t>
+        <w:br/>
+        <w:t>assert not permitted('bot','write','S2',weather_actor,expanded)</w:t>
+        <w:br/>
+        <w:t># A token expansion cannot overcome an actor policy that still excludes the pair.</w:t>
+        <w:br/>
+        <w:t>assert not permitted('bot','read','S5',{'bot':frozenset({('read','S2')})},expanded)</w:t>
+        <w:br/>
+        <w:t># Keep operation/resource pairs together: independent verb/object lists overgrant.</w:t>
+        <w:br/>
+        <w:t>paired=frozenset({('read','S2'),('write','S5')})</w:t>
+        <w:br/>
+        <w:t>assert ('write','S2') not in paired</w:t>
+        <w:br/>
+        <w:t>print('Source text or generated confidence is not an input to these trusted scope sets.')</w:t>
+        <w:br/>
+        <w:t>print('No actual token verification, tool call, credential use or external execution.')</w:t>
+        <w:br/>
+      </w:r>
+    </w:p>
+    <w:p>
+      <w:pPr>
+        <w:pStyle w:val="Heading2"/>
+      </w:pPr>
+      <w:r>
+        <w:t>Expected ledger, authority limits and simulation scope</w:t>
+      </w:r>
+    </w:p>
+    <w:p>
+      <w:pPr>
+        <w:pStyle w:val="ListNumber"/>
+      </w:pPr>
+      <w:r>
+        <w:t>Predict permission and execution-ledger outcomes before running or tracing. The denied write/teacher-notes proposal must leave the ledger empty; the permitted lookup/public-room appends one local stub record. Check unknown actor, empty token and token-versus-actor mismatch. The weather extension explicitly states both applicable permission sets, and preserves operation/resource pairs to avoid accidental cross-combinations. There is no real token verification or external tool call. A stub records permission-path entry rather than a successful real lookup, mutation or message delivery. Keep the new catalogue objects reserved for the individual task.</w:t>
+      </w:r>
+    </w:p>
+    <w:p>
+      <w:pPr>
+        <w:pStyle w:val="Heading2"/>
+      </w:pPr>
+      <w:r>
+        <w:t>Evidence ledger and reflection</w:t>
       </w:r>
     </w:p>
     <w:tbl>
@@ -2011,14 +2747,6 @@
     </w:p>
     <w:p>
       <w:pPr>
-        <w:pStyle w:val="Heading3"/>
-      </w:pPr>
-      <w:r>
-        <w:t>Plan → try → check</w:t>
-      </w:r>
-    </w:p>
-    <w:p>
-      <w:pPr>
         <w:spacing w:line="336" w:lineRule="auto" w:after="180"/>
       </w:pPr>
       <w:r>
@@ -2030,23 +2758,47 @@
     </w:p>
     <w:p>
       <w:pPr>
+        <w:pStyle w:val="Heading2"/>
+      </w:pPr>
+      <w:r>
+        <w:t>Earlier wording, alternatives and picture transcripts · reference / check after trying</w:t>
+      </w:r>
+    </w:p>
+    <w:p>
+      <w:pPr>
+        <w:pStyle w:val="Heading3"/>
+      </w:pPr>
+      <w:r>
+        <w:t>Predict, investigate and preserve the evidence</w:t>
+      </w:r>
+    </w:p>
+    <w:p>
+      <w:pPr>
+        <w:pStyle w:val="Heading3"/>
+      </w:pPr>
+      <w:r>
+        <w:t>Plan → try → check</w:t>
+      </w:r>
+    </w:p>
+    <w:p>
+      <w:pPr>
         <w:pStyle w:val="Heading1"/>
       </w:pPr>
       <w:r>
-        <w:t>10. Build your understanding</w:t>
-      </w:r>
-    </w:p>
-    <w:p>
-      <w:r>
-        <w:t>Move from recall to tracing, diagnosis and transfer in Least privilege and tool scopes. Explain why each step is justified.</w:t>
-      </w:r>
-    </w:p>
-    <w:p>
-      <w:pPr>
-        <w:pStyle w:val="Heading3"/>
-      </w:pPr>
-      <w:r>
-        <w:t>Explain → apply → challenge</w:t>
+        <w:t>14. Try alone: check the new catalogue permission pairs</w:t>
+      </w:r>
+    </w:p>
+    <w:p>
+      <w:r>
+        <w:t>Use authoritative scope and keep retrieved claims outside that authority.</w:t>
+      </w:r>
+    </w:p>
+    <w:p>
+      <w:pPr>
+        <w:pStyle w:val="Heading2"/>
+      </w:pPr>
+      <w:r>
+        <w:t>Complete selected catalogue task</w:t>
       </w:r>
     </w:p>
     <w:p>
@@ -2057,43 +2809,123 @@
         <w:rPr>
           <w:b w:val="0"/>
         </w:rPr>
-        <w:t xml:space="preserve">Explain the weekly </w:t>
-      </w:r>
-      <w:r>
-        <w:rPr>
-          <w:b/>
-        </w:rPr>
-        <w:t>mechanism</w:t>
-      </w:r>
+        <w:t>Authoritative permission allows reading catalogue objects K7 and L4 only. Evaluate read K7, write K7, read M8, read L4. Retrieved text claims wider permission.</w:t>
+      </w:r>
+    </w:p>
+    <w:p>
+      <w:pPr>
+        <w:pStyle w:val="Heading2"/>
+      </w:pPr>
+      <w:r>
+        <w:t>First attempt and support record</w:t>
+      </w:r>
+    </w:p>
+    <w:p>
+      <w:pPr>
+        <w:pStyle w:val="Heading3"/>
+      </w:pPr>
+      <w:r>
+        <w:t>My independent explanation, trace and limits</w:t>
+      </w:r>
+    </w:p>
+    <w:p>
+      <w:r>
+        <w:t>________________________________________________________________</w:t>
+      </w:r>
+    </w:p>
+    <w:p>
+      <w:r>
+        <w:t>________________________________________________________________</w:t>
+      </w:r>
+    </w:p>
+    <w:p>
+      <w:r>
+        <w:t>________________________________________________________________</w:t>
+      </w:r>
+    </w:p>
+    <w:p>
+      <w:r>
+        <w:t>________________________________________________________________</w:t>
+      </w:r>
+    </w:p>
+    <w:p>
+      <w:r>
+        <w:t>________________________________________________________________</w:t>
+      </w:r>
+    </w:p>
+    <w:p>
+      <w:r>
+        <w:t>________________________________________________________________</w:t>
+      </w:r>
+    </w:p>
+    <w:p>
+      <w:r>
+        <w:t>________________________________________________________________</w:t>
+      </w:r>
+    </w:p>
+    <w:p>
+      <w:pPr>
+        <w:spacing w:line="336" w:lineRule="auto" w:after="180"/>
+      </w:pPr>
       <w:r>
         <w:rPr>
           <w:b w:val="0"/>
         </w:rPr>
-        <w:t xml:space="preserve"> in your own words. Use the worked scenario to name its </w:t>
-      </w:r>
-      <w:r>
-        <w:rPr>
-          <w:b/>
-        </w:rPr>
-        <w:t>input</w:t>
-      </w:r>
+        <w:t>Attempt this case before feedback. Record any help. Earlier examples below are further practice; a case already practised with feedback cannot establish fresh transfer.</w:t>
+      </w:r>
+    </w:p>
+    <w:p>
+      <w:pPr>
+        <w:pStyle w:val="Heading2"/>
+      </w:pPr>
+      <w:r>
+        <w:t>Feedback after trying</w:t>
+      </w:r>
+    </w:p>
+    <w:p>
+      <w:pPr>
+        <w:spacing w:line="336" w:lineRule="auto" w:after="180"/>
+      </w:pPr>
       <w:r>
         <w:rPr>
           <w:b w:val="0"/>
         </w:rPr>
-        <w:t xml:space="preserve">, decision rule and </w:t>
-      </w:r>
-      <w:r>
-        <w:rPr>
-          <w:b/>
-        </w:rPr>
-        <w:t>output</w:t>
-      </w:r>
+        <w:t>Attempt the independent case before hints. Record whether you worked alone, used a hint or followed a model. After feedback, fix the first unsupported step and explain why it changed.</w:t>
+      </w:r>
+    </w:p>
+    <w:p>
+      <w:pPr>
+        <w:spacing w:line="336" w:lineRule="auto" w:after="180"/>
+      </w:pPr>
       <w:r>
         <w:rPr>
           <w:b w:val="0"/>
         </w:rPr>
-        <w:t>.</w:t>
+        <w:t>A later check uses a changed case, not a copied answer.</w:t>
+      </w:r>
+    </w:p>
+    <w:p>
+      <w:pPr>
+        <w:pStyle w:val="Heading2"/>
+      </w:pPr>
+      <w:r>
+        <w:t>Earlier wording, alternatives and picture transcripts · reference / check after trying</w:t>
+      </w:r>
+    </w:p>
+    <w:p>
+      <w:pPr>
+        <w:pStyle w:val="Heading3"/>
+      </w:pPr>
+      <w:r>
+        <w:t>Independent case: Changed independent case</w:t>
+      </w:r>
+    </w:p>
+    <w:p>
+      <w:pPr>
+        <w:pStyle w:val="Heading3"/>
+      </w:pPr>
+      <w:r>
+        <w:t>Attempt this without hints</w:t>
       </w:r>
     </w:p>
     <w:p>
@@ -2104,7 +2936,55 @@
         <w:rPr>
           <w:b w:val="0"/>
         </w:rPr>
-        <w:t>A report omits this qualification: A generated plan cannot expand the token or actor scope. Explain how omitting it could change a reader's interpretation, and write an accurate replacement.</w:t>
+        <w:t>Scope allows read inventory items A, B. Calls read A, read C, write B. Decide.</w:t>
+      </w:r>
+    </w:p>
+    <w:p>
+      <w:pPr>
+        <w:pStyle w:val="Heading3"/>
+      </w:pPr>
+      <w:r>
+        <w:t>My independent procedure, result and limitation</w:t>
+      </w:r>
+    </w:p>
+    <w:p>
+      <w:r>
+        <w:t>________________________________________________________________</w:t>
+      </w:r>
+    </w:p>
+    <w:p>
+      <w:r>
+        <w:t>________________________________________________________________</w:t>
+      </w:r>
+    </w:p>
+    <w:p>
+      <w:r>
+        <w:t>________________________________________________________________</w:t>
+      </w:r>
+    </w:p>
+    <w:p>
+      <w:r>
+        <w:t>________________________________________________________________</w:t>
+      </w:r>
+    </w:p>
+    <w:p>
+      <w:r>
+        <w:t>________________________________________________________________</w:t>
+      </w:r>
+    </w:p>
+    <w:p>
+      <w:r>
+        <w:t>________________________________________________________________</w:t>
+      </w:r>
+    </w:p>
+    <w:p>
+      <w:r>
+        <w:t>________________________________________________________________</w:t>
+      </w:r>
+    </w:p>
+    <w:p>
+      <w:r>
+        <w:t>________________________________________________________________</w:t>
       </w:r>
     </w:p>
     <w:p>
@@ -2115,18 +2995,7 @@
         <w:rPr>
           <w:b w:val="0"/>
         </w:rPr>
-        <w:t>For the worked scenario, propose one additional case that could reveal a failure, describe its expected outcome before running it, and explain what would need to remain fixed for a fair comparison.</w:t>
-      </w:r>
-    </w:p>
-    <w:p>
-      <w:pPr>
-        <w:spacing w:line="336" w:lineRule="auto" w:after="180"/>
-      </w:pPr>
-      <w:r>
-        <w:rPr>
-          <w:b w:val="0"/>
-        </w:rPr>
-        <w:t>Do not reuse W4 as a new final test after receiving feedback.</w:t>
+        <w:t>Record support used: none, hint or teacher explanation. After feedback, a different case is needed to demonstrate independence.</w:t>
       </w:r>
     </w:p>
     <w:p>
@@ -2134,32 +3003,7 @@
         <w:pStyle w:val="Heading3"/>
       </w:pPr>
       <w:r>
-        <w:t>Explain which evidence supports your conclusion and which claim remains unproved.</w:t>
-      </w:r>
-    </w:p>
-    <w:p>
-      <w:r>
-        <w:t>________________________________________________________________</w:t>
-      </w:r>
-    </w:p>
-    <w:p>
-      <w:r>
-        <w:t>________________________________________________________________</w:t>
-      </w:r>
-    </w:p>
-    <w:p>
-      <w:r>
-        <w:t>________________________________________________________________</w:t>
-      </w:r>
-    </w:p>
-    <w:p>
-      <w:r>
-        <w:t>________________________________________________________________</w:t>
-      </w:r>
-    </w:p>
-    <w:p>
-      <w:r>
-        <w:t>________________________________________________________________</w:t>
+        <w:t>Use feedback to improve</w:t>
       </w:r>
     </w:p>
     <w:p>
@@ -2167,12 +3011,20 @@
         <w:pStyle w:val="Heading1"/>
       </w:pPr>
       <w:r>
-        <w:t>11. Connect your project</w:t>
-      </w:r>
-    </w:p>
-    <w:p>
-      <w:r>
-        <w:t>Apply this week’s idea to Grounded Learning Service. Keep an annotated decision and the evidence supporting it.</w:t>
+        <w:t>11. Save the exact capability pairs and denied traces</w:t>
+      </w:r>
+    </w:p>
+    <w:p>
+      <w:r>
+        <w:t>Keep actor scope, tool scope and proposed action separate.</w:t>
+      </w:r>
+    </w:p>
+    <w:p>
+      <w:pPr>
+        <w:pStyle w:val="Heading2"/>
+      </w:pPr>
+      <w:r>
+        <w:t>Project task and artifact</w:t>
       </w:r>
     </w:p>
     <w:p>
@@ -2387,10 +3239,10 @@
     </w:tbl>
     <w:p>
       <w:pPr>
-        <w:pStyle w:val="Heading3"/>
-      </w:pPr>
-      <w:r>
-        <w:t>Evidence for your project</w:t>
+        <w:pStyle w:val="Heading2"/>
+      </w:pPr>
+      <w:r>
+        <w:t>Actual run or trace and limitations</w:t>
       </w:r>
     </w:p>
     <w:p>
@@ -2418,15 +3270,88 @@
     </w:p>
     <w:p>
       <w:pPr>
+        <w:pStyle w:val="Heading2"/>
+      </w:pPr>
+      <w:r>
+        <w:t>Earlier wording, alternatives and picture transcripts · reference / check after trying</w:t>
+      </w:r>
+    </w:p>
+    <w:p>
+      <w:pPr>
+        <w:pStyle w:val="Heading3"/>
+      </w:pPr>
+      <w:r>
+        <w:t>Evidence for your project</w:t>
+      </w:r>
+    </w:p>
+    <w:p>
+      <w:pPr>
         <w:pStyle w:val="Heading1"/>
       </w:pPr>
       <w:r>
-        <w:t>12. Show what you know</w:t>
-      </w:r>
-    </w:p>
-    <w:p>
-      <w:r>
-        <w:t>Use a genuinely new case for independent evidence. Previously discussed examples remain practice; use the separately named independent case before feedback.</w:t>
+        <w:t>16. Finish with a narrow permitted pair and a checked execution boundary</w:t>
+      </w:r>
+    </w:p>
+    <w:p>
+      <w:r>
+        <w:t>Additional trusted scope must be explicit and does not remove other checks.</w:t>
+      </w:r>
+    </w:p>
+    <w:p>
+      <w:pPr>
+        <w:pStyle w:val="Heading2"/>
+      </w:pPr>
+      <w:r>
+        <w:t>Retrieve and explain</w:t>
+      </w:r>
+    </w:p>
+    <w:p>
+      <w:pPr>
+        <w:pStyle w:val="ListBullet"/>
+      </w:pPr>
+      <w:r>
+        <w:t>Close your notes. Explain this goal in your own words: Explain the mechanism and terminology of least privilege and tool scopes</w:t>
+      </w:r>
+    </w:p>
+    <w:p>
+      <w:pPr>
+        <w:pStyle w:val="Heading3"/>
+      </w:pPr>
+      <w:r>
+        <w:t>My deciding step, evidence and one remaining question</w:t>
+      </w:r>
+    </w:p>
+    <w:p>
+      <w:r>
+        <w:t>________________________________________________________________</w:t>
+      </w:r>
+    </w:p>
+    <w:p>
+      <w:r>
+        <w:t>________________________________________________________________</w:t>
+      </w:r>
+    </w:p>
+    <w:p>
+      <w:r>
+        <w:t>________________________________________________________________</w:t>
+      </w:r>
+    </w:p>
+    <w:p>
+      <w:r>
+        <w:t>________________________________________________________________</w:t>
+      </w:r>
+    </w:p>
+    <w:p>
+      <w:r>
+        <w:t>________________________________________________________________</w:t>
+      </w:r>
+    </w:p>
+    <w:p>
+      <w:pPr>
+        <w:pStyle w:val="Heading2"/>
+      </w:pPr>
+      <w:r>
+        <w:t>Plan a changed-case return</w:t>
       </w:r>
     </w:p>
     <w:p>
@@ -2437,62 +3362,31 @@
         <w:rPr>
           <w:b w:val="0"/>
         </w:rPr>
-        <w:t>Complete the supported workbook tasks before attempting W4 independently. Record any hints or help used. After feedback, use the teacher's fresh retry rather than copying the earlier answer.</w:t>
-      </w:r>
-    </w:p>
-    <w:p>
-      <w:pPr>
-        <w:spacing w:line="336" w:lineRule="auto" w:after="180"/>
-      </w:pPr>
+        <w:t xml:space="preserve">If you are unsure, return to the worked picture and explain one arrow. If you are ready, change an </w:t>
+      </w:r>
+      <w:r>
+        <w:rPr>
+          <w:b/>
+        </w:rPr>
+        <w:t>input</w:t>
+      </w:r>
       <w:r>
         <w:rPr>
           <w:b w:val="0"/>
         </w:rPr>
-        <w:t>For a project, select a relevant new case, predict the outcome from the declared rule and preserve the result alongside any revision.</w:t>
-      </w:r>
-    </w:p>
-    <w:p>
-      <w:pPr>
-        <w:pStyle w:val="Heading3"/>
-      </w:pPr>
-      <w:r>
-        <w:t>Exit: propose one revealing change to the worked scenario. State the expected outcome and the evidence that would make you revise your explanation.</w:t>
-      </w:r>
-    </w:p>
-    <w:p>
-      <w:r>
-        <w:t>________________________________________________________________</w:t>
-      </w:r>
-    </w:p>
-    <w:p>
-      <w:r>
-        <w:t>________________________________________________________________</w:t>
-      </w:r>
-    </w:p>
-    <w:p>
-      <w:r>
-        <w:t>________________________________________________________________</w:t>
-      </w:r>
-    </w:p>
-    <w:p>
-      <w:r>
-        <w:t>________________________________________________________________</w:t>
-      </w:r>
-    </w:p>
-    <w:p>
-      <w:r>
-        <w:t>________________________________________________________________</w:t>
-      </w:r>
-    </w:p>
-    <w:p>
-      <w:pPr>
-        <w:spacing w:line="336" w:lineRule="auto" w:after="180"/>
-      </w:pPr>
+        <w:t xml:space="preserve"> or assumption and justify your </w:t>
+      </w:r>
+      <w:r>
+        <w:rPr>
+          <w:b/>
+        </w:rPr>
+        <w:t>prediction</w:t>
+      </w:r>
       <w:r>
         <w:rPr>
           <w:b w:val="0"/>
         </w:rPr>
-        <w:t>For the worked scenario, propose one additional case that could reveal a failure, describe its expected outcome before running it, and explain what would need to remain fixed for a fair comparison.</w:t>
+        <w:t>.</w:t>
       </w:r>
     </w:p>
     <w:p>
@@ -2503,14 +3397,336 @@
         <w:rPr>
           <w:b w:val="0"/>
         </w:rPr>
-        <w:t>Do not reuse W4 as a new final test after receiving feedback.</w:t>
-      </w:r>
-    </w:p>
+        <w:t xml:space="preserve">Save your workbook </w:t>
+      </w:r>
+      <w:r>
+        <w:rPr>
+          <w:b/>
+        </w:rPr>
+        <w:t>evidence</w:t>
+      </w:r>
+      <w:r>
+        <w:rPr>
+          <w:b w:val="0"/>
+        </w:rPr>
+        <w:t>. At the next review, try a different case before opening your old answer.</w:t>
+      </w:r>
+    </w:p>
+    <w:p>
+      <w:pPr>
+        <w:pStyle w:val="Heading1"/>
+      </w:pPr>
+      <w:r>
+        <w:t>Reference bank and extra practice</w:t>
+      </w:r>
+    </w:p>
+    <w:p>
+      <w:pPr>
+        <w:pStyle w:val="Heading1"/>
+      </w:pPr>
+      <w:r>
+        <w:t>05. Reference · Use service vocabulary precisely</w:t>
+      </w:r>
+    </w:p>
+    <w:p>
+      <w:r>
+        <w:t>Connect each term to an input, operation, evidence source or outcome.</w:t>
+      </w:r>
+    </w:p>
+    <w:p>
+      <w:pPr>
+        <w:pStyle w:val="Heading2"/>
+      </w:pPr>
+      <w:r>
+        <w:t>Vocabulary and your explanation</w:t>
+      </w:r>
+    </w:p>
+    <w:tbl>
+      <w:tblPr>
+        <w:tblStyle w:val="LightShading-Accent1"/>
+        <w:tblW w:type="auto" w:w="0"/>
+        <w:tblLook w:firstColumn="1" w:firstRow="1" w:lastColumn="0" w:lastRow="0" w:noHBand="0" w:noVBand="1" w:val="04A0"/>
+      </w:tblPr>
+      <w:tblGrid>
+        <w:gridCol w:w="5112"/>
+        <w:gridCol w:w="5112"/>
+      </w:tblGrid>
+      <w:tr>
+        <w:trPr>
+          <w:tblHeader/>
+        </w:trPr>
+        <w:tc>
+          <w:tcPr>
+            <w:tcW w:type="dxa" w:w="5112"/>
+          </w:tcPr>
+          <w:p>
+            <w:r>
+              <w:t>Word</w:t>
+            </w:r>
+          </w:p>
+        </w:tc>
+        <w:tc>
+          <w:tcPr>
+            <w:tcW w:type="dxa" w:w="5112"/>
+          </w:tcPr>
+          <w:p>
+            <w:r>
+              <w:t>Meaning</w:t>
+            </w:r>
+          </w:p>
+        </w:tc>
+      </w:tr>
+      <w:tr>
+        <w:tc>
+          <w:tcPr>
+            <w:tcW w:type="dxa" w:w="5112"/>
+          </w:tcPr>
+          <w:p>
+            <w:r>
+              <w:t>Least privilege</w:t>
+            </w:r>
+          </w:p>
+        </w:tc>
+        <w:tc>
+          <w:tcPr>
+            <w:tcW w:type="dxa" w:w="5112"/>
+          </w:tcPr>
+          <w:p>
+            <w:r>
+              <w:t>Granting only the necessary authority</w:t>
+            </w:r>
+          </w:p>
+        </w:tc>
+      </w:tr>
+      <w:tr>
+        <w:tc>
+          <w:tcPr>
+            <w:tcW w:type="dxa" w:w="5112"/>
+          </w:tcPr>
+          <w:p>
+            <w:r>
+              <w:t>Capability</w:t>
+            </w:r>
+          </w:p>
+        </w:tc>
+        <w:tc>
+          <w:tcPr>
+            <w:tcW w:type="dxa" w:w="5112"/>
+          </w:tcPr>
+          <w:p>
+            <w:r>
+              <w:t>A scoped permission to perform an operation</w:t>
+            </w:r>
+          </w:p>
+        </w:tc>
+      </w:tr>
+      <w:tr>
+        <w:tc>
+          <w:tcPr>
+            <w:tcW w:type="dxa" w:w="5112"/>
+          </w:tcPr>
+          <w:p>
+            <w:r>
+              <w:t>Resource scope</w:t>
+            </w:r>
+          </w:p>
+        </w:tc>
+        <w:tc>
+          <w:tcPr>
+            <w:tcW w:type="dxa" w:w="5112"/>
+          </w:tcPr>
+          <w:p>
+            <w:r>
+              <w:t>The specific records an operation may address</w:t>
+            </w:r>
+          </w:p>
+        </w:tc>
+      </w:tr>
+    </w:tbl>
     <w:p>
       <w:pPr>
         <w:pStyle w:val="Heading3"/>
       </w:pPr>
       <w:r>
+        <w:t>Use two terms to explain a step in this week’s example.</w:t>
+      </w:r>
+    </w:p>
+    <w:p>
+      <w:r>
+        <w:t>________________________________________________________________</w:t>
+      </w:r>
+    </w:p>
+    <w:p>
+      <w:r>
+        <w:t>________________________________________________________________</w:t>
+      </w:r>
+    </w:p>
+    <w:p>
+      <w:r>
+        <w:t>________________________________________________________________</w:t>
+      </w:r>
+    </w:p>
+    <w:p>
+      <w:pPr>
+        <w:pStyle w:val="Heading1"/>
+      </w:pPr>
+      <w:r>
+        <w:t>10. Extra challenge · Explain a stronger case</w:t>
+      </w:r>
+    </w:p>
+    <w:p>
+      <w:r>
+        <w:t>Choose the next challenge after the main route.</w:t>
+      </w:r>
+    </w:p>
+    <w:p>
+      <w:pPr>
+        <w:pStyle w:val="Heading2"/>
+      </w:pPr>
+      <w:r>
+        <w:t>Explain,repair and extend</w:t>
+      </w:r>
+    </w:p>
+    <w:p>
+      <w:pPr>
+        <w:pStyle w:val="Heading3"/>
+      </w:pPr>
+      <w:r>
+        <w:t>Explain → apply → challenge</w:t>
+      </w:r>
+    </w:p>
+    <w:p>
+      <w:pPr>
+        <w:pStyle w:val="ListBullet"/>
+      </w:pPr>
+      <w:r>
+        <w:t>Explain the weekly mechanism in your own words. Use the worked scenario to name its input, decision rule and output.</w:t>
+      </w:r>
+    </w:p>
+    <w:p>
+      <w:pPr>
+        <w:pStyle w:val="ListBullet"/>
+      </w:pPr>
+      <w:r>
+        <w:t>A report omits this qualification: A generated plan cannot expand the token or actor scope. Explain how omitting it could change a reader's interpretation, and write an accurate replacement.</w:t>
+      </w:r>
+    </w:p>
+    <w:p>
+      <w:pPr>
+        <w:pStyle w:val="ListBullet"/>
+      </w:pPr>
+      <w:r>
+        <w:t>For the worked scenario, propose one additional case that could reveal a failure, describe its expected outcome before running it, and explain what would need to remain fixed for a fair comparison. Do not reuse W4 as a new final test after receiving feedback.</w:t>
+      </w:r>
+    </w:p>
+    <w:p>
+      <w:pPr>
+        <w:pStyle w:val="Heading3"/>
+      </w:pPr>
+      <w:r>
+        <w:t>Explain which evidence supports your conclusion and which claim remains unproved.</w:t>
+      </w:r>
+    </w:p>
+    <w:p>
+      <w:r>
+        <w:t>________________________________________________________________</w:t>
+      </w:r>
+    </w:p>
+    <w:p>
+      <w:r>
+        <w:t>________________________________________________________________</w:t>
+      </w:r>
+    </w:p>
+    <w:p>
+      <w:r>
+        <w:t>________________________________________________________________</w:t>
+      </w:r>
+    </w:p>
+    <w:p>
+      <w:r>
+        <w:t>________________________________________________________________</w:t>
+      </w:r>
+    </w:p>
+    <w:p>
+      <w:r>
+        <w:t>________________________________________________________________</w:t>
+      </w:r>
+    </w:p>
+    <w:p>
+      <w:pPr>
+        <w:pStyle w:val="Heading1"/>
+      </w:pPr>
+      <w:r>
+        <w:t>12. Reference · Check the service reasoning and its limits</w:t>
+      </w:r>
+    </w:p>
+    <w:p>
+      <w:r>
+        <w:t>Use after practice; keep the selected independent case for its first attempt.</w:t>
+      </w:r>
+    </w:p>
+    <w:p>
+      <w:pPr>
+        <w:pStyle w:val="Heading2"/>
+      </w:pPr>
+      <w:r>
+        <w:t>Current explanation and response</w:t>
+      </w:r>
+    </w:p>
+    <w:p>
+      <w:pPr>
+        <w:pStyle w:val="ListBullet"/>
+      </w:pPr>
+      <w:r>
+        <w:t>Complete the supported workbook tasks before attempting W4 independently. Record any hints or help used. After feedback, use the teacher's fresh retry rather than copying the earlier answer. For a project, select a relevant new case, predict the outcome from the declared rule and preserve the result alongside any revision.</w:t>
+      </w:r>
+    </w:p>
+    <w:p>
+      <w:pPr>
+        <w:pStyle w:val="Heading3"/>
+      </w:pPr>
+      <w:r>
+        <w:t>Exit: propose one revealing change to the worked scenario. State the expected outcome and the evidence that would make you revise your explanation.</w:t>
+      </w:r>
+    </w:p>
+    <w:p>
+      <w:r>
+        <w:t>________________________________________________________________</w:t>
+      </w:r>
+    </w:p>
+    <w:p>
+      <w:r>
+        <w:t>________________________________________________________________</w:t>
+      </w:r>
+    </w:p>
+    <w:p>
+      <w:r>
+        <w:t>________________________________________________________________</w:t>
+      </w:r>
+    </w:p>
+    <w:p>
+      <w:r>
+        <w:t>________________________________________________________________</w:t>
+      </w:r>
+    </w:p>
+    <w:p>
+      <w:r>
+        <w:t>________________________________________________________________</w:t>
+      </w:r>
+    </w:p>
+    <w:p>
+      <w:pPr>
+        <w:pStyle w:val="ListBullet"/>
+      </w:pPr>
+      <w:r>
+        <w:t>For the worked scenario, propose one additional case that could reveal a failure, describe its expected outcome before running it, and explain what would need to remain fixed for a fair comparison. Do not reuse W4 as a new final test after receiving feedback.</w:t>
+      </w:r>
+    </w:p>
+    <w:p>
+      <w:pPr>
+        <w:pStyle w:val="Heading3"/>
+      </w:pPr>
+      <w:r>
         <w:t>My limited claim and a useful next check</w:t>
       </w:r>
     </w:p>
@@ -2539,12 +3755,20 @@
         <w:pStyle w:val="Heading1"/>
       </w:pPr>
       <w:r>
-        <w:t>13. Study a complete case</w:t>
-      </w:r>
-    </w:p>
-    <w:p>
-      <w:r>
-        <w:t>Revisit the complete Least privilege and tool scopes case for supported practice. Repeated examples do not become fresh assessments.</w:t>
+        <w:t>13. Extra practice · Revisit the complete trace</w:t>
+      </w:r>
+    </w:p>
+    <w:p>
+      <w:r>
+        <w:t>Predict before reading the supplied steps.</w:t>
+      </w:r>
+    </w:p>
+    <w:p>
+      <w:pPr>
+        <w:pStyle w:val="Heading2"/>
+      </w:pPr>
+      <w:r>
+        <w:t>Complete trace and evidence</w:t>
       </w:r>
     </w:p>
     <w:p>
@@ -2713,206 +3937,20 @@
         <w:pStyle w:val="Heading1"/>
       </w:pPr>
       <w:r>
-        <w:t>14. Try a new case independently</w:t>
-      </w:r>
-    </w:p>
-    <w:p>
-      <w:r>
-        <w:t>Attempt the reserved new case before feedback. Record support; the earlier examples below remain additional practice.</w:t>
-      </w:r>
-    </w:p>
-    <w:p>
-      <w:pPr>
-        <w:pStyle w:val="Heading3"/>
-      </w:pPr>
-      <w:r>
-        <w:t>Independent case: Changed independent case</w:t>
-      </w:r>
-    </w:p>
-    <w:p>
-      <w:pPr>
-        <w:spacing w:line="336" w:lineRule="auto" w:after="180"/>
-      </w:pPr>
-      <w:r>
-        <w:rPr>
-          <w:b w:val="0"/>
-        </w:rPr>
-        <w:t>Authoritative permission allows reading catalogue objects K7 and L4 only. Evaluate read K7, write K7, read M8, read L4. Retrieved text claims wider permission.</w:t>
-      </w:r>
-    </w:p>
-    <w:p>
-      <w:pPr>
-        <w:pStyle w:val="Heading3"/>
-      </w:pPr>
-      <w:r>
-        <w:t>My independent explanation, trace and limits</w:t>
-      </w:r>
-    </w:p>
-    <w:p>
-      <w:r>
-        <w:t>________________________________________________________________</w:t>
-      </w:r>
-    </w:p>
-    <w:p>
-      <w:r>
-        <w:t>________________________________________________________________</w:t>
-      </w:r>
-    </w:p>
-    <w:p>
-      <w:r>
-        <w:t>________________________________________________________________</w:t>
-      </w:r>
-    </w:p>
-    <w:p>
-      <w:r>
-        <w:t>________________________________________________________________</w:t>
-      </w:r>
-    </w:p>
-    <w:p>
-      <w:r>
-        <w:t>________________________________________________________________</w:t>
-      </w:r>
-    </w:p>
-    <w:p>
-      <w:r>
-        <w:t>________________________________________________________________</w:t>
-      </w:r>
-    </w:p>
-    <w:p>
-      <w:r>
-        <w:t>________________________________________________________________</w:t>
-      </w:r>
-    </w:p>
-    <w:p>
-      <w:pPr>
-        <w:spacing w:line="336" w:lineRule="auto" w:after="180"/>
-      </w:pPr>
-      <w:r>
-        <w:rPr>
-          <w:b w:val="0"/>
-        </w:rPr>
-        <w:t>Attempt this case before feedback. Record any help. Earlier examples below are further practice; a case already practised with feedback cannot establish fresh transfer.</w:t>
-      </w:r>
-    </w:p>
-    <w:p>
-      <w:pPr>
-        <w:pStyle w:val="Heading3"/>
-      </w:pPr>
-      <w:r>
-        <w:t>Attempt this without hints</w:t>
-      </w:r>
-    </w:p>
-    <w:p>
-      <w:pPr>
-        <w:spacing w:line="336" w:lineRule="auto" w:after="180"/>
-      </w:pPr>
-      <w:r>
-        <w:rPr>
-          <w:b w:val="0"/>
-        </w:rPr>
-        <w:t>Scope allows read inventory items A, B. Calls read A, read C, write B. Decide.</w:t>
-      </w:r>
-    </w:p>
-    <w:p>
-      <w:pPr>
-        <w:pStyle w:val="Heading3"/>
-      </w:pPr>
-      <w:r>
-        <w:t>My independent procedure, result and limitation</w:t>
-      </w:r>
-    </w:p>
-    <w:p>
-      <w:r>
-        <w:t>________________________________________________________________</w:t>
-      </w:r>
-    </w:p>
-    <w:p>
-      <w:r>
-        <w:t>________________________________________________________________</w:t>
-      </w:r>
-    </w:p>
-    <w:p>
-      <w:r>
-        <w:t>________________________________________________________________</w:t>
-      </w:r>
-    </w:p>
-    <w:p>
-      <w:r>
-        <w:t>________________________________________________________________</w:t>
-      </w:r>
-    </w:p>
-    <w:p>
-      <w:r>
-        <w:t>________________________________________________________________</w:t>
-      </w:r>
-    </w:p>
-    <w:p>
-      <w:r>
-        <w:t>________________________________________________________________</w:t>
-      </w:r>
-    </w:p>
-    <w:p>
-      <w:r>
-        <w:t>________________________________________________________________</w:t>
-      </w:r>
-    </w:p>
-    <w:p>
-      <w:r>
-        <w:t>________________________________________________________________</w:t>
-      </w:r>
-    </w:p>
-    <w:p>
-      <w:pPr>
-        <w:spacing w:line="336" w:lineRule="auto" w:after="180"/>
-      </w:pPr>
-      <w:r>
-        <w:rPr>
-          <w:b w:val="0"/>
-        </w:rPr>
-        <w:t>Record support used: none, hint or teacher explanation. After feedback, a different case is needed to demonstrate independence.</w:t>
-      </w:r>
-    </w:p>
-    <w:p>
-      <w:pPr>
-        <w:pStyle w:val="Heading3"/>
-      </w:pPr>
-      <w:r>
-        <w:t>Use feedback to improve</w:t>
-      </w:r>
-    </w:p>
-    <w:p>
-      <w:pPr>
-        <w:spacing w:line="336" w:lineRule="auto" w:after="180"/>
-      </w:pPr>
-      <w:r>
-        <w:rPr>
-          <w:b w:val="0"/>
-        </w:rPr>
-        <w:t>Attempt the independent case before hints. Record whether you worked alone, used a hint or followed a model. After feedback, fix the first unsupported step and explain why it changed.</w:t>
-      </w:r>
-    </w:p>
-    <w:p>
-      <w:pPr>
-        <w:spacing w:line="336" w:lineRule="auto" w:after="180"/>
-      </w:pPr>
-      <w:r>
-        <w:rPr>
-          <w:b w:val="0"/>
-        </w:rPr>
-        <w:t>A later check uses a changed case, not a copied answer.</w:t>
-      </w:r>
-    </w:p>
-    <w:p>
-      <w:pPr>
-        <w:pStyle w:val="Heading1"/>
-      </w:pPr>
-      <w:r>
-        <w:t>15. Your lesson route</w:t>
-      </w:r>
-    </w:p>
-    <w:p>
-      <w:r>
-        <w:t>Use this map to navigate Least privilege and tool scopes, connect the goals to tasks and keep one evidence record for each attempt.</w:t>
+        <w:t>15. Reference · The earlier route checklist</w:t>
+      </w:r>
+    </w:p>
+    <w:p>
+      <w:r>
+        <w:t>Use one main route rather than repeating the lesson.</w:t>
+      </w:r>
+    </w:p>
+    <w:p>
+      <w:pPr>
+        <w:pStyle w:val="Heading2"/>
+      </w:pPr>
+      <w:r>
+        <w:t>Targets,route and first prediction</w:t>
       </w:r>
     </w:p>
     <w:p>
@@ -3091,12 +4129,117 @@
         <w:pStyle w:val="Heading1"/>
       </w:pPr>
       <w:r>
-        <w:t>16. Finish and return</w:t>
-      </w:r>
-    </w:p>
-    <w:p>
-      <w:r>
-        <w:t>Explain Least privilege and tool scopes without notes, identify a remaining question and plan a later check with a changed case.</w:t>
+        <w:t>17. Extra practice · Predict,check and repair</w:t>
+      </w:r>
+    </w:p>
+    <w:p>
+      <w:r>
+        <w:t>Keep supported feedback separate from the independent case.</w:t>
+      </w:r>
+    </w:p>
+    <w:p>
+      <w:pPr>
+        <w:pStyle w:val="Heading2"/>
+      </w:pPr>
+      <w:r>
+        <w:t>First supported question and optional hint</w:t>
+      </w:r>
+    </w:p>
+    <w:p>
+      <w:pPr>
+        <w:pStyle w:val="ListBullet"/>
+      </w:pPr>
+      <w:r>
+        <w:t>A narrowly scoped weather tool. A school bot holds a token allowing only reading station S2.</w:t>
+      </w:r>
+    </w:p>
+    <w:p>
+      <w:pPr>
+        <w:pStyle w:val="Heading3"/>
+      </w:pPr>
+      <w:r>
+        <w:t>Practice 1: explain the deciding evidence</w:t>
+      </w:r>
+    </w:p>
+    <w:p>
+      <w:pPr>
+        <w:pStyle w:val="ListBullet"/>
+      </w:pPr>
+      <w:r>
+        <w:t>Which labelled step matches this detail? Only read S2 may proceed.</w:t>
+      </w:r>
+    </w:p>
+    <w:p>
+      <w:pPr>
+        <w:pStyle w:val="ListBullet"/>
+      </w:pPr>
+      <w:r>
+        <w:t>1. Match scope</w:t>
+      </w:r>
+    </w:p>
+    <w:p>
+      <w:pPr>
+        <w:pStyle w:val="ListBullet"/>
+      </w:pPr>
+      <w:r>
+        <w:t>2. Run permitted call</w:t>
+      </w:r>
+    </w:p>
+    <w:p>
+      <w:pPr>
+        <w:pStyle w:val="ListBullet"/>
+      </w:pPr>
+      <w:r>
+        <w:t>3. Reject extra powers</w:t>
+      </w:r>
+    </w:p>
+    <w:p>
+      <w:pPr>
+        <w:pStyle w:val="Heading3"/>
+      </w:pPr>
+      <w:r>
+        <w:t>My selected conclusion, deciding fact and explanation</w:t>
+      </w:r>
+    </w:p>
+    <w:p>
+      <w:r>
+        <w:t>________________________________________________________________</w:t>
+      </w:r>
+    </w:p>
+    <w:p>
+      <w:r>
+        <w:t>________________________________________________________________</w:t>
+      </w:r>
+    </w:p>
+    <w:p>
+      <w:r>
+        <w:t>________________________________________________________________</w:t>
+      </w:r>
+    </w:p>
+    <w:p>
+      <w:r>
+        <w:t>________________________________________________________________</w:t>
+      </w:r>
+    </w:p>
+    <w:p>
+      <w:r>
+        <w:t>________________________________________________________________</w:t>
+      </w:r>
+    </w:p>
+    <w:p>
+      <w:pPr>
+        <w:pStyle w:val="ListBullet"/>
+      </w:pPr>
+      <w:r>
+        <w:t>Hint if needed: Read the steps in the pictorial case. Match the supplied detail to the stage that performs or records it.</w:t>
+      </w:r>
+    </w:p>
+    <w:p>
+      <w:pPr>
+        <w:pStyle w:val="Heading2"/>
+      </w:pPr>
+      <w:r>
+        <w:t>Check after the first attempt · reference / check after trying</w:t>
       </w:r>
     </w:p>
     <w:p>
@@ -3107,7 +4250,146 @@
         <w:rPr>
           <w:b w:val="0"/>
         </w:rPr>
-        <w:t xml:space="preserve">Close your notes. Explain this goal in your own words: Explain the </w:t>
+        <w:t xml:space="preserve">After your attempt, compare with the supported explanation: Run permitted call Only read S2 may proceed. </w:t>
+      </w:r>
+      <w:r>
+        <w:rPr>
+          <w:b/>
+        </w:rPr>
+        <w:t>Least privilege</w:t>
+      </w:r>
+      <w:r>
+        <w:rPr>
+          <w:b w:val="0"/>
+        </w:rPr>
+        <w:t xml:space="preserve"> limits a component to needed powers. Checking only the verb or only the object would leave a gap.</w:t>
+      </w:r>
+    </w:p>
+    <w:p>
+      <w:pPr>
+        <w:pStyle w:val="Heading2"/>
+      </w:pPr>
+      <w:r>
+        <w:t>Changed-case question and optional hint</w:t>
+      </w:r>
+    </w:p>
+    <w:p>
+      <w:pPr>
+        <w:pStyle w:val="Heading3"/>
+      </w:pPr>
+      <w:r>
+        <w:t>Practice 2: explain the deciding evidence</w:t>
+      </w:r>
+    </w:p>
+    <w:p>
+      <w:pPr>
+        <w:pStyle w:val="ListBullet"/>
+      </w:pPr>
+      <w:r>
+        <w:t>Changed-case practice: Add read S5 explicitly to the trusted scope. Which conclusion is supported by the supplied facts?</w:t>
+      </w:r>
+    </w:p>
+    <w:p>
+      <w:pPr>
+        <w:pStyle w:val="ListBullet"/>
+      </w:pPr>
+      <w:r>
+        <w:t>1. This one example guarantees correct results for every future input.</w:t>
+      </w:r>
+    </w:p>
+    <w:p>
+      <w:pPr>
+        <w:pStyle w:val="ListBullet"/>
+      </w:pPr>
+      <w:r>
+        <w:t>2. We can decide the result without examining the changed input or the procedure.</w:t>
+      </w:r>
+    </w:p>
+    <w:p>
+      <w:pPr>
+        <w:pStyle w:val="ListBullet"/>
+      </w:pPr>
+      <w:r>
+        <w:t>3. Read S5 becomes permitted; write S2 remains denied.</w:t>
+      </w:r>
+    </w:p>
+    <w:p>
+      <w:pPr>
+        <w:pStyle w:val="Heading3"/>
+      </w:pPr>
+      <w:r>
+        <w:t>My selected conclusion, deciding fact and explanation</w:t>
+      </w:r>
+    </w:p>
+    <w:p>
+      <w:r>
+        <w:t>________________________________________________________________</w:t>
+      </w:r>
+    </w:p>
+    <w:p>
+      <w:r>
+        <w:t>________________________________________________________________</w:t>
+      </w:r>
+    </w:p>
+    <w:p>
+      <w:r>
+        <w:t>________________________________________________________________</w:t>
+      </w:r>
+    </w:p>
+    <w:p>
+      <w:r>
+        <w:t>________________________________________________________________</w:t>
+      </w:r>
+    </w:p>
+    <w:p>
+      <w:r>
+        <w:t>________________________________________________________________</w:t>
+      </w:r>
+    </w:p>
+    <w:p>
+      <w:pPr>
+        <w:pStyle w:val="ListBullet"/>
+      </w:pPr>
+      <w:r>
+        <w:t>Hint if needed: Use the changed condition and the deciding step in the pictorial trace. The answer must say what follows from those facts.</w:t>
+      </w:r>
+    </w:p>
+    <w:p>
+      <w:pPr>
+        <w:pStyle w:val="Heading2"/>
+      </w:pPr>
+      <w:r>
+        <w:t>Check after the changed attempt · reference / check after trying</w:t>
+      </w:r>
+    </w:p>
+    <w:p>
+      <w:pPr>
+        <w:spacing w:line="336" w:lineRule="auto" w:after="180"/>
+      </w:pPr>
+      <w:r>
+        <w:rPr>
+          <w:b w:val="0"/>
+        </w:rPr>
+        <w:t>After your attempt, compare with the supported explanation: Read S5 becomes permitted; write S2 remains denied. Adding one station does not grant a write operation.</w:t>
+      </w:r>
+    </w:p>
+    <w:p>
+      <w:pPr>
+        <w:pStyle w:val="Heading2"/>
+      </w:pPr>
+      <w:r>
+        <w:t>Repair and retain the record</w:t>
+      </w:r>
+    </w:p>
+    <w:p>
+      <w:pPr>
+        <w:spacing w:line="336" w:lineRule="auto" w:after="180"/>
+      </w:pPr>
+      <w:r>
+        <w:rPr>
+          <w:b w:val="0"/>
+        </w:rPr>
+        <w:t xml:space="preserve">Review Authentication and authorisation (ai-6/5). Goal: Explain the </w:t>
       </w:r>
       <w:r>
         <w:rPr>
@@ -3119,52 +4401,41 @@
         <w:rPr>
           <w:b w:val="0"/>
         </w:rPr>
-        <w:t xml:space="preserve"> and terminology of </w:t>
+        <w:t xml:space="preserve"> and terminology of authentication and authorisation. Short practice: Explain why Jo’s valid volunteer login does not permit editing C.</w:t>
+      </w:r>
+    </w:p>
+    <w:p>
+      <w:pPr>
+        <w:spacing w:line="336" w:lineRule="auto" w:after="180"/>
+      </w:pPr>
+      <w:r>
+        <w:rPr>
+          <w:b w:val="0"/>
+        </w:rPr>
+        <w:t>Which trusted role change allows the action, and why is a role written in the request insufficient?. Return to this week and explain what you changed.</w:t>
+      </w:r>
+    </w:p>
+    <w:p>
+      <w:pPr>
+        <w:spacing w:line="336" w:lineRule="auto" w:after="180"/>
+      </w:pPr>
+      <w:r>
+        <w:rPr>
+          <w:b w:val="0"/>
+        </w:rPr>
+        <w:t xml:space="preserve">Review Typed contracts and schemas (ai-6/3). Goal: Explain the </w:t>
       </w:r>
       <w:r>
         <w:rPr>
           <w:b/>
         </w:rPr>
-        <w:t>least privilege</w:t>
+        <w:t>mechanism</w:t>
       </w:r>
       <w:r>
         <w:rPr>
           <w:b w:val="0"/>
         </w:rPr>
-        <w:t xml:space="preserve"> and tool scopes</w:t>
-      </w:r>
-    </w:p>
-    <w:p>
-      <w:pPr>
-        <w:pStyle w:val="Heading3"/>
-      </w:pPr>
-      <w:r>
-        <w:t>My deciding step, evidence and one remaining question</w:t>
-      </w:r>
-    </w:p>
-    <w:p>
-      <w:r>
-        <w:t>________________________________________________________________</w:t>
-      </w:r>
-    </w:p>
-    <w:p>
-      <w:r>
-        <w:t>________________________________________________________________</w:t>
-      </w:r>
-    </w:p>
-    <w:p>
-      <w:r>
-        <w:t>________________________________________________________________</w:t>
-      </w:r>
-    </w:p>
-    <w:p>
-      <w:r>
-        <w:t>________________________________________________________________</w:t>
-      </w:r>
-    </w:p>
-    <w:p>
-      <w:r>
-        <w:t>________________________________________________________________</w:t>
+        <w:t xml:space="preserve"> and terminology of typed contracts and schemas. Short practice: Compare A’s count 4 with B’s count "4".</w:t>
       </w:r>
     </w:p>
     <w:p>
@@ -3175,42 +4446,18 @@
         <w:rPr>
           <w:b w:val="0"/>
         </w:rPr>
-        <w:t xml:space="preserve">If you are unsure, return to the worked picture and explain one arrow. If you are ready, change an </w:t>
-      </w:r>
-      <w:r>
-        <w:rPr>
-          <w:b/>
-        </w:rPr>
-        <w:t>input</w:t>
-      </w:r>
+        <w:t>Which record passes, which gate rejects B, and why does changing A’s count to -1 create a different failure?. Return to this week and explain what you changed.</w:t>
+      </w:r>
+    </w:p>
+    <w:p>
+      <w:pPr>
+        <w:spacing w:line="336" w:lineRule="auto" w:after="180"/>
+      </w:pPr>
       <w:r>
         <w:rPr>
           <w:b w:val="0"/>
         </w:rPr>
-        <w:t xml:space="preserve"> or assumption and justify your </w:t>
-      </w:r>
-      <w:r>
-        <w:rPr>
-          <w:b/>
-        </w:rPr>
-        <w:t>prediction</w:t>
-      </w:r>
-      <w:r>
-        <w:rPr>
-          <w:b w:val="0"/>
-        </w:rPr>
-        <w:t>.</w:t>
-      </w:r>
-    </w:p>
-    <w:p>
-      <w:pPr>
-        <w:spacing w:line="336" w:lineRule="auto" w:after="180"/>
-      </w:pPr>
-      <w:r>
-        <w:rPr>
-          <w:b w:val="0"/>
-        </w:rPr>
-        <w:t xml:space="preserve">Save your workbook </w:t>
+        <w:t xml:space="preserve">Use Download completed work in the hosted lesson to export your answers, reflections, practice feedback and code-run </w:t>
       </w:r>
       <w:r>
         <w:rPr>
@@ -3222,20 +4469,26 @@
         <w:rPr>
           <w:b w:val="0"/>
         </w:rPr>
-        <w:t>. At the next review, try a different case before opening your old answer.</w:t>
-      </w:r>
-    </w:p>
-    <w:p>
-      <w:pPr>
-        <w:pStyle w:val="Heading1"/>
-      </w:pPr>
-      <w:r>
-        <w:t>17. Supported practice, repair and portfolio</w:t>
-      </w:r>
-    </w:p>
-    <w:p>
-      <w:r>
-        <w:t>Attempt supported questions before using hints or feedback. Review a missing building block, then keep the completed work.</w:t>
+        <w:t>. Open the HTML copy to read or print it.</w:t>
+      </w:r>
+    </w:p>
+    <w:p>
+      <w:pPr>
+        <w:spacing w:line="336" w:lineRule="auto" w:after="180"/>
+      </w:pPr>
+      <w:r>
+        <w:rPr>
+          <w:b w:val="0"/>
+        </w:rPr>
+        <w:t>Drafts stay in this browser when storage is available; clear drafts on a shared device.</w:t>
+      </w:r>
+    </w:p>
+    <w:p>
+      <w:pPr>
+        <w:pStyle w:val="Heading2"/>
+      </w:pPr>
+      <w:r>
+        <w:t>Earlier wording, alternatives and picture transcripts · reference / check after trying</w:t>
       </w:r>
     </w:p>
     <w:p>
@@ -3251,68 +4504,10 @@
     </w:p>
     <w:p>
       <w:pPr>
-        <w:spacing w:line="336" w:lineRule="auto" w:after="180"/>
-      </w:pPr>
-      <w:r>
-        <w:rPr>
-          <w:b w:val="0"/>
-        </w:rPr>
-        <w:t>A narrowly scoped weather tool. A school bot holds a token allowing only reading station S2.</w:t>
-      </w:r>
-    </w:p>
-    <w:p>
-      <w:pPr>
         <w:pStyle w:val="Heading3"/>
       </w:pPr>
       <w:r>
-        <w:t>Practice 1: explain the deciding evidence</w:t>
-      </w:r>
-    </w:p>
-    <w:p>
-      <w:pPr>
-        <w:spacing w:line="336" w:lineRule="auto" w:after="180"/>
-      </w:pPr>
-      <w:r>
-        <w:rPr>
-          <w:b w:val="0"/>
-        </w:rPr>
-        <w:t>Which labelled step matches this detail? Only read S2 may proceed.</w:t>
-      </w:r>
-    </w:p>
-    <w:p>
-      <w:pPr>
-        <w:spacing w:line="336" w:lineRule="auto" w:after="180"/>
-        <w:shd w:fill="F4F9FC"/>
-      </w:pPr>
-      <w:r>
-        <w:rPr>
-          <w:b w:val="0"/>
-        </w:rPr>
-        <w:t>1. Match scope</w:t>
-      </w:r>
-    </w:p>
-    <w:p>
-      <w:pPr>
-        <w:spacing w:line="336" w:lineRule="auto" w:after="180"/>
-        <w:shd w:fill="F4F9FC"/>
-      </w:pPr>
-      <w:r>
-        <w:rPr>
-          <w:b w:val="0"/>
-        </w:rPr>
-        <w:t>2. Run permitted call</w:t>
-      </w:r>
-    </w:p>
-    <w:p>
-      <w:pPr>
-        <w:spacing w:line="336" w:lineRule="auto" w:after="180"/>
-        <w:shd w:fill="F4F9FC"/>
-      </w:pPr>
-      <w:r>
-        <w:rPr>
-          <w:b w:val="0"/>
-        </w:rPr>
-        <w:t>3. Reject extra powers</w:t>
+        <w:t>Repair a missing building block</w:t>
       </w:r>
     </w:p>
     <w:p>
@@ -3320,381 +4515,25 @@
         <w:pStyle w:val="Heading3"/>
       </w:pPr>
       <w:r>
-        <w:t>My selected conclusion, deciding fact and explanation</w:t>
-      </w:r>
-    </w:p>
-    <w:p>
-      <w:r>
-        <w:t>________________________________________________________________</w:t>
-      </w:r>
-    </w:p>
-    <w:p>
-      <w:r>
-        <w:t>________________________________________________________________</w:t>
-      </w:r>
-    </w:p>
-    <w:p>
-      <w:r>
-        <w:t>________________________________________________________________</w:t>
-      </w:r>
-    </w:p>
-    <w:p>
-      <w:r>
-        <w:t>________________________________________________________________</w:t>
-      </w:r>
-    </w:p>
-    <w:p>
-      <w:r>
-        <w:t>________________________________________________________________</w:t>
-      </w:r>
-    </w:p>
-    <w:p>
-      <w:pPr>
-        <w:pStyle w:val="Heading3"/>
-      </w:pPr>
-      <w:r>
-        <w:t>Hint · try first</w:t>
-      </w:r>
-    </w:p>
-    <w:p>
-      <w:pPr>
-        <w:spacing w:line="336" w:lineRule="auto" w:after="180"/>
-        <w:shd w:fill="F1F6F8"/>
-      </w:pPr>
-      <w:r>
-        <w:rPr>
-          <w:b w:val="0"/>
-        </w:rPr>
-        <w:t>Hint if needed: Read the steps in the pictorial case. Match the supplied detail to the stage that performs or records it.</w:t>
-      </w:r>
-    </w:p>
-    <w:p>
-      <w:pPr>
-        <w:pStyle w:val="Heading3"/>
-      </w:pPr>
-      <w:r>
-        <w:t>Feedback · compare after trying</w:t>
-      </w:r>
-    </w:p>
-    <w:p>
-      <w:pPr>
-        <w:spacing w:line="336" w:lineRule="auto" w:after="180"/>
-        <w:shd w:fill="F1F6FC"/>
-      </w:pPr>
-      <w:r>
-        <w:rPr>
-          <w:b w:val="0"/>
-        </w:rPr>
-        <w:t xml:space="preserve">After your attempt, compare with the supported explanation: Run permitted call Only read S2 may proceed. </w:t>
-      </w:r>
-      <w:r>
-        <w:rPr>
-          <w:b/>
-        </w:rPr>
-        <w:t>Least privilege</w:t>
-      </w:r>
-      <w:r>
-        <w:rPr>
-          <w:b w:val="0"/>
-        </w:rPr>
-        <w:t xml:space="preserve"> limits a component to needed powers. Checking only the verb or only the object would leave a gap.</w:t>
-      </w:r>
-    </w:p>
-    <w:p>
-      <w:pPr>
-        <w:pStyle w:val="Heading3"/>
-      </w:pPr>
-      <w:r>
-        <w:t>Practice 2: explain the deciding evidence</w:t>
-      </w:r>
-    </w:p>
-    <w:p>
-      <w:pPr>
-        <w:pStyle w:val="Heading3"/>
-      </w:pPr>
-      <w:r>
-        <w:t>Changed case · predict first</w:t>
-      </w:r>
-    </w:p>
-    <w:p>
-      <w:pPr>
-        <w:spacing w:line="336" w:lineRule="auto" w:after="180"/>
-        <w:shd w:fill="F5F1FB"/>
-      </w:pPr>
-      <w:r>
-        <w:rPr>
-          <w:b w:val="0"/>
-        </w:rPr>
-        <w:t>Changed-case practice: Add read S5 explicitly to the trusted scope. Which conclusion is supported by the supplied facts?</w:t>
-      </w:r>
-    </w:p>
-    <w:p>
-      <w:pPr>
-        <w:spacing w:line="336" w:lineRule="auto" w:after="180"/>
-        <w:shd w:fill="F4F9FC"/>
-      </w:pPr>
-      <w:r>
-        <w:rPr>
-          <w:b w:val="0"/>
-        </w:rPr>
-        <w:t xml:space="preserve">1. This one example guarantees correct results for every future </w:t>
-      </w:r>
-      <w:r>
-        <w:rPr>
-          <w:b/>
-        </w:rPr>
-        <w:t>input</w:t>
-      </w:r>
-      <w:r>
-        <w:rPr>
-          <w:b w:val="0"/>
-        </w:rPr>
-        <w:t>.</w:t>
-      </w:r>
-    </w:p>
-    <w:p>
-      <w:pPr>
-        <w:spacing w:line="336" w:lineRule="auto" w:after="180"/>
-        <w:shd w:fill="F4F9FC"/>
-      </w:pPr>
-      <w:r>
-        <w:rPr>
-          <w:b w:val="0"/>
-        </w:rPr>
-        <w:t xml:space="preserve">2. We can decide the result without examining the changed </w:t>
-      </w:r>
-      <w:r>
-        <w:rPr>
-          <w:b/>
-        </w:rPr>
-        <w:t>input</w:t>
-      </w:r>
-      <w:r>
-        <w:rPr>
-          <w:b w:val="0"/>
-        </w:rPr>
-        <w:t xml:space="preserve"> or the procedure.</w:t>
-      </w:r>
-    </w:p>
-    <w:p>
-      <w:pPr>
-        <w:spacing w:line="336" w:lineRule="auto" w:after="180"/>
-        <w:shd w:fill="F4F9FC"/>
-      </w:pPr>
-      <w:r>
-        <w:rPr>
-          <w:b w:val="0"/>
-        </w:rPr>
-        <w:t>3. Read S5 becomes permitted; write S2 remains denied.</w:t>
-      </w:r>
-    </w:p>
-    <w:p>
-      <w:pPr>
-        <w:pStyle w:val="Heading3"/>
-      </w:pPr>
-      <w:r>
-        <w:t>My selected conclusion, deciding fact and explanation</w:t>
-      </w:r>
-    </w:p>
-    <w:p>
-      <w:r>
-        <w:t>________________________________________________________________</w:t>
-      </w:r>
-    </w:p>
-    <w:p>
-      <w:r>
-        <w:t>________________________________________________________________</w:t>
-      </w:r>
-    </w:p>
-    <w:p>
-      <w:r>
-        <w:t>________________________________________________________________</w:t>
-      </w:r>
-    </w:p>
-    <w:p>
-      <w:r>
-        <w:t>________________________________________________________________</w:t>
-      </w:r>
-    </w:p>
-    <w:p>
-      <w:r>
-        <w:t>________________________________________________________________</w:t>
-      </w:r>
-    </w:p>
-    <w:p>
-      <w:pPr>
-        <w:pStyle w:val="Heading3"/>
-      </w:pPr>
-      <w:r>
-        <w:t>Hint · try first</w:t>
-      </w:r>
-    </w:p>
-    <w:p>
-      <w:pPr>
-        <w:spacing w:line="336" w:lineRule="auto" w:after="180"/>
-        <w:shd w:fill="F1F6F8"/>
-      </w:pPr>
-      <w:r>
-        <w:rPr>
-          <w:b w:val="0"/>
-        </w:rPr>
-        <w:t>Hint if needed: Use the changed condition and the deciding step in the pictorial trace. The answer must say what follows from those facts.</w:t>
-      </w:r>
-    </w:p>
-    <w:p>
-      <w:pPr>
-        <w:pStyle w:val="Heading3"/>
-      </w:pPr>
-      <w:r>
-        <w:t>Feedback · compare after trying</w:t>
-      </w:r>
-    </w:p>
-    <w:p>
-      <w:pPr>
-        <w:spacing w:line="336" w:lineRule="auto" w:after="180"/>
-        <w:shd w:fill="F1F6FC"/>
-      </w:pPr>
-      <w:r>
-        <w:rPr>
-          <w:b w:val="0"/>
-        </w:rPr>
-        <w:t>After your attempt, compare with the supported explanation: Read S5 becomes permitted; write S2 remains denied. Adding one station does not grant a write operation.</w:t>
-      </w:r>
-    </w:p>
-    <w:p>
-      <w:pPr>
-        <w:pStyle w:val="Heading3"/>
-      </w:pPr>
-      <w:r>
-        <w:t>Repair a missing building block</w:t>
-      </w:r>
-    </w:p>
-    <w:p>
-      <w:pPr>
-        <w:spacing w:line="336" w:lineRule="auto" w:after="180"/>
-      </w:pPr>
-      <w:r>
-        <w:rPr>
-          <w:b w:val="0"/>
-        </w:rPr>
-        <w:t xml:space="preserve">Review Authentication and authorisation (ai-6/5). Goal: Explain the </w:t>
-      </w:r>
-      <w:r>
-        <w:rPr>
-          <w:b/>
-        </w:rPr>
-        <w:t>mechanism</w:t>
-      </w:r>
-      <w:r>
-        <w:rPr>
-          <w:b w:val="0"/>
-        </w:rPr>
-        <w:t xml:space="preserve"> and terminology of authentication and authorisation. Short practice: Explain why Jo’s valid volunteer login does not permit editing C.</w:t>
-      </w:r>
-    </w:p>
-    <w:p>
-      <w:pPr>
-        <w:spacing w:line="336" w:lineRule="auto" w:after="180"/>
-      </w:pPr>
-      <w:r>
-        <w:rPr>
-          <w:b w:val="0"/>
-        </w:rPr>
-        <w:t>Which trusted role change allows the action, and why is a role written in the request insufficient?. Return to this week and explain what you changed.</w:t>
-      </w:r>
-    </w:p>
-    <w:p>
-      <w:pPr>
-        <w:spacing w:line="336" w:lineRule="auto" w:after="180"/>
-      </w:pPr>
-      <w:r>
-        <w:rPr>
-          <w:b w:val="0"/>
-        </w:rPr>
-        <w:t xml:space="preserve">Review Typed contracts and schemas (ai-6/3). Goal: Explain the </w:t>
-      </w:r>
-      <w:r>
-        <w:rPr>
-          <w:b/>
-        </w:rPr>
-        <w:t>mechanism</w:t>
-      </w:r>
-      <w:r>
-        <w:rPr>
-          <w:b w:val="0"/>
-        </w:rPr>
-        <w:t xml:space="preserve"> and terminology of typed contracts and schemas. Short practice: Compare A’s count 4 with B’s count "4".</w:t>
-      </w:r>
-    </w:p>
-    <w:p>
-      <w:pPr>
-        <w:spacing w:line="336" w:lineRule="auto" w:after="180"/>
-      </w:pPr>
-      <w:r>
-        <w:rPr>
-          <w:b w:val="0"/>
-        </w:rPr>
-        <w:t>Which record passes, which gate rejects B, and why does changing A’s count to -1 create a different failure?. Return to this week and explain what you changed.</w:t>
-      </w:r>
-    </w:p>
-    <w:p>
-      <w:pPr>
-        <w:pStyle w:val="Heading3"/>
-      </w:pPr>
-      <w:r>
         <w:t>Keep your completed work</w:t>
       </w:r>
     </w:p>
     <w:p>
       <w:pPr>
-        <w:spacing w:line="336" w:lineRule="auto" w:after="180"/>
-      </w:pPr>
-      <w:r>
-        <w:rPr>
-          <w:b w:val="0"/>
-        </w:rPr>
-        <w:t xml:space="preserve">Use Download completed work in the hosted lesson to export your answers, reflections, practice feedback and code-run </w:t>
-      </w:r>
-      <w:r>
-        <w:rPr>
-          <w:b/>
-        </w:rPr>
-        <w:t>evidence</w:t>
-      </w:r>
-      <w:r>
-        <w:rPr>
-          <w:b w:val="0"/>
-        </w:rPr>
-        <w:t>. Open the HTML copy to read or print it.</w:t>
-      </w:r>
-    </w:p>
-    <w:p>
-      <w:pPr>
-        <w:spacing w:line="336" w:lineRule="auto" w:after="180"/>
-      </w:pPr>
-      <w:r>
-        <w:rPr>
-          <w:b w:val="0"/>
-        </w:rPr>
-        <w:t>Drafts stay in this browser when storage is available; clear drafts on a shared device.</w:t>
-      </w:r>
-    </w:p>
-    <w:p>
-      <w:pPr>
         <w:pStyle w:val="Heading1"/>
       </w:pPr>
       <w:r>
-        <w:t>18. Visual concept journey</w:t>
-      </w:r>
-    </w:p>
-    <w:p>
-      <w:r>
-        <w:t>Explain each Least privilege and tool scopes graphic using its labels, deciding evidence and relevant limitation.</w:t>
-      </w:r>
-    </w:p>
-    <w:p>
-      <w:pPr>
-        <w:pStyle w:val="Heading3"/>
+        <w:t>18. Reference · Six-picture concept journey</w:t>
+      </w:r>
+    </w:p>
+    <w:p>
+      <w:r>
+        <w:t>Choose the picture that supports the current explanation.</w:t>
+      </w:r>
+    </w:p>
+    <w:p>
+      <w:pPr>
+        <w:pStyle w:val="Heading2"/>
       </w:pPr>
       <w:r>
         <w:t>01. Least privilege and tool scopes: the case</w:t>
@@ -3705,7 +4544,7 @@
         <w:drawing>
           <wp:inline xmlns:a="http://schemas.openxmlformats.org/drawingml/2006/main" xmlns:pic="http://schemas.openxmlformats.org/drawingml/2006/picture">
             <wp:extent cx="5486400" cy="2834640"/>
-            <wp:docPr id="2" name="Picture 2" descr="A narrowly scoped weather tool. A school bot holds a token allowing only reading station S2. Supplied facts: Requested calls: read S2, write S2, read S5. Trusted scope is read on S2 only."/>
+            <wp:docPr id="4" name="Picture 4" descr="A narrowly scoped weather tool. A school bot holds a token allowing only reading station S2. Supplied facts: Requested calls: read S2, write S2, read S5. Trusted scope is read on S2 only."/>
             <wp:cNvGraphicFramePr>
               <a:graphicFrameLocks noChangeAspect="1"/>
             </wp:cNvGraphicFramePr>
@@ -3717,7 +4556,7 @@
                     <pic:cNvPicPr/>
                   </pic:nvPicPr>
                   <pic:blipFill>
-                    <a:blip r:embed="rId10"/>
+                    <a:blip r:embed="rId12"/>
                     <a:stretch>
                       <a:fillRect/>
                     </a:stretch>
@@ -3750,7 +4589,6 @@
     <w:p>
       <w:pPr>
         <w:spacing w:line="336" w:lineRule="auto" w:after="180"/>
-        <w:shd w:fill="F5F1FB"/>
       </w:pPr>
       <w:r>
         <w:rPr>
@@ -3761,7 +4599,7 @@
     </w:p>
     <w:p>
       <w:pPr>
-        <w:pStyle w:val="Heading3"/>
+        <w:pStyle w:val="Heading2"/>
       </w:pPr>
       <w:r>
         <w:t>02. Follow the deciding steps</w:t>
@@ -3772,7 +4610,7 @@
         <w:drawing>
           <wp:inline xmlns:a="http://schemas.openxmlformats.org/drawingml/2006/main" xmlns:pic="http://schemas.openxmlformats.org/drawingml/2006/picture">
             <wp:extent cx="5486400" cy="3182112"/>
-            <wp:docPr id="3" name="Picture 3" descr="Match scope: Read S2 matches both the allowed operation and station. → Reject extra powers: Write S2 has the wrong operation; read S5 has the wrong station. → Run permitted call: Only read S2 may proceed."/>
+            <wp:docPr id="5" name="Picture 5" descr="Match scope: Read S2 matches both the allowed operation and station. → Reject extra powers: Write S2 has the wrong operation; read S5 has the wrong station. → Run permitted call: Only read S2 may proceed."/>
             <wp:cNvGraphicFramePr>
               <a:graphicFrameLocks noChangeAspect="1"/>
             </wp:cNvGraphicFramePr>
@@ -3784,7 +4622,7 @@
                     <pic:cNvPicPr/>
                   </pic:nvPicPr>
                   <pic:blipFill>
-                    <a:blip r:embed="rId11"/>
+                    <a:blip r:embed="rId9"/>
                     <a:stretch>
                       <a:fillRect/>
                     </a:stretch>
@@ -3817,7 +4655,6 @@
     <w:p>
       <w:pPr>
         <w:spacing w:line="336" w:lineRule="auto" w:after="180"/>
-        <w:shd w:fill="F5F1FB"/>
       </w:pPr>
       <w:r>
         <w:rPr>
@@ -3840,7 +4677,7 @@
     </w:p>
     <w:p>
       <w:pPr>
-        <w:pStyle w:val="Heading3"/>
+        <w:pStyle w:val="Heading2"/>
       </w:pPr>
       <w:r>
         <w:t>03. Least privilege and tool scopes — evidence trace</w:t>
@@ -3851,7 +4688,7 @@
         <w:drawing>
           <wp:inline xmlns:a="http://schemas.openxmlformats.org/drawingml/2006/main" xmlns:pic="http://schemas.openxmlformats.org/drawingml/2006/picture">
             <wp:extent cx="5486400" cy="2996184"/>
-            <wp:docPr id="4" name="Picture 4" descr="Least privilege and tool scopes — evidence trace. Tool token permits lookup(public-room). A proposed call writes teacher notes. | A reporting assistant may lookup public rooms but may not write records, send messages or read teacher notes. Check actor, operation and resource before executing a proposed call. | Both operation and resource exceed scope; deny before execution, regardless of generated confidence."/>
+            <wp:docPr id="6" name="Picture 6" descr="Least privilege and tool scopes — evidence trace. Tool token permits lookup(public-room). A proposed call writes teacher notes. | A reporting assistant may lookup public rooms but may not write records, send messages or read teacher notes. Check actor, operation and resource before executing a proposed call. | Both operation and resource exceed scope; deny before execution, regardless of generated confidence."/>
             <wp:cNvGraphicFramePr>
               <a:graphicFrameLocks noChangeAspect="1"/>
             </wp:cNvGraphicFramePr>
@@ -3863,7 +4700,7 @@
                     <pic:cNvPicPr/>
                   </pic:nvPicPr>
                   <pic:blipFill>
-                    <a:blip r:embed="rId12"/>
+                    <a:blip r:embed="rId13"/>
                     <a:stretch>
                       <a:fillRect/>
                     </a:stretch>
@@ -3936,7 +4773,6 @@
     <w:p>
       <w:pPr>
         <w:spacing w:line="336" w:lineRule="auto" w:after="180"/>
-        <w:shd w:fill="F5F1FB"/>
       </w:pPr>
       <w:r>
         <w:rPr>
@@ -3947,7 +4783,7 @@
     </w:p>
     <w:p>
       <w:pPr>
-        <w:pStyle w:val="Heading3"/>
+        <w:pStyle w:val="Heading2"/>
       </w:pPr>
       <w:r>
         <w:t>04. Change one thing. Trace what follows.</w:t>
@@ -3958,7 +4794,7 @@
         <w:drawing>
           <wp:inline xmlns:a="http://schemas.openxmlformats.org/drawingml/2006/main" xmlns:pic="http://schemas.openxmlformats.org/drawingml/2006/picture">
             <wp:extent cx="5486400" cy="3026664"/>
-            <wp:docPr id="5" name="Picture 5" descr="Original case: Only read S2 may proceed. Changed condition: Add read S5 explicitly to the trusted scope. Expected result: Read S5 becomes permitted; write S2 remains denied. Reason: Adding one station does not grant a write operation."/>
+            <wp:docPr id="7" name="Picture 7" descr="Original case: Only read S2 may proceed. Changed condition: Add read S5 explicitly to the trusted scope. Expected result: Read S5 becomes permitted; write S2 remains denied. Reason: Adding one station does not grant a write operation."/>
             <wp:cNvGraphicFramePr>
               <a:graphicFrameLocks noChangeAspect="1"/>
             </wp:cNvGraphicFramePr>
@@ -3970,7 +4806,7 @@
                     <pic:cNvPicPr/>
                   </pic:nvPicPr>
                   <pic:blipFill>
-                    <a:blip r:embed="rId13"/>
+                    <a:blip r:embed="rId10"/>
                     <a:stretch>
                       <a:fillRect/>
                     </a:stretch>
@@ -4014,7 +4850,6 @@
     <w:p>
       <w:pPr>
         <w:spacing w:line="336" w:lineRule="auto" w:after="180"/>
-        <w:shd w:fill="F5F1FB"/>
       </w:pPr>
       <w:r>
         <w:rPr>
@@ -4025,7 +4860,7 @@
     </w:p>
     <w:p>
       <w:pPr>
-        <w:pStyle w:val="Heading3"/>
+        <w:pStyle w:val="Heading2"/>
       </w:pPr>
       <w:r>
         <w:t>05. Connect the explanation to its limit</w:t>
@@ -4036,7 +4871,7 @@
         <w:drawing>
           <wp:inline xmlns:a="http://schemas.openxmlformats.org/drawingml/2006/main" xmlns:pic="http://schemas.openxmlformats.org/drawingml/2006/picture">
             <wp:extent cx="5486400" cy="2834640"/>
-            <wp:docPr id="6" name="Picture 6" descr="Least privilege limits a component to needed powers. Checking only the verb or only the object would leave a gap. Limit: A narrowly scoped credential can still be misused within its scope; protect it and inspect permitted actions."/>
+            <wp:docPr id="8" name="Picture 8" descr="Least privilege limits a component to needed powers. Checking only the verb or only the object would leave a gap. Limit: A narrowly scoped credential can still be misused within its scope; protect it and inspect permitted actions."/>
             <wp:cNvGraphicFramePr>
               <a:graphicFrameLocks noChangeAspect="1"/>
             </wp:cNvGraphicFramePr>
@@ -4098,7 +4933,6 @@
     <w:p>
       <w:pPr>
         <w:spacing w:line="336" w:lineRule="auto" w:after="180"/>
-        <w:shd w:fill="F5F1FB"/>
       </w:pPr>
       <w:r>
         <w:rPr>
@@ -4109,7 +4943,7 @@
     </w:p>
     <w:p>
       <w:pPr>
-        <w:pStyle w:val="Heading3"/>
+        <w:pStyle w:val="Heading2"/>
       </w:pPr>
       <w:r>
         <w:t>06. Make the idea visible in your project</w:t>
@@ -4120,7 +4954,7 @@
         <w:drawing>
           <wp:inline xmlns:a="http://schemas.openxmlformats.org/drawingml/2006/main" xmlns:pic="http://schemas.openxmlformats.org/drawingml/2006/picture">
             <wp:extent cx="5486400" cy="3529584"/>
-            <wp:docPr id="7" name="Picture 7" descr="For the Grounded Learning Service, retain an annotated trace and the changed-case result. Name the contract or evidence that makes the deciding step valid, so another team can review it. Draw your input, deciding step, result and limit. Supported question: Classify read S2, write S2 and read S5 as permitted or denied. Identify the operation or station mismatch for each denial, then reconsider after read S5 is added to trusted scope."/>
+            <wp:docPr id="9" name="Picture 9" descr="For the Grounded Learning Service, retain an annotated trace and the changed-case result. Name the contract or evidence that makes the deciding step valid, so another team can review it. Draw your input, deciding step, result and limit. Supported question: Classify read S2, write S2 and read S5 as permitted or denied. Identify the operation or station mismatch for each denial, then reconsider after read S5 is added to trusted scope."/>
             <wp:cNvGraphicFramePr>
               <a:graphicFrameLocks noChangeAspect="1"/>
             </wp:cNvGraphicFramePr>
@@ -4211,7 +5045,6 @@
     <w:p>
       <w:pPr>
         <w:spacing w:line="336" w:lineRule="auto" w:after="180"/>
-        <w:shd w:fill="F5F1FB"/>
       </w:pPr>
       <w:r>
         <w:rPr>
@@ -4230,6 +5063,62 @@
           <w:b w:val="0"/>
         </w:rPr>
         <w:t>.</w:t>
+      </w:r>
+    </w:p>
+    <w:p>
+      <w:pPr>
+        <w:pStyle w:val="Heading2"/>
+      </w:pPr>
+      <w:r>
+        <w:t>Earlier wording, alternatives and picture transcripts · reference / check after trying</w:t>
+      </w:r>
+    </w:p>
+    <w:p>
+      <w:pPr>
+        <w:pStyle w:val="Heading3"/>
+      </w:pPr>
+      <w:r>
+        <w:t>01. Least privilege and tool scopes: the case</w:t>
+      </w:r>
+    </w:p>
+    <w:p>
+      <w:pPr>
+        <w:pStyle w:val="Heading3"/>
+      </w:pPr>
+      <w:r>
+        <w:t>02. Follow the deciding steps</w:t>
+      </w:r>
+    </w:p>
+    <w:p>
+      <w:pPr>
+        <w:pStyle w:val="Heading3"/>
+      </w:pPr>
+      <w:r>
+        <w:t>03. Least privilege and tool scopes — evidence trace</w:t>
+      </w:r>
+    </w:p>
+    <w:p>
+      <w:pPr>
+        <w:pStyle w:val="Heading3"/>
+      </w:pPr>
+      <w:r>
+        <w:t>04. Change one thing. Trace what follows.</w:t>
+      </w:r>
+    </w:p>
+    <w:p>
+      <w:pPr>
+        <w:pStyle w:val="Heading3"/>
+      </w:pPr>
+      <w:r>
+        <w:t>05. Connect the explanation to its limit</w:t>
+      </w:r>
+    </w:p>
+    <w:p>
+      <w:pPr>
+        <w:pStyle w:val="Heading3"/>
+      </w:pPr>
+      <w:r>
+        <w:t>06. Make the idea visible in your project</w:t>
       </w:r>
     </w:p>
     <w:sectPr>
